--- a/Books/Stories/ThePrincessAndTheNewType/Book_ThePrincessAndTheNewType.docx
+++ b/Books/Stories/ThePrincessAndTheNewType/Book_ThePrincessAndTheNewType.docx
@@ -170,7 +170,7 @@
       <w:r>
         <w:fldChar w:fldCharType="separate"/>
       </w:r>
-      <w:hyperlink w:anchor="_Toc174653271" w:history="1">
+      <w:hyperlink w:anchor="_Toc215606355" w:history="1">
         <w:r>
           <w:rPr>
             <w:rStyle w:val="Hyperlink"/>
@@ -197,7 +197,7 @@
             <w:noProof/>
             <w:webHidden/>
           </w:rPr>
-          <w:instrText xml:space="preserve"> PAGEREF _Toc174653271 \h </w:instrText>
+          <w:instrText xml:space="preserve"> PAGEREF _Toc215606355 \h </w:instrText>
         </w:r>
         <w:r>
           <w:rPr>
@@ -237,7 +237,7 @@
           <w:sz w:val="22"/>
         </w:rPr>
       </w:pPr>
-      <w:hyperlink w:anchor="_Toc174653272" w:history="1">
+      <w:hyperlink w:anchor="_Toc215606356" w:history="1">
         <w:r>
           <w:rPr>
             <w:rStyle w:val="Hyperlink"/>
@@ -264,7 +264,7 @@
             <w:noProof/>
             <w:webHidden/>
           </w:rPr>
-          <w:instrText xml:space="preserve"> PAGEREF _Toc174653272 \h </w:instrText>
+          <w:instrText xml:space="preserve"> PAGEREF _Toc215606356 \h </w:instrText>
         </w:r>
         <w:r>
           <w:rPr>
@@ -403,7 +403,7 @@
       <w:pPr>
         <w:pStyle w:val="H2"/>
       </w:pPr>
-      <w:bookmarkStart w:id="0" w:name="_Toc174653271"/>
+      <w:bookmarkStart w:id="0" w:name="_Toc215606355"/>
       <w:r>
         <w:lastRenderedPageBreak/>
         <w:t xml:space="preserve">1. </w:t>
@@ -999,10 +999,16 @@
         <w:t xml:space="preserve">. I could get there in </w:t>
       </w:r>
       <w:r>
-        <w:t>two</w:t>
-      </w:r>
-      <w:r>
-        <w:t xml:space="preserve"> to three </w:t>
+        <w:t>three</w:t>
+      </w:r>
+      <w:r>
+        <w:t xml:space="preserve"> to </w:t>
+      </w:r>
+      <w:r>
+        <w:t>four</w:t>
+      </w:r>
+      <w:r>
+        <w:t xml:space="preserve"> </w:t>
       </w:r>
       <w:r>
         <w:t xml:space="preserve">hours </w:t>
@@ -1166,429 +1172,431 @@
         <w:t xml:space="preserve"> to computers. </w:t>
       </w:r>
       <w:r>
-        <w:t xml:space="preserve">Just because your memories have been copied, doesn’t mean you won’t die. </w:t>
-      </w:r>
-      <w:r>
-        <w:t xml:space="preserve">Well, </w:t>
+        <w:t>Just because your memories have been copied, doesn’t mean you won’t die.</w:t>
+      </w:r>
+    </w:p>
+    <w:p>
+      <w:r>
+        <w:t>“It’s like those people who thought cameras could capture souls.</w:t>
+      </w:r>
+    </w:p>
+    <w:p>
+      <w:r>
+        <w:t>“</w:t>
+      </w:r>
+      <w:r>
+        <w:t>Well, to each their own I guess.</w:t>
+      </w:r>
+      <w:r>
+        <w:t>”</w:t>
+      </w:r>
+    </w:p>
+    <w:p>
+      <w:r>
+        <w:t>Mr. Jackson arrived with the paperwork.</w:t>
+      </w:r>
+    </w:p>
+    <w:p>
+      <w:r>
+        <w:t>“</w:t>
+      </w:r>
+      <w:r>
+        <w:t>Actually,</w:t>
+      </w:r>
+      <w:r>
+        <w:t xml:space="preserve"> it has practical medical benefits,” Dr. Harry said. “We </w:t>
+      </w:r>
+      <w:r>
+        <w:t xml:space="preserve">intend to use it to preserve human </w:t>
+      </w:r>
+      <w:r>
+        <w:t xml:space="preserve">organs. That’s a major problem right now in </w:t>
+      </w:r>
+      <w:r>
+        <w:t xml:space="preserve">transplant </w:t>
+      </w:r>
+      <w:r>
+        <w:t>medicine</w:t>
+      </w:r>
+      <w:r>
+        <w:t>, since organ shelf life is so short</w:t>
+      </w:r>
+      <w:r>
+        <w:t>. Please follow me.”</w:t>
+      </w:r>
+    </w:p>
+    <w:p>
+      <w:r>
+        <w:t xml:space="preserve">In the medical lab, Dr. </w:t>
+      </w:r>
+      <w:r>
+        <w:t>Jones</w:t>
+      </w:r>
+      <w:r>
+        <w:t xml:space="preserve"> collected bottles, syringes and other items and placed them in a travel bag</w:t>
+      </w:r>
+      <w:r>
+        <w:t>.</w:t>
+      </w:r>
+      <w:r>
+        <w:t xml:space="preserve"> </w:t>
+      </w:r>
+      <w:r>
+        <w:t xml:space="preserve">At the same </w:t>
+      </w:r>
+      <w:r>
+        <w:t>time,</w:t>
+      </w:r>
+      <w:r>
+        <w:t xml:space="preserve"> he explained the importance of his research.</w:t>
+      </w:r>
+      <w:r>
+        <w:t xml:space="preserve"> She ignored the scientist’s ramblings. She was only interested in nurturing life, not preserving it in bottles.</w:t>
+      </w:r>
+    </w:p>
+    <w:p>
+      <w:r>
+        <w:t>Lee was waiting for them in the garage module. “Better make a pit stop. It’s a long trip,” Lee warned.</w:t>
+      </w:r>
+    </w:p>
+    <w:p>
+      <w:r>
+        <w:t>Leah frowned but did as instructed.</w:t>
+      </w:r>
+    </w:p>
+    <w:p>
+      <w:r>
+        <w:t xml:space="preserve">Pit stop complete, Leah returned </w:t>
+      </w:r>
+      <w:r>
+        <w:t>and donned her Antarctic clothes. At the same time Lee lectured her. “Pay attention to ground conditions. You’ve never driven this long</w:t>
+      </w:r>
+      <w:r>
+        <w:t xml:space="preserve"> before</w:t>
+      </w:r>
+      <w:r>
+        <w:t xml:space="preserve">. </w:t>
+      </w:r>
+      <w:r>
+        <w:t xml:space="preserve">And you’re alone. </w:t>
+      </w:r>
+      <w:r>
+        <w:t xml:space="preserve">Also don’t drive too fast. </w:t>
+      </w:r>
+      <w:r>
+        <w:t>An accident at high speeds can be fatal. You have 18 hours at least before the storm. There is no need to rush…”</w:t>
+      </w:r>
+    </w:p>
+    <w:p>
+      <w:r>
+        <w:t>Leah felt annoyed but said nothing. She knew the commander was worried for her safety.</w:t>
+      </w:r>
+    </w:p>
+    <w:p>
+      <w:r>
+        <w:lastRenderedPageBreak/>
+        <w:t xml:space="preserve">Leah got on </w:t>
+      </w:r>
+      <w:r>
+        <w:t>a</w:t>
+      </w:r>
+      <w:r>
+        <w:t xml:space="preserve"> snowmobile and zoomed off. Leah had no interest in the doctor’s research.</w:t>
+      </w:r>
+    </w:p>
+    <w:p>
+      <w:r>
+        <w:t xml:space="preserve">The first </w:t>
+      </w:r>
+      <w:r>
+        <w:t>hour</w:t>
+      </w:r>
+      <w:r>
+        <w:t xml:space="preserve"> of the trip was uneventful.</w:t>
+      </w:r>
+      <w:r>
+        <w:t xml:space="preserve"> </w:t>
+      </w:r>
+      <w:r>
+        <w:t>Leah entertained herself by listening to music as she zoomed over a frozen wasteland. The destination was a station on an unstable glacier.</w:t>
+      </w:r>
+    </w:p>
+    <w:p>
+      <w:r>
+        <w:t xml:space="preserve">Overhead, an aurora danced. As time passed, the aurora intensified, turning the </w:t>
+      </w:r>
+      <w:r>
+        <w:t xml:space="preserve">perpetual </w:t>
+      </w:r>
+      <w:r>
+        <w:t xml:space="preserve">evening </w:t>
+      </w:r>
+      <w:r>
+        <w:t xml:space="preserve">of the frozen south </w:t>
+      </w:r>
+      <w:r>
+        <w:t xml:space="preserve">into </w:t>
+      </w:r>
+      <w:r>
+        <w:t>a winter wonderland</w:t>
+      </w:r>
+      <w:r>
+        <w:t>.</w:t>
+      </w:r>
+    </w:p>
+    <w:p>
+      <w:r>
+        <w:t xml:space="preserve">“Amazing,” Leah murmured as she stared at the sky. </w:t>
+      </w:r>
+      <w:r>
+        <w:t>She had no idea auroras could be so intense. Was that lightning in a clear sky?</w:t>
+      </w:r>
+    </w:p>
+    <w:p>
+      <w:r>
+        <w:t xml:space="preserve">Another hour passed as Leah enjoyed her music to a </w:t>
+      </w:r>
+      <w:r>
+        <w:t xml:space="preserve">kaleidoscope </w:t>
+      </w:r>
+      <w:r>
+        <w:t>of colors.</w:t>
+      </w:r>
+    </w:p>
+    <w:p>
+      <w:r>
+        <w:t xml:space="preserve">Leah’s </w:t>
+      </w:r>
+      <w:r>
+        <w:t>radio</w:t>
+      </w:r>
+      <w:r>
+        <w:t xml:space="preserve"> </w:t>
+      </w:r>
+      <w:r>
+        <w:t>buzzed</w:t>
+      </w:r>
+      <w:r>
+        <w:t>. “</w:t>
+      </w:r>
+      <w:r>
+        <w:t xml:space="preserve">Leah, this is Rob,” </w:t>
+      </w:r>
+      <w:r>
+        <w:t>Lee</w:t>
+      </w:r>
+      <w:r>
+        <w:t xml:space="preserve"> said through her headphones. “We have bad news. A major storm, coming out of nowhere is brewing.”</w:t>
+      </w:r>
+    </w:p>
+    <w:p>
+      <w:r>
+        <w:t>“What should I do?” Leah asked in concern.</w:t>
+      </w:r>
+    </w:p>
+    <w:p>
+      <w:r>
+        <w:t xml:space="preserve">“We aren’t sure,” </w:t>
+      </w:r>
+      <w:r>
+        <w:t>Lee</w:t>
+      </w:r>
+      <w:r>
+        <w:t xml:space="preserve"> said. “You are </w:t>
+      </w:r>
+      <w:r>
+        <w:t>less than 65 KM</w:t>
+      </w:r>
+      <w:r>
+        <w:t xml:space="preserve"> </w:t>
+      </w:r>
+      <w:r>
+        <w:t>from</w:t>
+      </w:r>
+      <w:r>
+        <w:t xml:space="preserve"> the Sidney station. However, the going will become more treacherous. If you fall into a crack, you could be lost forever. </w:t>
+      </w:r>
+      <w:r>
+        <w:t>However,</w:t>
+      </w:r>
+      <w:r>
+        <w:t xml:space="preserve"> if you return, you face the full force of the storm.”</w:t>
+      </w:r>
+    </w:p>
+    <w:p>
+      <w:r>
+        <w:t>“My uncle would never turn back, and neither will I,” Leah said</w:t>
+      </w:r>
+      <w:r>
+        <w:t xml:space="preserve"> confidently</w:t>
+      </w:r>
+      <w:r>
+        <w:t>. “By the way, why is the aurora so intense? Is it related to the coming storm?”</w:t>
+      </w:r>
+    </w:p>
+    <w:p>
+      <w:r>
+        <w:t xml:space="preserve">“Of course not,” atmospheric scientist Dr. Brunel </w:t>
+      </w:r>
+      <w:r>
+        <w:t>denied</w:t>
+      </w:r>
+      <w:r>
+        <w:t xml:space="preserve"> firmly. </w:t>
+      </w:r>
+      <w:r>
+        <w:t>“</w:t>
+      </w:r>
+      <w:r>
+        <w:t xml:space="preserve">There is no relationship between </w:t>
+      </w:r>
+      <w:r>
+        <w:t xml:space="preserve">the aurora </w:t>
+      </w:r>
+      <w:r>
+        <w:t>and the weather. It’s just hard to forecast the weather, which is why I’m working here.”</w:t>
+      </w:r>
+    </w:p>
+    <w:p>
+      <w:r>
+        <w:lastRenderedPageBreak/>
+        <w:t xml:space="preserve">“Leah, if you’re in danger of freezing to death, </w:t>
       </w:r>
       <w:proofErr w:type="gramStart"/>
       <w:r>
-        <w:t>to each their own</w:t>
+        <w:t>inject</w:t>
       </w:r>
       <w:proofErr w:type="gramEnd"/>
       <w:r>
-        <w:t xml:space="preserve"> I guess.</w:t>
-      </w:r>
-      <w:r>
-        <w:t>”</w:t>
-      </w:r>
-    </w:p>
-    <w:p>
-      <w:r>
-        <w:t>Mr. Jackson arrived with the paperwork.</w:t>
-      </w:r>
-    </w:p>
-    <w:p>
-      <w:r>
-        <w:t>“</w:t>
-      </w:r>
-      <w:r>
-        <w:t>Actually,</w:t>
-      </w:r>
-      <w:r>
-        <w:t xml:space="preserve"> it has practical medical benefits,” Dr. Harry said. “We </w:t>
-      </w:r>
-      <w:r>
-        <w:t xml:space="preserve">intend to use it to preserve human </w:t>
-      </w:r>
-      <w:r>
-        <w:t xml:space="preserve">organs. That’s a major problem right now in </w:t>
-      </w:r>
-      <w:r>
-        <w:t xml:space="preserve">transplant </w:t>
-      </w:r>
-      <w:r>
-        <w:t>medicine</w:t>
-      </w:r>
-      <w:r>
-        <w:t>, since organ shelf life is so short</w:t>
-      </w:r>
-      <w:r>
-        <w:t>. Please follow me.”</w:t>
-      </w:r>
-    </w:p>
-    <w:p>
-      <w:r>
-        <w:t xml:space="preserve">In the medical lab, Dr. </w:t>
+        <w:t xml:space="preserve"> yourself with the J47</w:t>
+      </w:r>
+      <w:r>
+        <w:t>k</w:t>
+      </w:r>
+      <w:r>
+        <w:t xml:space="preserve">SJ </w:t>
+      </w:r>
+      <w:r>
+        <w:t>serum</w:t>
+      </w:r>
+      <w:r>
+        <w:t xml:space="preserve">.” Dr. </w:t>
       </w:r>
       <w:r>
         <w:t>Jones</w:t>
       </w:r>
       <w:r>
-        <w:t xml:space="preserve"> collected bottles, syringes and other items and placed them in a travel bag</w:t>
-      </w:r>
-      <w:r>
-        <w:t>.</w:t>
+        <w:t xml:space="preserve"> gave detailed instructions. “Good luck dear. I hope you won’t be our first human trial.”</w:t>
+      </w:r>
+    </w:p>
+    <w:p>
+      <w:r>
+        <w:t xml:space="preserve">Leah signed off. A moment later she felt very cold and lonely. </w:t>
+      </w:r>
+      <w:r>
+        <w:t xml:space="preserve">She was all alone in a desolate wasteland. </w:t>
+      </w:r>
+      <w:r>
+        <w:t xml:space="preserve">Why did she volunteer? The answer was simple. Everyone </w:t>
+      </w:r>
+      <w:r>
+        <w:t xml:space="preserve">viewed her as </w:t>
+      </w:r>
+      <w:r>
+        <w:t>a useless child</w:t>
+      </w:r>
+      <w:r>
+        <w:t xml:space="preserve"> who was only there because of her uncle</w:t>
+      </w:r>
+      <w:r>
+        <w:t xml:space="preserve">’s </w:t>
+      </w:r>
+      <w:r>
+        <w:t>influence,</w:t>
+      </w:r>
+      <w:r>
+        <w:t xml:space="preserve"> and</w:t>
+      </w:r>
+      <w:r>
+        <w:t xml:space="preserve"> she wanted to prove herself.</w:t>
+      </w:r>
+    </w:p>
+    <w:p>
+      <w:r>
+        <w:t xml:space="preserve">The wind picked up and storm clouds formed overhead. Fighting panic, Leah opened the medical pack and prepared a syringe of J47kSJ and one of </w:t>
+      </w:r>
+      <w:r>
+        <w:t>adrenaline</w:t>
+      </w:r>
+      <w:r>
+        <w:t xml:space="preserve">. </w:t>
+      </w:r>
+      <w:r>
+        <w:t>She prepared a second syringe of J47kSJ for good luck.</w:t>
+      </w:r>
+    </w:p>
+    <w:p>
+      <w:r>
+        <w:t>The winds howled around Leah as she navigated through a blinding storm. Just then the GPS gave out.</w:t>
+      </w:r>
+    </w:p>
+    <w:p>
+      <w:r>
+        <w:t>Leah slowed down to a crawl, wondering what she should do. She couldn’t set up a tent, since the winds were too strong.</w:t>
+      </w:r>
+    </w:p>
+    <w:p>
+      <w:r>
+        <w:t>Just then the ground gave way. Screaming, Leah plummeted hundreds of feet into a crack.</w:t>
       </w:r>
       <w:r>
         <w:t xml:space="preserve"> </w:t>
       </w:r>
       <w:r>
-        <w:t xml:space="preserve">At the same </w:t>
-      </w:r>
-      <w:r>
-        <w:t>time,</w:t>
-      </w:r>
-      <w:r>
-        <w:t xml:space="preserve"> he explained the importance of his research.</w:t>
-      </w:r>
-      <w:r>
-        <w:t xml:space="preserve"> She ignored the scientist’s ramblings. She was only interested in nurturing life, not preserving it in bottles.</w:t>
-      </w:r>
-    </w:p>
-    <w:p>
-      <w:r>
-        <w:t>Lee was waiting for them in the garage module. “Better make a pit stop. It’s a long trip,” Lee warned.</w:t>
-      </w:r>
-    </w:p>
-    <w:p>
-      <w:r>
-        <w:t>Leah frowned but did as instructed.</w:t>
-      </w:r>
-    </w:p>
-    <w:p>
-      <w:r>
-        <w:t xml:space="preserve">Pit stop complete, Leah returned </w:t>
-      </w:r>
-      <w:r>
-        <w:t>and donned her Antarctic clothes. At the same time Lee lectured her. “Pay attention to ground conditions. You’ve never driven this long</w:t>
-      </w:r>
-      <w:r>
-        <w:t xml:space="preserve"> before</w:t>
-      </w:r>
-      <w:r>
-        <w:t xml:space="preserve">. </w:t>
-      </w:r>
-      <w:r>
-        <w:t xml:space="preserve">And you’re alone. </w:t>
-      </w:r>
-      <w:r>
-        <w:t xml:space="preserve">Also don’t drive too fast. </w:t>
-      </w:r>
-      <w:r>
-        <w:t>An accident at high speeds can be fatal. You have 18 hours at least before the storm. There is no need to rush…”</w:t>
-      </w:r>
-    </w:p>
-    <w:p>
-      <w:r>
-        <w:t>Leah felt annoyed but said nothing. She knew the commander was worried for her safety.</w:t>
-      </w:r>
-    </w:p>
-    <w:p>
-      <w:r>
-        <w:t xml:space="preserve">Leah got on </w:t>
-      </w:r>
-      <w:r>
-        <w:t>a</w:t>
-      </w:r>
-      <w:r>
-        <w:t xml:space="preserve"> snowmobile and zoomed off. Leah had no interest in the doctor’s research.</w:t>
+        <w:t xml:space="preserve">She hit a river of freezing water and </w:t>
+      </w:r>
+      <w:r>
+        <w:t>had the breath knocked out of her.</w:t>
+      </w:r>
+    </w:p>
+    <w:p>
+      <w:r>
+        <w:t>Struggling desperately to breathe, Leah held onto the snowmobile for dear life.</w:t>
+      </w:r>
+    </w:p>
+    <w:p>
+      <w:r>
+        <w:t xml:space="preserve">Pitch darkness squeezed in on Leah, </w:t>
+      </w:r>
+      <w:r>
+        <w:t xml:space="preserve">only </w:t>
+      </w:r>
+      <w:r>
+        <w:t>held back by the headlights of the snowmobile she clung to. Eventually the batteries would die, but not before she did.</w:t>
+      </w:r>
+    </w:p>
+    <w:p>
+      <w:r>
+        <w:t xml:space="preserve">After agonizing minutes, Leah </w:t>
+      </w:r>
+      <w:r>
+        <w:t>finally overcame the cold enough to move. Resigning herself to an unavoidable fate, she opened the medical bag.</w:t>
       </w:r>
     </w:p>
     <w:p>
       <w:r>
         <w:lastRenderedPageBreak/>
-        <w:t xml:space="preserve">The first </w:t>
-      </w:r>
-      <w:r>
-        <w:t>hour</w:t>
-      </w:r>
-      <w:r>
-        <w:t xml:space="preserve"> of the trip was uneventful.</w:t>
-      </w:r>
-      <w:r>
-        <w:t xml:space="preserve"> </w:t>
-      </w:r>
-      <w:r>
-        <w:t>Leah entertained herself by listening to music as she zoomed over a frozen wasteland. The destination was a station on an unstable glacier.</w:t>
-      </w:r>
-    </w:p>
-    <w:p>
-      <w:r>
-        <w:t xml:space="preserve">Overhead, an aurora danced. As time passed, the aurora intensified, turning the </w:t>
-      </w:r>
-      <w:r>
-        <w:t xml:space="preserve">perpetual </w:t>
-      </w:r>
-      <w:r>
-        <w:t xml:space="preserve">evening </w:t>
-      </w:r>
-      <w:r>
-        <w:t xml:space="preserve">of the frozen south </w:t>
-      </w:r>
-      <w:r>
-        <w:t xml:space="preserve">into </w:t>
-      </w:r>
-      <w:r>
-        <w:t>a winter wonderland</w:t>
-      </w:r>
-      <w:r>
-        <w:t>.</w:t>
-      </w:r>
-    </w:p>
-    <w:p>
-      <w:r>
-        <w:t xml:space="preserve">“Amazing,” Leah murmured as she stared at the sky. </w:t>
-      </w:r>
-      <w:r>
-        <w:t>She had no idea auroras could be so intense. Was that lightning in a clear sky?</w:t>
-      </w:r>
-    </w:p>
-    <w:p>
-      <w:r>
-        <w:t xml:space="preserve">Another hour passed as Leah enjoyed her music to a </w:t>
-      </w:r>
-      <w:r>
-        <w:t xml:space="preserve">kaleidoscope </w:t>
-      </w:r>
-      <w:r>
-        <w:t>of colors.</w:t>
-      </w:r>
-    </w:p>
-    <w:p>
-      <w:r>
-        <w:t xml:space="preserve">Leah’s </w:t>
-      </w:r>
-      <w:r>
-        <w:t>radio</w:t>
-      </w:r>
-      <w:r>
-        <w:t xml:space="preserve"> </w:t>
-      </w:r>
-      <w:r>
-        <w:t>buzzed</w:t>
-      </w:r>
-      <w:r>
-        <w:t>. “</w:t>
-      </w:r>
-      <w:r>
-        <w:t xml:space="preserve">Leah, this is Rob,” </w:t>
-      </w:r>
-      <w:r>
-        <w:t>Lee</w:t>
-      </w:r>
-      <w:r>
-        <w:t xml:space="preserve"> said through her headphones. “We have bad news. A major storm, coming out of nowhere is brewing.”</w:t>
-      </w:r>
-    </w:p>
-    <w:p>
-      <w:r>
-        <w:t>“What should I do?” Leah asked in concern.</w:t>
-      </w:r>
-    </w:p>
-    <w:p>
-      <w:r>
-        <w:t xml:space="preserve">“We aren’t sure,” </w:t>
-      </w:r>
-      <w:r>
-        <w:t>Lee</w:t>
-      </w:r>
-      <w:r>
-        <w:t xml:space="preserve"> said. “You are </w:t>
-      </w:r>
-      <w:r>
-        <w:t>less than 65 KM</w:t>
-      </w:r>
-      <w:r>
-        <w:t xml:space="preserve"> </w:t>
-      </w:r>
-      <w:r>
-        <w:t>from</w:t>
-      </w:r>
-      <w:r>
-        <w:t xml:space="preserve"> the Sidney station. However, the going will become more treacherous. If you fall into a crack, you could be lost forever. </w:t>
-      </w:r>
-      <w:r>
-        <w:t>However,</w:t>
-      </w:r>
-      <w:r>
-        <w:t xml:space="preserve"> if you return, you face the full force of the storm.”</w:t>
-      </w:r>
-    </w:p>
-    <w:p>
-      <w:r>
-        <w:t>“My uncle would never turn back, and neither will I,” Leah said</w:t>
-      </w:r>
-      <w:r>
-        <w:t xml:space="preserve"> confidently</w:t>
-      </w:r>
-      <w:r>
-        <w:t>. “By the way, why is the aurora so intense? Is it related to the coming storm?”</w:t>
-      </w:r>
-    </w:p>
-    <w:p>
-      <w:r>
-        <w:t xml:space="preserve">“Of course not,” atmospheric scientist Dr. Brunel </w:t>
-      </w:r>
-      <w:r>
-        <w:t>denied</w:t>
-      </w:r>
-      <w:r>
-        <w:t xml:space="preserve"> firmly. </w:t>
-      </w:r>
-      <w:r>
-        <w:t>“</w:t>
-      </w:r>
-      <w:r>
-        <w:t xml:space="preserve">There is no relationship between </w:t>
-      </w:r>
-      <w:r>
-        <w:t xml:space="preserve">the aurora </w:t>
-      </w:r>
-      <w:r>
-        <w:t>and the weather. It’s just hard to forecast the weather, which is why I’m working here.”</w:t>
-      </w:r>
-    </w:p>
-    <w:p>
-      <w:r>
-        <w:t xml:space="preserve">“Leah, if you’re in danger of freezing to death, </w:t>
-      </w:r>
-      <w:proofErr w:type="gramStart"/>
-      <w:r>
-        <w:t>inject</w:t>
-      </w:r>
-      <w:proofErr w:type="gramEnd"/>
-      <w:r>
-        <w:t xml:space="preserve"> yourself with the J47</w:t>
-      </w:r>
-      <w:r>
-        <w:t>k</w:t>
-      </w:r>
-      <w:r>
-        <w:t xml:space="preserve">SJ </w:t>
+        <w:t xml:space="preserve">With barely functioning fingers Leah injected herself with the J47kSJ </w:t>
       </w:r>
       <w:r>
         <w:t>serum</w:t>
       </w:r>
       <w:r>
-        <w:t xml:space="preserve">.” Dr. </w:t>
-      </w:r>
-      <w:r>
-        <w:t>Jones</w:t>
-      </w:r>
-      <w:r>
-        <w:t xml:space="preserve"> gave detailed instructions. “Good luck dear. I hope you won’t be our first human trial.”</w:t>
-      </w:r>
-    </w:p>
-    <w:p>
-      <w:r>
-        <w:lastRenderedPageBreak/>
-        <w:t xml:space="preserve">Leah signed off. A moment later she felt very cold and lonely. </w:t>
-      </w:r>
-      <w:r>
-        <w:t xml:space="preserve">She was all alone in a desolate wasteland. </w:t>
-      </w:r>
-      <w:r>
-        <w:t xml:space="preserve">Why did she volunteer? The answer was simple. Everyone </w:t>
-      </w:r>
-      <w:r>
-        <w:t xml:space="preserve">viewed her as </w:t>
-      </w:r>
-      <w:r>
-        <w:t>a useless child</w:t>
-      </w:r>
-      <w:r>
-        <w:t xml:space="preserve"> who was only there because of her uncle</w:t>
-      </w:r>
-      <w:r>
-        <w:t xml:space="preserve">’s </w:t>
-      </w:r>
-      <w:r>
-        <w:t>influence,</w:t>
-      </w:r>
-      <w:r>
-        <w:t xml:space="preserve"> and</w:t>
-      </w:r>
-      <w:r>
-        <w:t xml:space="preserve"> she wanted to prove herself.</w:t>
-      </w:r>
-    </w:p>
-    <w:p>
-      <w:r>
-        <w:t xml:space="preserve">The wind picked up and storm clouds formed overhead. Fighting panic, Leah opened the medical pack and prepared a syringe of J47kSJ and one of </w:t>
-      </w:r>
-      <w:r>
-        <w:t>adrenaline</w:t>
-      </w:r>
-      <w:r>
-        <w:t xml:space="preserve">. </w:t>
-      </w:r>
-      <w:r>
-        <w:t>She prepared a second syringe of J47kSJ for good luck.</w:t>
-      </w:r>
-    </w:p>
-    <w:p>
-      <w:r>
-        <w:t>The winds howled around Leah as she navigated through a blinding storm. Just then the GPS gave out.</w:t>
-      </w:r>
-    </w:p>
-    <w:p>
-      <w:r>
-        <w:t>Leah slowed down to a crawl, wondering what she should do. She couldn’t set up a tent, since the winds were too strong.</w:t>
-      </w:r>
-    </w:p>
-    <w:p>
-      <w:r>
-        <w:t>Just then the ground gave way. Screaming, Leah plummeted hundreds of feet into a crack.</w:t>
-      </w:r>
-      <w:r>
-        <w:t xml:space="preserve"> </w:t>
-      </w:r>
-      <w:r>
-        <w:t xml:space="preserve">She hit a river of freezing water and </w:t>
-      </w:r>
-      <w:r>
-        <w:t>had the breath knocked out of her.</w:t>
-      </w:r>
-    </w:p>
-    <w:p>
-      <w:r>
-        <w:t>Struggling desperately to breathe, Leah held onto the snowmobile for dear life.</w:t>
-      </w:r>
-    </w:p>
-    <w:p>
-      <w:r>
-        <w:t xml:space="preserve">Pitch darkness squeezed in on Leah, </w:t>
-      </w:r>
-      <w:r>
-        <w:t xml:space="preserve">only </w:t>
-      </w:r>
-      <w:r>
-        <w:t>held back by the headlights of the snowmobile she clung to. Eventually the batteries would die, but not before she did.</w:t>
-      </w:r>
-    </w:p>
-    <w:p>
-      <w:r>
-        <w:t xml:space="preserve">After agonizing minutes, Leah </w:t>
-      </w:r>
-      <w:r>
-        <w:t>finally overcame the cold enough to move. Resigning herself to an unavoidable fate, she opened the medical bag.</w:t>
-      </w:r>
-    </w:p>
-    <w:p>
-      <w:r>
-        <w:t xml:space="preserve">With barely functioning fingers Leah injected herself with the J47kSJ </w:t>
-      </w:r>
-      <w:r>
-        <w:t>serum</w:t>
-      </w:r>
-      <w:r>
         <w:t>. Now for the scary part – she had to get rid of her clothes. Her core had to drop to freezing as fast as possible while her heart still pumped.</w:t>
       </w:r>
     </w:p>
     <w:p>
       <w:r>
-        <w:lastRenderedPageBreak/>
         <w:t xml:space="preserve">As </w:t>
       </w:r>
       <w:r>
@@ -1770,6 +1778,7 @@
     </w:p>
     <w:p>
       <w:r>
+        <w:lastRenderedPageBreak/>
         <w:t xml:space="preserve">Concepts of </w:t>
       </w:r>
       <w:r>
@@ -1788,7 +1797,7 @@
       <w:pPr>
         <w:pStyle w:val="H2"/>
       </w:pPr>
-      <w:bookmarkStart w:id="1" w:name="_Toc174653272"/>
+      <w:bookmarkStart w:id="1" w:name="_Toc215606356"/>
       <w:r>
         <w:lastRenderedPageBreak/>
         <w:t>Revival</w:t>
@@ -4728,15 +4737,7 @@
         <w:t>Barbara</w:t>
       </w:r>
       <w:r>
-        <w:t xml:space="preserve"> said, patting Leah on the back. “I know </w:t>
-      </w:r>
-      <w:proofErr w:type="gramStart"/>
-      <w:r>
-        <w:t>it’s</w:t>
-      </w:r>
-      <w:proofErr w:type="gramEnd"/>
-      <w:r>
-        <w:t xml:space="preserve"> hard looking at this.”</w:t>
+        <w:t xml:space="preserve"> said, patting Leah on the back. “I know it’s hard looking at this.”</w:t>
       </w:r>
     </w:p>
     <w:p>
@@ -7359,7 +7360,7 @@
             <w:rPr>
               <w:noProof/>
             </w:rPr>
-            <w:t>3</w:t>
+            <w:t>5</w:t>
           </w:r>
         </w:fldSimple>
       </w:p>
@@ -9488,7 +9489,7 @@
 </file>
 
 <file path=customXml/itemProps1.xml><?xml version="1.0" encoding="utf-8"?>
-<ds:datastoreItem xmlns:ds="http://schemas.openxmlformats.org/officeDocument/2006/customXml" ds:itemID="{C3E4FB3E-17D9-4385-A6FA-91525723CD98}">
+<ds:datastoreItem xmlns:ds="http://schemas.openxmlformats.org/officeDocument/2006/customXml" ds:itemID="{5985362C-EFFD-42EF-8FAD-43CAAAF2F1B3}">
   <ds:schemaRefs>
     <ds:schemaRef ds:uri="http://schemas.openxmlformats.org/officeDocument/2006/bibliography"/>
   </ds:schemaRefs>

--- a/Books/Stories/ThePrincessAndTheNewType/Book_ThePrincessAndTheNewType.docx
+++ b/Books/Stories/ThePrincessAndTheNewType/Book_ThePrincessAndTheNewType.docx
@@ -581,7 +581,27 @@
     </w:p>
     <w:p>
       <w:r>
-        <w:t xml:space="preserve">“It’s freezing,” Leah grimaced as a gentle Antarctic </w:t>
+        <w:t xml:space="preserve">“It’s freezing,” Leah </w:t>
+      </w:r>
+      <w:r>
+        <w:t>said</w:t>
+      </w:r>
+      <w:proofErr w:type="gramStart"/>
+      <w:r>
+        <w:t>,</w:t>
+      </w:r>
+      <w:proofErr w:type="gramEnd"/>
+      <w:r>
+        <w:t xml:space="preserve"> </w:t>
+      </w:r>
+      <w:r>
+        <w:t>grimac</w:t>
+      </w:r>
+      <w:r>
+        <w:t>ing</w:t>
+      </w:r>
+      <w:r>
+        <w:t xml:space="preserve"> as a gentle Antarctic </w:t>
       </w:r>
       <w:r>
         <w:t>breeze sliced through her body.</w:t>
@@ -750,7 +770,7 @@
         <w:t xml:space="preserve">,” Elon </w:t>
       </w:r>
       <w:r>
-        <w:t>pleaded</w:t>
+        <w:t>said</w:t>
       </w:r>
       <w:r>
         <w:t>. “More importantly, even if global warming was fixed, it still wouldn’t protect us from a dinosaur-class meteor</w:t>
@@ -907,7 +927,7 @@
         <w:t xml:space="preserve"> </w:t>
       </w:r>
       <w:r>
-        <w:t>argued</w:t>
+        <w:t>said</w:t>
       </w:r>
       <w:r>
         <w:t xml:space="preserve">. </w:t>
@@ -939,7 +959,7 @@
         <w:t xml:space="preserve"> </w:t>
       </w:r>
       <w:r>
-        <w:t>apologized</w:t>
+        <w:t>said</w:t>
       </w:r>
       <w:r>
         <w:t>.</w:t>
@@ -958,7 +978,7 @@
         <w:t xml:space="preserve">Lee </w:t>
       </w:r>
       <w:r>
-        <w:t>declared</w:t>
+        <w:t>said</w:t>
       </w:r>
       <w:r>
         <w:t xml:space="preserve">. “A young girl </w:t>
@@ -1050,7 +1070,7 @@
         <w:t xml:space="preserve">“Very well,” the commander </w:t>
       </w:r>
       <w:r>
-        <w:t>relented</w:t>
+        <w:t>said, relenting</w:t>
       </w:r>
       <w:r>
         <w:t>. “</w:t>
@@ -1067,10 +1087,10 @@
         <w:t xml:space="preserve">“As you wish,” Mr. Jackson </w:t>
       </w:r>
       <w:r>
-        <w:t>agreed</w:t>
-      </w:r>
-      <w:r>
-        <w:t xml:space="preserve"> and exited the room.</w:t>
+        <w:t xml:space="preserve">said </w:t>
+      </w:r>
+      <w:r>
+        <w:t>and exited the room.</w:t>
       </w:r>
     </w:p>
     <w:p>
@@ -1143,7 +1163,7 @@
         <w:t xml:space="preserve">,” Dr. Harry </w:t>
       </w:r>
       <w:r>
-        <w:t>noted</w:t>
+        <w:t>said</w:t>
       </w:r>
       <w:r>
         <w:t>.</w:t>
@@ -1256,7 +1276,13 @@
     </w:p>
     <w:p>
       <w:r>
-        <w:t>Lee was waiting for them in the garage module. “Better make a pit stop. It’s a long trip,” Lee warned.</w:t>
+        <w:t>Lee wait</w:t>
+      </w:r>
+      <w:r>
+        <w:t>ed</w:t>
+      </w:r>
+      <w:r>
+        <w:t xml:space="preserve"> for them in the garage module. “Better make a pit stop. It’s a long trip,” Lee warned.</w:t>
       </w:r>
     </w:p>
     <w:p>
@@ -1346,7 +1372,13 @@
     </w:p>
     <w:p>
       <w:r>
-        <w:t xml:space="preserve">“Amazing,” Leah murmured as she stared at the sky. </w:t>
+        <w:t xml:space="preserve">“Amazing,” Leah </w:t>
+      </w:r>
+      <w:r>
+        <w:t xml:space="preserve">said </w:t>
+      </w:r>
+      <w:r>
+        <w:t xml:space="preserve">as she stared at the sky. </w:t>
       </w:r>
       <w:r>
         <w:t>She had no idea auroras could be so intense. Was that lightning in a clear sky?</w:t>
@@ -1460,15 +1492,7 @@
     <w:p>
       <w:r>
         <w:lastRenderedPageBreak/>
-        <w:t xml:space="preserve">“Leah, if you’re in danger of freezing to death, </w:t>
-      </w:r>
-      <w:proofErr w:type="gramStart"/>
-      <w:r>
-        <w:t>inject</w:t>
-      </w:r>
-      <w:proofErr w:type="gramEnd"/>
-      <w:r>
-        <w:t xml:space="preserve"> yourself with the J47</w:t>
+        <w:t>“Leah, if you’re in danger of freezing to death, inject yourself with the J47</w:t>
       </w:r>
       <w:r>
         <w:t>k</w:t>
@@ -1537,7 +1561,13 @@
     </w:p>
     <w:p>
       <w:r>
-        <w:t>The winds howled around Leah as she navigated through a blinding storm. Just then the GPS gave out.</w:t>
+        <w:t>The winds howled around Leah as she navigated through a blinding storm.</w:t>
+      </w:r>
+      <w:r>
+        <w:t xml:space="preserve"> T</w:t>
+      </w:r>
+      <w:r>
+        <w:t>he GPS gave out.</w:t>
       </w:r>
     </w:p>
     <w:p>
@@ -1547,7 +1577,15 @@
     </w:p>
     <w:p>
       <w:r>
-        <w:t>Just then the ground gave way. Screaming, Leah plummeted hundreds of feet into a crack.</w:t>
+        <w:t>T</w:t>
+      </w:r>
+      <w:r>
+        <w:t>he ground gave way.</w:t>
+      </w:r>
+    </w:p>
+    <w:p>
+      <w:r>
+        <w:t>Screaming, Leah plummeted hundreds of feet into a crack.</w:t>
       </w:r>
       <w:r>
         <w:t xml:space="preserve"> </w:t>
@@ -1856,14 +1894,9 @@
       <w:r>
         <w:t xml:space="preserve">light. Memories of her time </w:t>
       </w:r>
-      <w:proofErr w:type="gramStart"/>
-      <w:r>
-        <w:t>B</w:t>
-      </w:r>
-      <w:r>
-        <w:t>elow</w:t>
-      </w:r>
-      <w:proofErr w:type="gramEnd"/>
+      <w:r>
+        <w:t>in the Beyond</w:t>
+      </w:r>
       <w:r>
         <w:t xml:space="preserve"> faded, leaving only fragments. She opened her eyes.</w:t>
       </w:r>
@@ -1890,303 +1923,306 @@
     </w:p>
     <w:p>
       <w:r>
-        <w:t>Moments later</w:t>
+        <w:t>Leah drifted back to sleep.</w:t>
+      </w:r>
+      <w:r>
+        <w:t xml:space="preserve"> </w:t>
+      </w:r>
+      <w:r>
+        <w:t>Again,</w:t>
+      </w:r>
+      <w:r>
+        <w:t xml:space="preserve"> she drifted into dreamland. This time her dreams were ordinary, as she travelled through endless vistas, underground labyrinths</w:t>
       </w:r>
       <w:r>
         <w:t>,</w:t>
       </w:r>
       <w:r>
-        <w:t xml:space="preserve"> Leah drifted back to sleep.</w:t>
+        <w:t xml:space="preserve"> city-sized palaces</w:t>
+      </w:r>
+      <w:r>
+        <w:t xml:space="preserve"> and mile-high skyscrapers</w:t>
+      </w:r>
+      <w:r>
+        <w:t>. The people she met were also ordinary, like the type Alice in Wonderland met on her journey.</w:t>
+      </w:r>
+    </w:p>
+    <w:p>
+      <w:r>
+        <w:t>Leah awoke to find herself in the bedroom of a rustic cottage. Sounds of the ocean came from the open windows, as well as the smell of salty air.</w:t>
+      </w:r>
+    </w:p>
+    <w:p>
+      <w:r>
+        <w:t xml:space="preserve">Standing next to the bed was </w:t>
+      </w:r>
+      <w:r>
+        <w:t>the white robot.</w:t>
+      </w:r>
+      <w:r>
+        <w:t xml:space="preserve"> The machine had a flange around its waist resembling a skirt and feminine curves.</w:t>
+      </w:r>
+    </w:p>
+    <w:p>
+      <w:r>
+        <w:t xml:space="preserve">“Good </w:t>
+      </w:r>
+      <w:r>
+        <w:t>morning,</w:t>
+      </w:r>
+      <w:r>
+        <w:t xml:space="preserve"> Musk San,” the robot </w:t>
+      </w:r>
+      <w:r>
+        <w:t xml:space="preserve">said </w:t>
+      </w:r>
+      <w:r>
+        <w:t>in its warm motherly voice</w:t>
+      </w:r>
+      <w:r>
+        <w:t>. “I am a member of the Robb</w:t>
+      </w:r>
+      <w:r>
+        <w:t>ie</w:t>
       </w:r>
       <w:r>
         <w:t xml:space="preserve"> </w:t>
       </w:r>
       <w:r>
-        <w:t>Again,</w:t>
-      </w:r>
-      <w:r>
-        <w:t xml:space="preserve"> she drifted into dreamland. This time her dreams were ordinary, as she travelled through endless vistas, underground labyrinths</w:t>
+        <w:t>robotic</w:t>
+      </w:r>
+      <w:r>
+        <w:t xml:space="preserve"> series</w:t>
+      </w:r>
+      <w:r>
+        <w:t xml:space="preserve">, </w:t>
+      </w:r>
+      <w:r>
+        <w:t>part of the</w:t>
+      </w:r>
+      <w:r>
+        <w:t xml:space="preserve"> </w:t>
+      </w:r>
+      <w:r>
+        <w:t>Nanny</w:t>
+      </w:r>
+      <w:r>
+        <w:t xml:space="preserve"> Collective</w:t>
+      </w:r>
+      <w:r>
+        <w:t>.</w:t>
+      </w:r>
+      <w:r>
+        <w:t xml:space="preserve"> I have been assigned to you as your </w:t>
+      </w:r>
+      <w:r>
+        <w:t>personal assistant or PA</w:t>
+      </w:r>
+      <w:r>
+        <w:t>.</w:t>
+      </w:r>
+      <w:r>
+        <w:t xml:space="preserve"> What would you like to </w:t>
+      </w:r>
+      <w:r>
+        <w:t>name</w:t>
+      </w:r>
+      <w:r>
+        <w:t xml:space="preserve"> me?</w:t>
+      </w:r>
+      <w:r>
+        <w:t>”</w:t>
+      </w:r>
+    </w:p>
+    <w:p>
+      <w:r>
+        <w:t>Leah ignored the machine and examined her body. She seemed the same. After her self-examination she got up to a seating position</w:t>
+      </w:r>
+      <w:r>
+        <w:t xml:space="preserve"> and searched for </w:t>
+      </w:r>
+      <w:r>
+        <w:t>her clothes.</w:t>
+      </w:r>
+    </w:p>
+    <w:p>
+      <w:r>
+        <w:t xml:space="preserve">The robot walked to a chair and retrieved Leah’s </w:t>
+      </w:r>
+      <w:r>
+        <w:t>garments</w:t>
+      </w:r>
+      <w:r>
+        <w:t>.</w:t>
+      </w:r>
+    </w:p>
+    <w:p>
+      <w:r>
+        <w:lastRenderedPageBreak/>
+        <w:t xml:space="preserve">“Amazing,” Leah </w:t>
+      </w:r>
+      <w:r>
+        <w:t xml:space="preserve">said </w:t>
+      </w:r>
+      <w:r>
+        <w:t xml:space="preserve">to herself as she admired the machine. It seemed more like a miniature human in a costume than a machine. Then </w:t>
+      </w:r>
+      <w:r>
+        <w:t>again,</w:t>
+      </w:r>
+      <w:r>
+        <w:t xml:space="preserve"> she was never into robots, so didn’t know what was possible.</w:t>
+      </w:r>
+    </w:p>
+    <w:p>
+      <w:r>
+        <w:t xml:space="preserve">“Can you understand </w:t>
+      </w:r>
+      <w:r>
+        <w:t>me,</w:t>
+      </w:r>
+      <w:r>
+        <w:t xml:space="preserve"> </w:t>
+      </w:r>
+      <w:r>
+        <w:t>Robbie</w:t>
+      </w:r>
+      <w:r>
+        <w:t>?” Leah asked.</w:t>
+      </w:r>
+    </w:p>
+    <w:p>
+      <w:r>
+        <w:t>“</w:t>
+      </w:r>
+      <w:r>
+        <w:t>Yes,</w:t>
+      </w:r>
+      <w:r>
+        <w:t xml:space="preserve"> Musk San,” </w:t>
+      </w:r>
+      <w:r>
+        <w:t>Robbie</w:t>
+      </w:r>
+      <w:r>
+        <w:t xml:space="preserve"> said. “AI speech recognition capabilities exceeded humans by the year 2027. I can understand all forms of human communication.”</w:t>
+      </w:r>
+    </w:p>
+    <w:p>
+      <w:r>
+        <w:t>“First, my name isn’t San</w:t>
+      </w:r>
+      <w:r>
+        <w:t>. It’s Leah</w:t>
+      </w:r>
+      <w:r>
+        <w:t xml:space="preserve">,” Leah </w:t>
+      </w:r>
+      <w:r>
+        <w:t>said</w:t>
+      </w:r>
+      <w:r>
+        <w:t>. “Secon</w:t>
+      </w:r>
+      <w:r>
+        <w:t>d, how long have I been asleep?”</w:t>
+      </w:r>
+    </w:p>
+    <w:p>
+      <w:r>
+        <w:t xml:space="preserve">“San isn’t a name, Musk San,” </w:t>
+      </w:r>
+      <w:r>
+        <w:t>Robbie</w:t>
+      </w:r>
+      <w:r>
+        <w:t xml:space="preserve"> said. “</w:t>
+      </w:r>
+      <w:r>
+        <w:t>It</w:t>
+      </w:r>
+      <w:r>
+        <w:t>’</w:t>
+      </w:r>
+      <w:r>
+        <w:t>s a gender</w:t>
+      </w:r>
+      <w:r>
+        <w:t>-</w:t>
+      </w:r>
+      <w:r>
+        <w:t>neutral honorific like Mr. or Mrs.</w:t>
       </w:r>
       <w:r>
         <w:t>,</w:t>
       </w:r>
       <w:r>
-        <w:t xml:space="preserve"> city-sized palaces</w:t>
-      </w:r>
-      <w:r>
-        <w:t xml:space="preserve"> and mile-high skyscrapers</w:t>
-      </w:r>
-      <w:r>
-        <w:t>. The people she met were also ordinary, like the type Alice in Wonderland met on her journey.</w:t>
-      </w:r>
-    </w:p>
-    <w:p>
-      <w:r>
-        <w:t>Leah awoke to find herself in the bedroom of a rustic cottage. Sounds of the ocean came from the open windows, as well as the smell of salty air.</w:t>
-      </w:r>
-    </w:p>
-    <w:p>
-      <w:r>
-        <w:t xml:space="preserve">Standing next to the bed was </w:t>
-      </w:r>
-      <w:r>
-        <w:t>the white robot.</w:t>
-      </w:r>
-      <w:r>
-        <w:t xml:space="preserve"> The machine had a flange around its waist resembling a skirt and feminine curves.</w:t>
-      </w:r>
-    </w:p>
-    <w:p>
-      <w:r>
-        <w:t xml:space="preserve">“Good </w:t>
-      </w:r>
-      <w:r>
-        <w:t>morning,</w:t>
-      </w:r>
-      <w:r>
-        <w:t xml:space="preserve"> Musk San,” the robot </w:t>
-      </w:r>
-      <w:r>
-        <w:t>greeted in its warm motherly voice</w:t>
-      </w:r>
-      <w:r>
-        <w:t>. “I am a member of the Robb</w:t>
-      </w:r>
-      <w:r>
-        <w:t>ie</w:t>
-      </w:r>
-      <w:r>
-        <w:t xml:space="preserve"> </w:t>
-      </w:r>
-      <w:r>
-        <w:t>robotic</w:t>
-      </w:r>
-      <w:r>
-        <w:t xml:space="preserve"> series</w:t>
-      </w:r>
-      <w:r>
-        <w:t xml:space="preserve">, </w:t>
-      </w:r>
-      <w:r>
-        <w:t>part of the</w:t>
-      </w:r>
-      <w:r>
-        <w:t xml:space="preserve"> </w:t>
-      </w:r>
-      <w:r>
-        <w:t>Nanny</w:t>
-      </w:r>
-      <w:r>
-        <w:t xml:space="preserve"> Collective</w:t>
+        <w:t xml:space="preserve"> originating in Japan. It arose in popularity in the </w:t>
+      </w:r>
+      <w:r>
+        <w:t>early</w:t>
+      </w:r>
+      <w:r>
+        <w:t xml:space="preserve"> 20</w:t>
+      </w:r>
+      <w:r>
+        <w:t>3</w:t>
+      </w:r>
+      <w:r>
+        <w:t>0’s and is universally used.</w:t>
+      </w:r>
+      <w:r>
+        <w:t>”</w:t>
+      </w:r>
+    </w:p>
+    <w:p>
+      <w:r>
+        <w:t xml:space="preserve">Leah dressed </w:t>
+      </w:r>
+      <w:r>
+        <w:t xml:space="preserve">in her old clothes </w:t>
+      </w:r>
+      <w:r>
+        <w:t>and walked up to a mirror. She looked the same as when she got herself frozen.</w:t>
+      </w:r>
+    </w:p>
+    <w:p>
+      <w:r>
+        <w:t>Unfortunately,</w:t>
+      </w:r>
+      <w:r>
+        <w:t xml:space="preserve"> her hair was </w:t>
+      </w:r>
+      <w:r>
+        <w:t>a nightmare</w:t>
       </w:r>
       <w:r>
         <w:t>.</w:t>
       </w:r>
       <w:r>
-        <w:t xml:space="preserve"> I have been assigned to you as your </w:t>
-      </w:r>
-      <w:r>
-        <w:t>personal assistant or PA</w:t>
+        <w:t xml:space="preserve"> It </w:t>
+      </w:r>
+      <w:r>
+        <w:t xml:space="preserve">was </w:t>
+      </w:r>
+      <w:r>
+        <w:t>impossibly frizzy</w:t>
+      </w:r>
+      <w:r>
+        <w:t xml:space="preserve">, making her look like the bride of Frankenstein’s monster. </w:t>
+      </w:r>
+      <w:r>
+        <w:t>She</w:t>
+      </w:r>
+      <w:r>
+        <w:t xml:space="preserve"> vowed to go to the salon</w:t>
+      </w:r>
+      <w:r>
+        <w:t xml:space="preserve"> as soon as possible</w:t>
       </w:r>
       <w:r>
         <w:t>.</w:t>
       </w:r>
-      <w:r>
-        <w:t xml:space="preserve"> What would you like to </w:t>
-      </w:r>
-      <w:r>
-        <w:t>name</w:t>
-      </w:r>
-      <w:r>
-        <w:t xml:space="preserve"> me?</w:t>
-      </w:r>
-      <w:r>
-        <w:t>”</w:t>
-      </w:r>
-    </w:p>
-    <w:p>
-      <w:r>
-        <w:t>Leah ignored the machine and examined her body. She seemed the same. After her self-examination she got up to a seating position</w:t>
-      </w:r>
-      <w:r>
-        <w:t xml:space="preserve"> and searched for </w:t>
-      </w:r>
-      <w:r>
-        <w:t>her clothes.</w:t>
-      </w:r>
-    </w:p>
-    <w:p>
-      <w:r>
-        <w:t xml:space="preserve">The robot walked to a chair and retrieved Leah’s </w:t>
-      </w:r>
-      <w:r>
-        <w:t>garments</w:t>
-      </w:r>
-      <w:r>
-        <w:t>.</w:t>
-      </w:r>
-    </w:p>
-    <w:p>
-      <w:r>
-        <w:lastRenderedPageBreak/>
-        <w:t xml:space="preserve">“Amazing,” Leah murmured to herself as she admired the machine. It seemed more like a miniature human in a costume than a machine. Then </w:t>
-      </w:r>
-      <w:r>
-        <w:t>again,</w:t>
-      </w:r>
-      <w:r>
-        <w:t xml:space="preserve"> she was never into robots, so didn’t know what was possible.</w:t>
-      </w:r>
-    </w:p>
-    <w:p>
-      <w:r>
-        <w:t xml:space="preserve">“Can you understand </w:t>
-      </w:r>
-      <w:r>
-        <w:t>me,</w:t>
-      </w:r>
-      <w:r>
-        <w:t xml:space="preserve"> </w:t>
-      </w:r>
-      <w:r>
-        <w:t>Robbie</w:t>
-      </w:r>
-      <w:r>
-        <w:t>?” Leah asked.</w:t>
-      </w:r>
-    </w:p>
-    <w:p>
-      <w:r>
-        <w:t>“</w:t>
-      </w:r>
-      <w:r>
-        <w:t>Yes,</w:t>
-      </w:r>
-      <w:r>
-        <w:t xml:space="preserve"> Musk San,” </w:t>
-      </w:r>
-      <w:r>
-        <w:t>Robbie</w:t>
-      </w:r>
-      <w:r>
-        <w:t xml:space="preserve"> said. “AI speech recognition capabilities exceeded humans by the year 2027. I can understand all forms of human communication.”</w:t>
-      </w:r>
-    </w:p>
-    <w:p>
-      <w:r>
-        <w:t>“First, my name isn’t San</w:t>
-      </w:r>
-      <w:r>
-        <w:t>. It’s Leah</w:t>
-      </w:r>
-      <w:r>
-        <w:t xml:space="preserve">,” Leah </w:t>
-      </w:r>
-      <w:r>
-        <w:t>corrected</w:t>
-      </w:r>
-      <w:r>
-        <w:t>. “Secon</w:t>
-      </w:r>
-      <w:r>
-        <w:t>d, how long have I been asleep?”</w:t>
-      </w:r>
-    </w:p>
-    <w:p>
-      <w:r>
-        <w:t xml:space="preserve">“San isn’t a name, Musk San,” </w:t>
-      </w:r>
-      <w:r>
-        <w:t>Robbie</w:t>
-      </w:r>
-      <w:r>
-        <w:t xml:space="preserve"> said. “</w:t>
-      </w:r>
-      <w:r>
-        <w:t>It</w:t>
-      </w:r>
-      <w:r>
-        <w:t>’</w:t>
-      </w:r>
-      <w:r>
-        <w:t>s a gender</w:t>
-      </w:r>
-      <w:r>
-        <w:t>-</w:t>
-      </w:r>
-      <w:r>
-        <w:t>neutral honorific like Mr. or Mrs.</w:t>
-      </w:r>
-      <w:r>
-        <w:t>,</w:t>
-      </w:r>
-      <w:r>
-        <w:t xml:space="preserve"> originating in Japan. It arose in popularity in the </w:t>
-      </w:r>
-      <w:r>
-        <w:t>early</w:t>
-      </w:r>
-      <w:r>
-        <w:t xml:space="preserve"> 20</w:t>
-      </w:r>
-      <w:r>
-        <w:t>3</w:t>
-      </w:r>
-      <w:r>
-        <w:t>0’s and is universally used.</w:t>
-      </w:r>
-      <w:r>
-        <w:t>”</w:t>
-      </w:r>
-    </w:p>
-    <w:p>
-      <w:r>
-        <w:t xml:space="preserve">Leah dressed </w:t>
-      </w:r>
-      <w:r>
-        <w:t xml:space="preserve">in her old clothes </w:t>
-      </w:r>
-      <w:r>
-        <w:t>and walked up to a mirror. She looked the same as when she got herself frozen.</w:t>
-      </w:r>
-    </w:p>
-    <w:p>
-      <w:r>
-        <w:t>Unfortunately,</w:t>
-      </w:r>
-      <w:r>
-        <w:t xml:space="preserve"> her hair was </w:t>
-      </w:r>
-      <w:r>
-        <w:t>a nightmare</w:t>
-      </w:r>
-      <w:r>
-        <w:t>.</w:t>
-      </w:r>
-      <w:r>
-        <w:t xml:space="preserve"> It </w:t>
-      </w:r>
-      <w:r>
-        <w:t xml:space="preserve">was </w:t>
-      </w:r>
-      <w:r>
-        <w:t>impossibly frizzy</w:t>
-      </w:r>
-      <w:r>
-        <w:t xml:space="preserve">, making her look like the bride of Frankenstein’s monster. </w:t>
-      </w:r>
-      <w:r>
-        <w:t>She</w:t>
-      </w:r>
-      <w:r>
-        <w:t xml:space="preserve"> vowed to go to the salon</w:t>
-      </w:r>
-      <w:r>
-        <w:t xml:space="preserve"> as soon as possible</w:t>
-      </w:r>
-      <w:r>
-        <w:t>.</w:t>
-      </w:r>
     </w:p>
     <w:p>
       <w:r>
@@ -2212,7 +2248,7 @@
         <w:t xml:space="preserve">“Hi Leah Kun,” the doctor </w:t>
       </w:r>
       <w:r>
-        <w:t>greeted her</w:t>
+        <w:t>said</w:t>
       </w:r>
       <w:r>
         <w:t xml:space="preserve">. “My name is Dr. </w:t>
@@ -2259,14 +2295,31 @@
     </w:p>
     <w:p>
       <w:r>
+        <w:t>Leah looked at the woman sideways. She seemed masculine</w:t>
+      </w:r>
+      <w:r>
+        <w:t xml:space="preserve">, </w:t>
+      </w:r>
+      <w:r>
+        <w:t>and her voice was rather deep</w:t>
+      </w:r>
+      <w:r>
+        <w:t>.</w:t>
+      </w:r>
+    </w:p>
+    <w:p>
+      <w:r>
         <w:lastRenderedPageBreak/>
-        <w:t>Leah looked at the woman sideways. She seemed masculine</w:t>
-      </w:r>
-      <w:r>
-        <w:t xml:space="preserve">, </w:t>
-      </w:r>
-      <w:r>
-        <w:t>and her voice was rather deep</w:t>
+        <w:t xml:space="preserve">“I’m </w:t>
+      </w:r>
+      <w:r>
+        <w:t xml:space="preserve">almost </w:t>
+      </w:r>
+      <w:r>
+        <w:t xml:space="preserve">fifteen,” Leah </w:t>
+      </w:r>
+      <w:r>
+        <w:t>said</w:t>
       </w:r>
       <w:r>
         <w:t>.</w:t>
@@ -2274,16 +2327,195 @@
     </w:p>
     <w:p>
       <w:r>
-        <w:t xml:space="preserve">“I’m </w:t>
+        <w:t xml:space="preserve">“Sorry dear but in our </w:t>
+      </w:r>
+      <w:r>
+        <w:t xml:space="preserve">world of </w:t>
+      </w:r>
+      <w:r>
+        <w:t>super-</w:t>
+      </w:r>
+      <w:r>
+        <w:t>centennials</w:t>
+      </w:r>
+      <w:r>
+        <w:t xml:space="preserve"> and super-duper centennials</w:t>
+      </w:r>
+      <w:r>
+        <w:t>,</w:t>
+      </w:r>
+      <w:r>
+        <w:t xml:space="preserve"> </w:t>
       </w:r>
       <w:r>
         <w:t xml:space="preserve">almost </w:t>
       </w:r>
       <w:r>
-        <w:t xml:space="preserve">fifteen,” Leah </w:t>
-      </w:r>
-      <w:r>
-        <w:t>clarified</w:t>
+        <w:t>fifteen is barely out of diapers</w:t>
+      </w:r>
+      <w:r>
+        <w:t>. I myself am 87 years old</w:t>
+      </w:r>
+      <w:r>
+        <w:t>,”</w:t>
+      </w:r>
+      <w:r>
+        <w:t xml:space="preserve"> </w:t>
+      </w:r>
+      <w:r>
+        <w:t>Barbara</w:t>
+      </w:r>
+      <w:r>
+        <w:t xml:space="preserve"> said with a smile.</w:t>
+      </w:r>
+    </w:p>
+    <w:p>
+      <w:r>
+        <w:t xml:space="preserve">“The date is </w:t>
+      </w:r>
+      <w:r>
+        <w:t xml:space="preserve">Friday </w:t>
+      </w:r>
+      <w:r>
+        <w:t>June 2</w:t>
+      </w:r>
+      <w:r>
+        <w:t>2</w:t>
+      </w:r>
+      <w:r>
+        <w:t>, 2125</w:t>
+      </w:r>
+      <w:r>
+        <w:t xml:space="preserve">,” </w:t>
+      </w:r>
+      <w:r>
+        <w:t>Robbie</w:t>
+      </w:r>
+      <w:r>
+        <w:t xml:space="preserve"> said.</w:t>
+      </w:r>
+    </w:p>
+    <w:p>
+      <w:r>
+        <w:t xml:space="preserve">“You’ve been frozen over </w:t>
+      </w:r>
+      <w:r>
+        <w:t>110</w:t>
+      </w:r>
+      <w:r>
+        <w:t xml:space="preserve"> years,” </w:t>
+      </w:r>
+      <w:r>
+        <w:t>Barbara</w:t>
+      </w:r>
+      <w:r>
+        <w:t xml:space="preserve"> said. “The last three months were in regeneration as we </w:t>
+      </w:r>
+      <w:r>
+        <w:t>repaired</w:t>
+      </w:r>
+      <w:r>
+        <w:t xml:space="preserve"> the massive cellular damage you experienced while stuck within the </w:t>
+      </w:r>
+      <w:r>
+        <w:t>Antarctic</w:t>
+      </w:r>
+      <w:r>
+        <w:t xml:space="preserve"> </w:t>
+      </w:r>
+      <w:r>
+        <w:t>ice.</w:t>
+      </w:r>
+    </w:p>
+    <w:p>
+      <w:r>
+        <w:t>“</w:t>
+      </w:r>
+      <w:r>
+        <w:t>Your hair became</w:t>
+      </w:r>
+      <w:r>
+        <w:t xml:space="preserve"> </w:t>
+      </w:r>
+      <w:r>
+        <w:t xml:space="preserve">uncombable after your </w:t>
+      </w:r>
+      <w:r>
+        <w:t>hibernation</w:t>
+      </w:r>
+      <w:r>
+        <w:t xml:space="preserve">. </w:t>
+      </w:r>
+      <w:r>
+        <w:t xml:space="preserve">We left it that way so you could decide. </w:t>
+      </w:r>
+      <w:r>
+        <w:t>Don’t worry. Your roots are coming in strong.</w:t>
+      </w:r>
+      <w:r>
+        <w:t xml:space="preserve"> On the other hand, it’s a popular trend, so you might want to keep it.</w:t>
+      </w:r>
+      <w:r>
+        <w:t>”</w:t>
+      </w:r>
+    </w:p>
+    <w:p>
+      <w:r>
+        <w:t>Why would anyone want to look like a giant light bulb? Leah gave up combing and stared out of the window. Off in the distance she spotted sail boats.</w:t>
+      </w:r>
+    </w:p>
+    <w:p>
+      <w:r>
+        <w:t>“</w:t>
+      </w:r>
+      <w:r>
+        <w:t>On the bright side, y</w:t>
+      </w:r>
+      <w:r>
+        <w:t xml:space="preserve">ou will be pleased to know you currently hold the world record for </w:t>
+      </w:r>
+      <w:r>
+        <w:t>longest</w:t>
+      </w:r>
+      <w:r>
+        <w:t xml:space="preserve"> cryogenic and unintentional freezing and revival.</w:t>
+      </w:r>
+      <w:r>
+        <w:t>”</w:t>
+      </w:r>
+    </w:p>
+    <w:p>
+      <w:r>
+        <w:t>Leah walked through an open door and onto a balcony</w:t>
+      </w:r>
+      <w:r>
+        <w:t xml:space="preserve">. Fifty feet </w:t>
+      </w:r>
+      <w:r>
+        <w:t xml:space="preserve">below waves crashed on </w:t>
+      </w:r>
+      <w:r>
+        <w:t>a rocky beach.</w:t>
+      </w:r>
+    </w:p>
+    <w:p>
+      <w:r>
+        <w:t>Seabirds flew above the single-story</w:t>
+      </w:r>
+      <w:r>
+        <w:t xml:space="preserve"> cottage</w:t>
+      </w:r>
+      <w:r>
+        <w:t xml:space="preserve">. </w:t>
+      </w:r>
+      <w:r>
+        <w:t>The smell of a BBQ wafted from a</w:t>
+      </w:r>
+      <w:r>
+        <w:t>nother cliff-side</w:t>
+      </w:r>
+      <w:r>
+        <w:t xml:space="preserve"> cottage to the left of them</w:t>
       </w:r>
       <w:r>
         <w:t>.</w:t>
@@ -2291,554 +2523,355 @@
     </w:p>
     <w:p>
       <w:r>
-        <w:t xml:space="preserve">“Sorry dear but in our </w:t>
-      </w:r>
-      <w:r>
-        <w:t xml:space="preserve">world of </w:t>
-      </w:r>
-      <w:r>
-        <w:t>super-</w:t>
-      </w:r>
-      <w:r>
-        <w:t>centennials</w:t>
-      </w:r>
-      <w:r>
-        <w:t xml:space="preserve"> and super-duper centennials</w:t>
-      </w:r>
-      <w:r>
-        <w:t>,</w:t>
+        <w:t>Leah breathed in the salty air as the ocean waves and bird calls made a gentle duet.</w:t>
+      </w:r>
+    </w:p>
+    <w:p>
+      <w:r>
+        <w:t>“This is so beautiful,” Leah said with a smile. “I’ve always loved the ocean</w:t>
+      </w:r>
+      <w:r>
+        <w:t xml:space="preserve"> and cliffs</w:t>
+      </w:r>
+      <w:r>
+        <w:t>.”</w:t>
+      </w:r>
+    </w:p>
+    <w:p>
+      <w:r>
+        <w:lastRenderedPageBreak/>
+        <w:t>“We know,” the doctor said with a smile.</w:t>
+      </w:r>
+    </w:p>
+    <w:p>
+      <w:r>
+        <w:t>“</w:t>
+      </w:r>
+      <w:r>
+        <w:t>By the way, when can I see my parents?” Leah asked.</w:t>
+      </w:r>
+    </w:p>
+    <w:p>
+      <w:r>
+        <w:t xml:space="preserve">“I think I mentioned you’ve been frozen for </w:t>
+      </w:r>
+      <w:r>
+        <w:t xml:space="preserve">over </w:t>
+      </w:r>
+      <w:r>
+        <w:t>1</w:t>
+      </w:r>
+      <w:r>
+        <w:t>10</w:t>
+      </w:r>
+      <w:r>
+        <w:t xml:space="preserve"> years,” the doctor said.</w:t>
+      </w:r>
+    </w:p>
+    <w:p>
+      <w:r>
+        <w:t>“No way,” Leah exclaimed as the truth of the statement penetrated her brain. “Are you saying everyone I know is dead?”</w:t>
+      </w:r>
+    </w:p>
+    <w:p>
+      <w:r>
+        <w:t>Leah sat down on a</w:t>
+      </w:r>
+      <w:r>
+        <w:t xml:space="preserve"> patio</w:t>
+      </w:r>
+      <w:r>
+        <w:t xml:space="preserve"> chair as dizziness overcame her.</w:t>
+      </w:r>
+    </w:p>
+    <w:p>
+      <w:r>
+        <w:t xml:space="preserve">“Would you like a sedative?” </w:t>
+      </w:r>
+      <w:r>
+        <w:t>Robbie</w:t>
+      </w:r>
+      <w:r>
+        <w:t xml:space="preserve"> asked. “Your heart rate is </w:t>
+      </w:r>
+      <w:r>
+        <w:t>elevated,</w:t>
+      </w:r>
+      <w:r>
+        <w:t xml:space="preserve"> and you have high levels of stress hormones.”</w:t>
+      </w:r>
+    </w:p>
+    <w:p>
+      <w:r>
+        <w:t>“</w:t>
+      </w:r>
+      <w:r>
+        <w:t>Of course</w:t>
+      </w:r>
+      <w:r>
+        <w:t xml:space="preserve"> I’m stressed,” Leah said angrily. “Everyone I know is dead, and I look the same as when I went to Antarctica.</w:t>
+      </w:r>
+    </w:p>
+    <w:p>
+      <w:r>
+        <w:t>“</w:t>
+      </w:r>
+      <w:r>
+        <w:t xml:space="preserve">My family is gone. My friends are gone. </w:t>
+      </w:r>
+      <w:r>
+        <w:t>My old neighborhood</w:t>
+      </w:r>
+      <w:r>
+        <w:t>, m</w:t>
+      </w:r>
+      <w:r>
+        <w:t xml:space="preserve">y </w:t>
+      </w:r>
+      <w:r>
+        <w:t>favorite</w:t>
+      </w:r>
+      <w:r>
+        <w:t xml:space="preserve"> actors and actresses</w:t>
+      </w:r>
+      <w:r>
+        <w:t xml:space="preserve"> –</w:t>
+      </w:r>
+      <w:r>
+        <w:t xml:space="preserve"> Everything</w:t>
       </w:r>
       <w:r>
         <w:t xml:space="preserve"> </w:t>
       </w:r>
       <w:r>
-        <w:t xml:space="preserve">almost </w:t>
-      </w:r>
-      <w:r>
-        <w:t>fifteen is barely out of diapers</w:t>
-      </w:r>
-      <w:r>
-        <w:t>. I myself am 87 years old</w:t>
-      </w:r>
-      <w:r>
-        <w:t>,”</w:t>
+        <w:t>is gone.” Leah wiped tears from her eyes.</w:t>
+      </w:r>
+    </w:p>
+    <w:p>
+      <w:r>
+        <w:t>Barbara</w:t>
+      </w:r>
+      <w:r>
+        <w:t xml:space="preserve"> sat on a nearby chair and went into psychiatrist mode. “Leah Kun, I want you to focus on your feelings of loss. Now rate your loss from 1 to 10. Ten is your brain will explode.”</w:t>
+      </w:r>
+    </w:p>
+    <w:p>
+      <w:r>
+        <w:t xml:space="preserve">“An eight,” Leah sniffled. “No make it a nine. My brain won’t explode, but it is close.” She wiped her tear-filled eyes. “Why did I have to go to Antarctica? Why did I take that stupid mission? </w:t>
+      </w:r>
+      <w:r>
+        <w:t xml:space="preserve">If I had driven at top speed, I could have reached before the storm. </w:t>
+      </w:r>
+      <w:r>
+        <w:t>My parents would have been so sad.”</w:t>
+      </w:r>
+    </w:p>
+    <w:p>
+      <w:r>
+        <w:t>“Now Leah</w:t>
+      </w:r>
+      <w:r>
+        <w:t xml:space="preserve"> Kun</w:t>
+      </w:r>
+      <w:r>
+        <w:t xml:space="preserve">,” </w:t>
+      </w:r>
+      <w:r>
+        <w:t>Barbara</w:t>
+      </w:r>
+      <w:r>
+        <w:t xml:space="preserve"> said</w:t>
+      </w:r>
+      <w:r>
+        <w:t xml:space="preserve"> gently</w:t>
+      </w:r>
+      <w:r>
+        <w:t>. “Please focus on your feelings of loss. We will deal with guilt at another time. Do you understand me?</w:t>
+      </w:r>
+      <w:r>
+        <w:t>”</w:t>
+      </w:r>
+    </w:p>
+    <w:p>
+      <w:r>
+        <w:t>Leah slowly nodded.</w:t>
+      </w:r>
+    </w:p>
+    <w:p>
+      <w:r>
+        <w:lastRenderedPageBreak/>
+        <w:t xml:space="preserve">“Now focus on my two fingers as you focus on your feelings of loss,” </w:t>
+      </w:r>
+      <w:r>
+        <w:t>Barbara</w:t>
+      </w:r>
+      <w:r>
+        <w:t xml:space="preserve"> said.</w:t>
+      </w:r>
+    </w:p>
+    <w:p>
+      <w:r>
+        <w:t xml:space="preserve">Leah watched the doctor’s two fingers as they swept from left to right. </w:t>
+      </w:r>
+      <w:r>
+        <w:t>Finally,</w:t>
+      </w:r>
+      <w:r>
+        <w:t xml:space="preserve"> the doctor told her to close her eyes. The technique was repeated.</w:t>
+      </w:r>
+    </w:p>
+    <w:p>
+      <w:r>
+        <w:t>After each repetition Leah’s sadness decreased. The doctor continued the technique.</w:t>
+      </w:r>
+    </w:p>
+    <w:p>
+      <w:r>
+        <w:t xml:space="preserve">Feeling at peace, Leah closed her eyes and had the surprise of her life. She was at her summer cottage on the </w:t>
+      </w:r>
+      <w:r>
+        <w:t>Mediterranean Sea</w:t>
+      </w:r>
+      <w:r>
+        <w:t>. Surrounding her was her parents, relatives and close friends</w:t>
+      </w:r>
+      <w:r>
+        <w:t>, as well as enemies.</w:t>
+      </w:r>
+    </w:p>
+    <w:p>
+      <w:r>
+        <w:t xml:space="preserve">The people came forward and greeted her. For several hours the reunion continued. </w:t>
+      </w:r>
+      <w:r>
+        <w:t xml:space="preserve">She made peace with her loved ones, those she hurt, and those who hurt her. </w:t>
+      </w:r>
+      <w:r>
+        <w:t>Finally,</w:t>
+      </w:r>
+      <w:r>
+        <w:t xml:space="preserve"> they said goodbye. </w:t>
+      </w:r>
+      <w:r>
+        <w:t>Leah waved to them, knowing they were all fine.</w:t>
+      </w:r>
+    </w:p>
+    <w:p>
+      <w:r>
+        <w:t>Leah took a deep breath and opened her eyed. “Thank you,” she said. “</w:t>
+      </w:r>
+      <w:r>
+        <w:t>First,</w:t>
+      </w:r>
+      <w:r>
+        <w:t xml:space="preserve"> I was at my villa…,” Leah began.</w:t>
+      </w:r>
+    </w:p>
+    <w:p>
+      <w:r>
+        <w:t xml:space="preserve">“It’s okay dear,” </w:t>
+      </w:r>
+      <w:r>
+        <w:t>Barbara</w:t>
+      </w:r>
+      <w:r>
+        <w:t xml:space="preserve"> said. “I saw everything.”</w:t>
+      </w:r>
+    </w:p>
+    <w:p>
+      <w:r>
+        <w:t>“Just what did you do?” Leah asked</w:t>
+      </w:r>
+      <w:r>
+        <w:t xml:space="preserve"> in wonder</w:t>
+      </w:r>
+      <w:r>
+        <w:t>.</w:t>
+      </w:r>
+    </w:p>
+    <w:p>
+      <w:r>
+        <w:t>Barbara</w:t>
+      </w:r>
+      <w:r>
+        <w:t xml:space="preserve"> glanced at </w:t>
+      </w:r>
+      <w:r>
+        <w:t>Robbie</w:t>
+      </w:r>
+      <w:r>
+        <w:t xml:space="preserve"> and </w:t>
+      </w:r>
+      <w:r>
+        <w:t>Robbie</w:t>
+      </w:r>
+      <w:r>
+        <w:t xml:space="preserve"> said, “</w:t>
+      </w:r>
+      <w:r>
+        <w:t xml:space="preserve">The technique was developed by Dr. </w:t>
+      </w:r>
+      <w:r>
+        <w:t>Allan L. Botkin</w:t>
+      </w:r>
+      <w:r>
+        <w:t xml:space="preserve"> starting in 1995 to help war veterans overcome their traumas. </w:t>
+      </w:r>
+      <w:r>
+        <w:t>It’s called Induced After-Death Communication</w:t>
+      </w:r>
+      <w:r>
+        <w:t xml:space="preserve"> (IADC)</w:t>
+      </w:r>
+      <w:r>
+        <w:t xml:space="preserve">. </w:t>
+      </w:r>
+      <w:r>
+        <w:t xml:space="preserve">The </w:t>
+      </w:r>
+      <w:r>
+        <w:t>patient</w:t>
+      </w:r>
+      <w:r>
+        <w:t>s</w:t>
       </w:r>
       <w:r>
         <w:t xml:space="preserve"> </w:t>
       </w:r>
       <w:r>
-        <w:t>Barbara</w:t>
-      </w:r>
-      <w:r>
-        <w:t xml:space="preserve"> said with a smile.</w:t>
-      </w:r>
-    </w:p>
-    <w:p>
-      <w:r>
-        <w:t xml:space="preserve">“The date is </w:t>
-      </w:r>
-      <w:r>
-        <w:t xml:space="preserve">Friday </w:t>
-      </w:r>
-      <w:r>
-        <w:t>June 2</w:t>
-      </w:r>
-      <w:r>
-        <w:t>2</w:t>
-      </w:r>
-      <w:r>
-        <w:t>, 2125</w:t>
-      </w:r>
-      <w:r>
-        <w:t xml:space="preserve">,” </w:t>
-      </w:r>
-      <w:r>
-        <w:t>Robbie</w:t>
-      </w:r>
-      <w:r>
-        <w:t xml:space="preserve"> said.</w:t>
-      </w:r>
-    </w:p>
-    <w:p>
-      <w:r>
-        <w:t xml:space="preserve">“You’ve been frozen over </w:t>
-      </w:r>
-      <w:r>
-        <w:t>110</w:t>
-      </w:r>
-      <w:r>
-        <w:t xml:space="preserve"> years,” </w:t>
-      </w:r>
-      <w:r>
-        <w:t>Barbara</w:t>
-      </w:r>
-      <w:r>
-        <w:t xml:space="preserve"> said. “The last three months were in regeneration as we </w:t>
-      </w:r>
-      <w:r>
-        <w:t>repaired</w:t>
-      </w:r>
-      <w:r>
-        <w:t xml:space="preserve"> the massive cellular damage you experienced while stuck within the </w:t>
-      </w:r>
-      <w:r>
-        <w:t>Antarctic</w:t>
+        <w:t>reported</w:t>
       </w:r>
       <w:r>
         <w:t xml:space="preserve"> </w:t>
       </w:r>
       <w:r>
-        <w:t>ice.</w:t>
-      </w:r>
-    </w:p>
-    <w:p>
-      <w:r>
-        <w:t>“</w:t>
-      </w:r>
-      <w:r>
-        <w:t>Your hair became</w:t>
-      </w:r>
-      <w:r>
-        <w:t xml:space="preserve"> </w:t>
-      </w:r>
-      <w:r>
-        <w:t xml:space="preserve">uncombable after your </w:t>
-      </w:r>
-      <w:r>
-        <w:t>hibernation</w:t>
-      </w:r>
-      <w:r>
-        <w:t xml:space="preserve">. </w:t>
-      </w:r>
-      <w:r>
-        <w:t xml:space="preserve">We left it that way so you could decide. </w:t>
-      </w:r>
-      <w:r>
-        <w:t>Don’t worry. Your roots are coming in strong.</w:t>
-      </w:r>
-      <w:r>
-        <w:t xml:space="preserve"> On the other hand, it’s a popular trend, so you might want to keep it.</w:t>
-      </w:r>
-      <w:r>
-        <w:t>”</w:t>
-      </w:r>
-    </w:p>
-    <w:p>
-      <w:r>
-        <w:t>Why would anyone want to look like a giant light bulb? Leah gave up combing and stared out of the window. Off in the distance she spotted sail boats.</w:t>
-      </w:r>
-    </w:p>
-    <w:p>
-      <w:r>
-        <w:t>“</w:t>
-      </w:r>
-      <w:r>
-        <w:t>On the bright side, y</w:t>
-      </w:r>
-      <w:r>
-        <w:t xml:space="preserve">ou will be pleased to know you currently hold the world record for </w:t>
-      </w:r>
-      <w:r>
-        <w:t>longest</w:t>
-      </w:r>
-      <w:r>
-        <w:t xml:space="preserve"> cryogenic and unintentional freezing and revival.</w:t>
-      </w:r>
-      <w:r>
-        <w:t>”</w:t>
-      </w:r>
-    </w:p>
-    <w:p>
-      <w:r>
-        <w:t>Leah walked through an open door and onto a balcony</w:t>
-      </w:r>
-      <w:r>
-        <w:t xml:space="preserve">. Fifty feet </w:t>
-      </w:r>
-      <w:r>
-        <w:t xml:space="preserve">below waves crashed on </w:t>
-      </w:r>
-      <w:r>
-        <w:t>a rocky beach.</w:t>
-      </w:r>
-    </w:p>
-    <w:p>
-      <w:r>
-        <w:t>Seabirds flew above the single-story</w:t>
-      </w:r>
-      <w:r>
-        <w:t xml:space="preserve"> cottage</w:t>
-      </w:r>
-      <w:r>
-        <w:t xml:space="preserve">. </w:t>
-      </w:r>
-      <w:r>
-        <w:t>The smell of a BBQ wafted from a</w:t>
-      </w:r>
-      <w:r>
-        <w:t>nother cliff-side</w:t>
-      </w:r>
-      <w:r>
-        <w:t xml:space="preserve"> cottage to the left of them</w:t>
-      </w:r>
-      <w:r>
-        <w:t>.</w:t>
-      </w:r>
-    </w:p>
-    <w:p>
-      <w:r>
-        <w:t>Leah breathed in the salty air as the ocean waves and bird calls made a gentle duet.</w:t>
+        <w:t>seeking</w:t>
+      </w:r>
+      <w:r>
+        <w:t xml:space="preserve"> their loved ones like you did. It was later discovered that others </w:t>
+      </w:r>
+      <w:r>
+        <w:t>could</w:t>
+      </w:r>
+      <w:r>
+        <w:t xml:space="preserve"> participate in the vision by doing the same technique. </w:t>
+      </w:r>
+      <w:r>
+        <w:t>However,</w:t>
+      </w:r>
+      <w:r>
+        <w:t xml:space="preserve"> this required that the observer establish an </w:t>
+      </w:r>
+      <w:r>
+        <w:t>emotional</w:t>
+      </w:r>
+      <w:r>
+        <w:t xml:space="preserve"> bond with the patient.”</w:t>
       </w:r>
     </w:p>
     <w:p>
       <w:r>
         <w:lastRenderedPageBreak/>
-        <w:t>“This is so beautiful,” Leah said with a smile. “I’ve always loved the ocean</w:t>
-      </w:r>
-      <w:r>
-        <w:t xml:space="preserve"> and cliffs</w:t>
-      </w:r>
-      <w:r>
-        <w:t>.”</w:t>
-      </w:r>
-    </w:p>
-    <w:p>
-      <w:r>
-        <w:t>“We know,” the doctor said with a smile.</w:t>
-      </w:r>
-    </w:p>
-    <w:p>
-      <w:r>
-        <w:t>“</w:t>
-      </w:r>
-      <w:r>
-        <w:t>By the way, when can I see my parents?” Leah asked.</w:t>
-      </w:r>
-    </w:p>
-    <w:p>
-      <w:r>
-        <w:t xml:space="preserve">“I think I mentioned you’ve been frozen for </w:t>
-      </w:r>
-      <w:r>
-        <w:t xml:space="preserve">over </w:t>
-      </w:r>
-      <w:r>
-        <w:t>1</w:t>
-      </w:r>
-      <w:r>
-        <w:t>10</w:t>
-      </w:r>
-      <w:r>
-        <w:t xml:space="preserve"> years,” the doctor said.</w:t>
-      </w:r>
-    </w:p>
-    <w:p>
-      <w:r>
-        <w:t>“No way,” Leah exclaimed as the truth of the statement penetrated her brain. “Are you saying everyone I know is dead?”</w:t>
-      </w:r>
-    </w:p>
-    <w:p>
-      <w:r>
-        <w:t>Leah sat down on a</w:t>
-      </w:r>
-      <w:r>
-        <w:t xml:space="preserve"> patio</w:t>
-      </w:r>
-      <w:r>
-        <w:t xml:space="preserve"> chair as dizziness overcame her.</w:t>
-      </w:r>
-    </w:p>
-    <w:p>
-      <w:r>
-        <w:t xml:space="preserve">“Would you like a sedative?” </w:t>
-      </w:r>
-      <w:r>
-        <w:t>Robbie</w:t>
-      </w:r>
-      <w:r>
-        <w:t xml:space="preserve"> asked. “Your heart rate is </w:t>
-      </w:r>
-      <w:r>
-        <w:t>elevated,</w:t>
-      </w:r>
-      <w:r>
-        <w:t xml:space="preserve"> and you have high levels of stress hormones.”</w:t>
-      </w:r>
-    </w:p>
-    <w:p>
-      <w:r>
-        <w:t>“</w:t>
-      </w:r>
-      <w:r>
-        <w:t>Of course</w:t>
-      </w:r>
-      <w:r>
-        <w:t xml:space="preserve"> I’m stressed,” Leah said angrily. “Everyone I know is dead, and I look the same as when I went to Antarctica.</w:t>
-      </w:r>
-    </w:p>
-    <w:p>
-      <w:r>
-        <w:t>“</w:t>
-      </w:r>
-      <w:r>
-        <w:t xml:space="preserve">My family is gone. My friends are gone. </w:t>
-      </w:r>
-      <w:r>
-        <w:t>My old neighborhood</w:t>
-      </w:r>
-      <w:r>
-        <w:t>, m</w:t>
-      </w:r>
-      <w:r>
-        <w:t xml:space="preserve">y </w:t>
-      </w:r>
-      <w:r>
-        <w:t>favorite</w:t>
-      </w:r>
-      <w:r>
-        <w:t xml:space="preserve"> actors and actresses</w:t>
-      </w:r>
-      <w:r>
-        <w:t xml:space="preserve"> –</w:t>
-      </w:r>
-      <w:r>
-        <w:t xml:space="preserve"> Everything</w:t>
-      </w:r>
-      <w:r>
-        <w:t xml:space="preserve"> </w:t>
-      </w:r>
-      <w:r>
-        <w:t>is gone.” Leah wiped tears from her eyes.</w:t>
-      </w:r>
-    </w:p>
-    <w:p>
-      <w:r>
-        <w:t>Barbara</w:t>
-      </w:r>
-      <w:r>
-        <w:t xml:space="preserve"> sat on a nearby chair and went into psychiatrist mode. “Leah Kun, I want you to focus on your feelings of loss. Now rate your loss from 1 to 10. Ten is your brain will explode.”</w:t>
-      </w:r>
-    </w:p>
-    <w:p>
-      <w:r>
-        <w:t xml:space="preserve">“An eight,” Leah sniffled. “No make it a nine. My brain won’t explode, but it is close.” She wiped her tear-filled eyes. “Why did I have to go to Antarctica? Why did I take that stupid mission? </w:t>
-      </w:r>
-      <w:r>
-        <w:t xml:space="preserve">If I had driven at top speed, I could have reached before the storm. </w:t>
-      </w:r>
-      <w:r>
-        <w:t>My parents would have been so sad.”</w:t>
-      </w:r>
-    </w:p>
-    <w:p>
-      <w:r>
-        <w:lastRenderedPageBreak/>
-        <w:t>“Now Leah</w:t>
-      </w:r>
-      <w:r>
-        <w:t xml:space="preserve"> Kun</w:t>
-      </w:r>
-      <w:r>
-        <w:t xml:space="preserve">,” </w:t>
-      </w:r>
-      <w:r>
-        <w:t>Barbara</w:t>
-      </w:r>
-      <w:r>
-        <w:t xml:space="preserve"> said</w:t>
-      </w:r>
-      <w:r>
-        <w:t xml:space="preserve"> gently</w:t>
-      </w:r>
-      <w:r>
-        <w:t>. “Please focus on your feelings of loss. We will deal with guilt at another time. Do you understand me?</w:t>
-      </w:r>
-      <w:r>
-        <w:t>”</w:t>
-      </w:r>
-    </w:p>
-    <w:p>
-      <w:r>
-        <w:t>Leah slowly nodded.</w:t>
-      </w:r>
-    </w:p>
-    <w:p>
-      <w:r>
-        <w:t xml:space="preserve">“Now focus on my two fingers as you focus on your feelings of loss,” </w:t>
-      </w:r>
-      <w:r>
-        <w:t>Barbara</w:t>
-      </w:r>
-      <w:r>
-        <w:t xml:space="preserve"> said.</w:t>
-      </w:r>
-    </w:p>
-    <w:p>
-      <w:r>
-        <w:t xml:space="preserve">Leah watched the doctor’s two fingers as they swept from left to right. </w:t>
-      </w:r>
-      <w:r>
-        <w:t>Finally,</w:t>
-      </w:r>
-      <w:r>
-        <w:t xml:space="preserve"> the doctor told her to close her eyes. The technique was repeated.</w:t>
-      </w:r>
-    </w:p>
-    <w:p>
-      <w:r>
-        <w:t>After each repetition Leah’s sadness decreased. The doctor continued the technique.</w:t>
-      </w:r>
-    </w:p>
-    <w:p>
-      <w:r>
-        <w:t xml:space="preserve">Feeling at peace, Leah closed her eyes and had the surprise of her life. She was at her summer cottage on the </w:t>
-      </w:r>
-      <w:r>
-        <w:t>Mediterranean Sea</w:t>
-      </w:r>
-      <w:r>
-        <w:t>. Surrounding her was her parents, relatives and close friends</w:t>
-      </w:r>
-      <w:r>
-        <w:t>, as well as enemies.</w:t>
-      </w:r>
-    </w:p>
-    <w:p>
-      <w:r>
-        <w:t xml:space="preserve">The people came forward and greeted her. For several hours the reunion continued. </w:t>
-      </w:r>
-      <w:r>
-        <w:t xml:space="preserve">She made peace with her loved ones, those she hurt, and those who hurt her. </w:t>
-      </w:r>
-      <w:r>
-        <w:t>Finally,</w:t>
-      </w:r>
-      <w:r>
-        <w:t xml:space="preserve"> they said goodbye. </w:t>
-      </w:r>
-      <w:r>
-        <w:t>Leah waved to them, knowing they were all fine.</w:t>
-      </w:r>
-    </w:p>
-    <w:p>
-      <w:r>
-        <w:t>Leah took a deep breath and opened her eyed. “Thank you,” she said. “</w:t>
-      </w:r>
-      <w:r>
-        <w:t>First,</w:t>
-      </w:r>
-      <w:r>
-        <w:t xml:space="preserve"> I was at my villa…,” Leah began.</w:t>
-      </w:r>
-    </w:p>
-    <w:p>
-      <w:r>
-        <w:t xml:space="preserve">“It’s okay dear,” </w:t>
-      </w:r>
-      <w:r>
-        <w:t>Barbara</w:t>
-      </w:r>
-      <w:r>
-        <w:t xml:space="preserve"> said. “I saw everything.”</w:t>
-      </w:r>
-    </w:p>
-    <w:p>
-      <w:r>
-        <w:t>“Just what did you do?” Leah asked</w:t>
-      </w:r>
-      <w:r>
-        <w:t xml:space="preserve"> in wonder</w:t>
-      </w:r>
-      <w:r>
-        <w:t>.</w:t>
-      </w:r>
-    </w:p>
-    <w:p>
-      <w:r>
-        <w:t>Barbara</w:t>
-      </w:r>
-      <w:r>
-        <w:t xml:space="preserve"> glanced at </w:t>
-      </w:r>
-      <w:r>
-        <w:t>Robbie</w:t>
-      </w:r>
-      <w:r>
-        <w:t xml:space="preserve"> and </w:t>
-      </w:r>
-      <w:r>
-        <w:t>Robbie</w:t>
-      </w:r>
-      <w:r>
-        <w:t xml:space="preserve"> said, “</w:t>
-      </w:r>
-      <w:r>
-        <w:t xml:space="preserve">The technique was developed by Dr. </w:t>
-      </w:r>
-      <w:r>
-        <w:t>Allan L. Botkin</w:t>
-      </w:r>
-      <w:r>
-        <w:t xml:space="preserve"> starting in 1995 to help war veterans overcome their traumas. </w:t>
-      </w:r>
-      <w:r>
-        <w:t>It’s called Induced After-Death Communication</w:t>
-      </w:r>
-      <w:r>
-        <w:t xml:space="preserve"> (IADC)</w:t>
-      </w:r>
-      <w:r>
-        <w:t xml:space="preserve">. </w:t>
-      </w:r>
-      <w:r>
-        <w:t xml:space="preserve">The </w:t>
-      </w:r>
-      <w:r>
-        <w:t>patient</w:t>
-      </w:r>
-      <w:r>
-        <w:t>s</w:t>
-      </w:r>
-      <w:r>
-        <w:t xml:space="preserve"> </w:t>
-      </w:r>
-      <w:r>
-        <w:t>reported</w:t>
-      </w:r>
-      <w:r>
-        <w:t xml:space="preserve"> </w:t>
-      </w:r>
-      <w:r>
-        <w:t>seeking</w:t>
-      </w:r>
-      <w:r>
-        <w:t xml:space="preserve"> their loved </w:t>
-      </w:r>
-      <w:r>
-        <w:lastRenderedPageBreak/>
-        <w:t xml:space="preserve">ones like you did. It was later discovered that others </w:t>
-      </w:r>
-      <w:r>
-        <w:t>could</w:t>
-      </w:r>
-      <w:r>
-        <w:t xml:space="preserve"> participate in the vision by doing the same technique. </w:t>
-      </w:r>
-      <w:r>
-        <w:t>However,</w:t>
-      </w:r>
-      <w:r>
-        <w:t xml:space="preserve"> this required that the observer establish an </w:t>
-      </w:r>
-      <w:r>
-        <w:t>emotional</w:t>
-      </w:r>
-      <w:r>
-        <w:t xml:space="preserve"> bond with the patient.”</w:t>
-      </w:r>
-    </w:p>
-    <w:p>
-      <w:r>
         <w:t>“</w:t>
       </w:r>
       <w:r>
@@ -2928,21 +2961,7 @@
         <w:rPr>
           <w:rStyle w:val="a-size-small"/>
         </w:rPr>
-        <w:t xml:space="preserve">and </w:t>
-      </w:r>
-      <w:proofErr w:type="spellStart"/>
-      <w:r>
-        <w:rPr>
-          <w:rStyle w:val="a-size-small"/>
-        </w:rPr>
-        <w:t>and</w:t>
-      </w:r>
-      <w:proofErr w:type="spellEnd"/>
-      <w:r>
-        <w:rPr>
-          <w:rStyle w:val="a-size-small"/>
-        </w:rPr>
-        <w:t xml:space="preserve"> others.</w:t>
+        <w:t>and others.</w:t>
       </w:r>
     </w:p>
     <w:p>
@@ -2964,7 +2983,13 @@
         <w:t>A</w:t>
       </w:r>
       <w:r>
-        <w:t xml:space="preserve">ll gender specific terms have been removed from the common language,” Robbie explained. “’They’ is used instead of he or she, since it is gender neutral. He or she is now considered </w:t>
+        <w:t xml:space="preserve">ll gender specific terms have been removed from the common language,” Robbie </w:t>
+      </w:r>
+      <w:r>
+        <w:t>said</w:t>
+      </w:r>
+      <w:r>
+        <w:t xml:space="preserve">. “’They’ is used instead of he or she, since it is gender neutral. He or she is now considered </w:t>
       </w:r>
       <w:r>
         <w:t>archaic</w:t>
@@ -3030,478 +3055,470 @@
     </w:p>
     <w:p>
       <w:r>
+        <w:t>“</w:t>
+      </w:r>
+      <w:r>
+        <w:t>There is one more thing we need to discuss</w:t>
+      </w:r>
+      <w:r>
+        <w:t xml:space="preserve">,” </w:t>
+      </w:r>
+      <w:r>
+        <w:t>Robbie</w:t>
+      </w:r>
+      <w:r>
+        <w:t xml:space="preserve"> </w:t>
+      </w:r>
+      <w:r>
+        <w:t>said as they walked</w:t>
+      </w:r>
+      <w:r>
+        <w:t>. “We need to inform you of your legal status.</w:t>
+      </w:r>
+    </w:p>
+    <w:p>
+      <w:r>
         <w:lastRenderedPageBreak/>
+        <w:t xml:space="preserve">“You were born January 6, 2000. You froze on </w:t>
+      </w:r>
+      <w:r>
+        <w:t>December 27, 201</w:t>
+      </w:r>
+      <w:r>
+        <w:t>4</w:t>
+      </w:r>
+      <w:r>
+        <w:t xml:space="preserve">. You were officially revived </w:t>
+      </w:r>
+      <w:r>
+        <w:t xml:space="preserve">March 27, </w:t>
+      </w:r>
+      <w:r>
+        <w:t>2125</w:t>
+      </w:r>
+      <w:r>
+        <w:t>. You were in recover</w:t>
+      </w:r>
+      <w:r>
+        <w:t>y</w:t>
+      </w:r>
+      <w:r>
+        <w:t xml:space="preserve"> for almost three months.</w:t>
+      </w:r>
+      <w:r>
+        <w:t>”</w:t>
+      </w:r>
+    </w:p>
+    <w:p>
+      <w:r>
+        <w:t>They stepped into an elevator and ascended.</w:t>
+      </w:r>
+    </w:p>
+    <w:p>
+      <w:r>
+        <w:t>“In September 203</w:t>
+      </w:r>
+      <w:r>
+        <w:t>7</w:t>
+      </w:r>
+      <w:r>
+        <w:t>, J47kSJ became approved for general clinical use under the trade name Revivall.</w:t>
+      </w:r>
+    </w:p>
+    <w:p>
+      <w:r>
         <w:t>“</w:t>
       </w:r>
       <w:r>
-        <w:t>There is one more thing we need to discuss</w:t>
+        <w:t>As a result of Revivall, cryogenic labs popped up throughout the world</w:t>
+      </w:r>
+      <w:r>
+        <w:t>.</w:t>
+      </w:r>
+      <w:r>
+        <w:t xml:space="preserve"> This opened up vast legal challenges as to the legal status of adults on revival,</w:t>
+      </w:r>
+      <w:r>
+        <w:t xml:space="preserve"> and</w:t>
+      </w:r>
+      <w:r>
+        <w:t xml:space="preserve"> especially children.</w:t>
+      </w:r>
+    </w:p>
+    <w:p>
+      <w:r>
+        <w:t>“</w:t>
+      </w:r>
+      <w:r>
+        <w:t>One major legal question was</w:t>
+      </w:r>
+      <w:r>
+        <w:t xml:space="preserve"> -</w:t>
+      </w:r>
+      <w:r>
+        <w:t xml:space="preserve"> what is the legal age of a minor who was frozen </w:t>
+      </w:r>
+      <w:r>
+        <w:t>for medical reasons?</w:t>
+      </w:r>
+    </w:p>
+    <w:p>
+      <w:r>
+        <w:t>“After over a decade of debate the world came to a consensus. The time a person spen</w:t>
+      </w:r>
+      <w:r>
+        <w:t>ds</w:t>
+      </w:r>
+      <w:r>
+        <w:t xml:space="preserve"> in cryogenic suspension </w:t>
+      </w:r>
+      <w:r>
+        <w:t>will</w:t>
+      </w:r>
+      <w:r>
+        <w:t xml:space="preserve"> not count if the time </w:t>
+      </w:r>
+      <w:r>
+        <w:t>is</w:t>
+      </w:r>
+      <w:r>
+        <w:t xml:space="preserve"> greater than five years.</w:t>
+      </w:r>
+    </w:p>
+    <w:p>
+      <w:r>
+        <w:t>“This was to acknowledge that a child’s brain is still a child’s brain, even after deep freeze.”</w:t>
+      </w:r>
+    </w:p>
+    <w:p>
+      <w:r>
+        <w:t>That statement annoyed Leah</w:t>
+      </w:r>
+      <w:r>
+        <w:t>. She wasn’t a child. However,</w:t>
+      </w:r>
+      <w:r>
+        <w:t xml:space="preserve"> she held her silence.</w:t>
+      </w:r>
+    </w:p>
+    <w:p>
+      <w:r>
+        <w:t>The doors opened and Leah found herself in an open plaza. Leah paused to enjoy the sun shining down on her as people bustled about.</w:t>
+      </w:r>
+    </w:p>
+    <w:p>
+      <w:r>
+        <w:t xml:space="preserve">The two walked </w:t>
+      </w:r>
+      <w:r>
+        <w:t>down a pedestrian street</w:t>
+      </w:r>
+      <w:r>
+        <w:t xml:space="preserve"> and Leah hurried to catch up.</w:t>
+      </w:r>
+    </w:p>
+    <w:p>
+      <w:r>
+        <w:t xml:space="preserve">“Therefore, according to legal fiction, you are legally fifteen years old. Furthermore, your legal birthday is now </w:t>
+      </w:r>
+      <w:r>
+        <w:t xml:space="preserve">officially </w:t>
+      </w:r>
+      <w:r>
+        <w:t>April 7, 2111</w:t>
+      </w:r>
+      <w:r>
+        <w:t>.</w:t>
+      </w:r>
+    </w:p>
+    <w:p>
+      <w:r>
+        <w:lastRenderedPageBreak/>
+        <w:t>“Finally, since you are still a legal minor, you are required to have a chaperone. It is my job to fulfill that role. Do you understand?”</w:t>
+      </w:r>
+    </w:p>
+    <w:p>
+      <w:r>
+        <w:t>Leah nodded.</w:t>
+      </w:r>
+    </w:p>
+    <w:p>
+      <w:r>
+        <w:t>“</w:t>
+      </w:r>
+      <w:r>
+        <w:t>In my day people were worried robots were taking over all jobs. Did that happen?” Leah asked</w:t>
+      </w:r>
+      <w:r>
+        <w:t xml:space="preserve"> as she followed her guides through a world that had once again changed.</w:t>
+      </w:r>
+    </w:p>
+    <w:p>
+      <w:r>
+        <w:t>“No Leah San,” Robbie said. “Rob</w:t>
+      </w:r>
+      <w:r>
+        <w:t>ots did not take over all jobs.</w:t>
+      </w:r>
+    </w:p>
+    <w:p>
+      <w:r>
+        <w:t xml:space="preserve">“Following </w:t>
+      </w:r>
+      <w:r>
+        <w:t>a pandemic starting in 2019</w:t>
+      </w:r>
+      <w:r>
+        <w:t>, people began reevaluating their relationship with work. As a result, the world had another crisis.</w:t>
+      </w:r>
+    </w:p>
+    <w:p>
+      <w:r>
+        <w:t>“Machines began taking over menial jobs, not because companies wanted to save money, but because no one wanted those jobs.</w:t>
+      </w:r>
+    </w:p>
+    <w:p>
+      <w:r>
+        <w:t>“T</w:t>
+      </w:r>
+      <w:r>
+        <w:t xml:space="preserve">raditional jobs like </w:t>
+      </w:r>
+      <w:r>
+        <w:t>stocking</w:t>
+      </w:r>
+      <w:r>
+        <w:t xml:space="preserve"> clerk </w:t>
+      </w:r>
+      <w:r>
+        <w:t xml:space="preserve">and janitor </w:t>
+      </w:r>
+      <w:r>
+        <w:t>no longer exist. That’s okay, since no one wants for anything, and AI ensures everyone is healthy and happy.”</w:t>
+      </w:r>
+    </w:p>
+    <w:p>
+      <w:r>
+        <w:t xml:space="preserve">“That’s creepy,” Leah </w:t>
+      </w:r>
+      <w:r>
+        <w:t xml:space="preserve">said </w:t>
+      </w:r>
+      <w:r>
+        <w:t>with a shudder.</w:t>
+      </w:r>
+    </w:p>
+    <w:p>
+      <w:r>
+        <w:t>“Is it?” Robbie asked. “</w:t>
+      </w:r>
+      <w:r>
+        <w:t>Was</w:t>
+      </w:r>
+      <w:r>
+        <w:t xml:space="preserve"> it creepy to rely on Google, Netflix, or YouTube</w:t>
+      </w:r>
+      <w:r>
+        <w:t xml:space="preserve"> to curate your results based on your preferences</w:t>
+      </w:r>
+      <w:r>
+        <w:t>?</w:t>
+      </w:r>
+      <w:r>
+        <w:t xml:space="preserve"> That’s what social media did in your time.”</w:t>
+      </w:r>
+    </w:p>
+    <w:p>
+      <w:r>
+        <w:t>“Yes, it’s creepy, and wrong,” Leah said adamantly.</w:t>
+      </w:r>
+    </w:p>
+    <w:p>
+      <w:r>
+        <w:t>“What do you wish?” Robbie asked.</w:t>
+      </w:r>
+    </w:p>
+    <w:p>
+      <w:r>
+        <w:t xml:space="preserve">“I don’t want to be limited by one point of view,” Leah </w:t>
+      </w:r>
+      <w:r>
+        <w:t>said</w:t>
+      </w:r>
+      <w:r>
+        <w:t>.</w:t>
+      </w:r>
+    </w:p>
+    <w:p>
+      <w:r>
+        <w:t>“I cannot fully comply with that request,” Robbie said. “Certain ideas and concepts are inappropriate at your current stage of development. This includes extremist views, and adult related content. All these can be rather harmful to you.</w:t>
+      </w:r>
+    </w:p>
+    <w:p>
+      <w:r>
+        <w:lastRenderedPageBreak/>
+        <w:t>“On the other hand, I can give you access to countless viewpoints and subjects. You can choose where to focus on</w:t>
+      </w:r>
+      <w:r>
+        <w:t>,” Robbie said.</w:t>
+      </w:r>
+    </w:p>
+    <w:p>
+      <w:r>
+        <w:t>“Thank you,” Leah said</w:t>
+      </w:r>
+      <w:r>
+        <w:t>, not happy that her life was an open book</w:t>
+      </w:r>
+      <w:r>
+        <w:t>.</w:t>
+      </w:r>
+    </w:p>
+    <w:p>
+      <w:r>
+        <w:t>“</w:t>
+      </w:r>
+      <w:r>
+        <w:t xml:space="preserve">It’s almost 1:00PM. </w:t>
+      </w:r>
+      <w:r>
+        <w:t>Come Leah Kun, let’s have lunch</w:t>
       </w:r>
       <w:r>
         <w:t xml:space="preserve">,” </w:t>
       </w:r>
       <w:r>
+        <w:t>Barbara</w:t>
+      </w:r>
+      <w:r>
+        <w:t xml:space="preserve"> said.</w:t>
+      </w:r>
+      <w:r>
+        <w:t xml:space="preserve"> “There is an excellent restaurant you will like.”</w:t>
+      </w:r>
+    </w:p>
+    <w:p>
+      <w:r>
+        <w:t>“I’m not hungry,” Leah said</w:t>
+      </w:r>
+      <w:r>
+        <w:t xml:space="preserve">, feeling </w:t>
+      </w:r>
+      <w:r>
+        <w:t>as if she was in a dream. Only in a dream did scenery change without warning.</w:t>
+      </w:r>
+      <w:r>
+        <w:t xml:space="preserve"> And what was with all those weird clothes and </w:t>
+      </w:r>
+      <w:r>
+        <w:t>strange</w:t>
+      </w:r>
+      <w:r>
+        <w:t xml:space="preserve"> </w:t>
+      </w:r>
+      <w:r>
+        <w:t>glasses people were wearing?</w:t>
+      </w:r>
+    </w:p>
+    <w:p>
+      <w:r>
+        <w:t>“Leah San, you need to eat,” Robbie said. “You haven’t eaten in over a century.”</w:t>
+      </w:r>
+    </w:p>
+    <w:p>
+      <w:r>
+        <w:t>Leah looked at the robot curiously. Did the machine make a joke?</w:t>
+      </w:r>
+    </w:p>
+    <w:p>
+      <w:r>
+        <w:t xml:space="preserve">As she followed the two, she noted </w:t>
+      </w:r>
+      <w:r>
+        <w:t>many people had service robots.</w:t>
+      </w:r>
+      <w:r>
+        <w:t xml:space="preserve"> </w:t>
+      </w:r>
+      <w:r>
+        <w:t>However, many people were alone</w:t>
+      </w:r>
+      <w:r>
+        <w:t>, just like the doctor</w:t>
+      </w:r>
+      <w:r>
+        <w:t xml:space="preserve">. </w:t>
+      </w:r>
+      <w:r>
+        <w:t xml:space="preserve">The scene reminded Leah of the </w:t>
+      </w:r>
+      <w:r>
+        <w:t>Middle Ages</w:t>
+      </w:r>
+      <w:r>
+        <w:t xml:space="preserve"> when the lords and ladies were accompanied by servants.</w:t>
+      </w:r>
+    </w:p>
+    <w:p>
+      <w:r>
+        <w:t>They arrived at a restaurant and entered.</w:t>
+      </w:r>
+      <w:r>
+        <w:t xml:space="preserve"> A robot greeted them and asked them to follow.</w:t>
+      </w:r>
+    </w:p>
+    <w:p>
+      <w:r>
+        <w:t xml:space="preserve">The first thing Leah noticed was that humans </w:t>
+      </w:r>
+      <w:r>
+        <w:t>were cooking</w:t>
+      </w:r>
+      <w:r>
+        <w:t xml:space="preserve">. </w:t>
+      </w:r>
+      <w:r>
+        <w:t>They worked in island</w:t>
+      </w:r>
+      <w:r>
+        <w:t>s</w:t>
+      </w:r>
+      <w:r>
+        <w:t xml:space="preserve"> </w:t>
+      </w:r>
+      <w:r>
+        <w:t>around</w:t>
+      </w:r>
+      <w:r>
+        <w:t xml:space="preserve"> the restaurant.</w:t>
+      </w:r>
+    </w:p>
+    <w:p>
+      <w:r>
+        <w:t xml:space="preserve">“How come humans are </w:t>
+      </w:r>
+      <w:r>
+        <w:t>cooking</w:t>
+      </w:r>
+      <w:r>
+        <w:t>?</w:t>
+      </w:r>
+      <w:r>
+        <w:t>” Leah asked.</w:t>
+      </w:r>
+    </w:p>
+    <w:p>
+      <w:r>
+        <w:t xml:space="preserve">“That’s because people come here for the human touch,” </w:t>
+      </w:r>
+      <w:r>
         <w:t>Robbie</w:t>
       </w:r>
       <w:r>
         <w:t xml:space="preserve"> </w:t>
       </w:r>
       <w:r>
-        <w:t>said as they walked</w:t>
-      </w:r>
-      <w:r>
-        <w:t>. “We need to inform you of your legal status.</w:t>
-      </w:r>
-    </w:p>
-    <w:p>
-      <w:r>
-        <w:t xml:space="preserve">“You were born January 6, 2000. You froze on </w:t>
-      </w:r>
-      <w:r>
-        <w:t>December 27, 201</w:t>
-      </w:r>
-      <w:r>
-        <w:t>4</w:t>
-      </w:r>
-      <w:r>
-        <w:t xml:space="preserve">. You were officially revived </w:t>
-      </w:r>
-      <w:r>
-        <w:t xml:space="preserve">March 27, </w:t>
-      </w:r>
-      <w:r>
-        <w:t>2125</w:t>
-      </w:r>
-      <w:r>
-        <w:t>. You were in recover</w:t>
-      </w:r>
-      <w:r>
-        <w:t>y</w:t>
-      </w:r>
-      <w:r>
-        <w:t xml:space="preserve"> for almost three months.</w:t>
-      </w:r>
-      <w:r>
-        <w:t>”</w:t>
-      </w:r>
-    </w:p>
-    <w:p>
-      <w:r>
-        <w:t>They stepped into an elevator and ascended.</w:t>
-      </w:r>
-    </w:p>
-    <w:p>
-      <w:r>
-        <w:t xml:space="preserve">Robbie paused, </w:t>
-      </w:r>
-      <w:proofErr w:type="gramStart"/>
-      <w:r>
-        <w:t>then</w:t>
-      </w:r>
-      <w:proofErr w:type="gramEnd"/>
-      <w:r>
-        <w:t xml:space="preserve"> continued. </w:t>
-      </w:r>
-      <w:r>
-        <w:t>“In September 203</w:t>
-      </w:r>
-      <w:r>
-        <w:t>7</w:t>
-      </w:r>
-      <w:r>
-        <w:t>, J47kSJ became approved for general clinical use under the trade name Revivall.</w:t>
-      </w:r>
-    </w:p>
-    <w:p>
-      <w:r>
-        <w:t>“</w:t>
-      </w:r>
-      <w:r>
-        <w:t>As a result of Revivall, cryogenic labs popped up throughout the world</w:t>
-      </w:r>
-      <w:r>
-        <w:t>.</w:t>
-      </w:r>
-      <w:r>
-        <w:t xml:space="preserve"> This opened up vast legal challenges as to the legal status of adults on revival,</w:t>
-      </w:r>
-      <w:r>
-        <w:t xml:space="preserve"> and</w:t>
-      </w:r>
-      <w:r>
-        <w:t xml:space="preserve"> especially children.</w:t>
-      </w:r>
-    </w:p>
-    <w:p>
-      <w:r>
-        <w:t>“</w:t>
-      </w:r>
-      <w:r>
-        <w:t>One major legal question was</w:t>
-      </w:r>
-      <w:r>
-        <w:t xml:space="preserve"> -</w:t>
-      </w:r>
-      <w:r>
-        <w:t xml:space="preserve"> what is the legal age of a minor who was frozen </w:t>
-      </w:r>
-      <w:r>
-        <w:t>for medical reasons?</w:t>
-      </w:r>
-    </w:p>
-    <w:p>
-      <w:r>
-        <w:t>“After over a decade of debate the world came to a consensus. The time a person spen</w:t>
-      </w:r>
-      <w:r>
-        <w:t>ds</w:t>
-      </w:r>
-      <w:r>
-        <w:t xml:space="preserve"> in cryogenic suspension </w:t>
-      </w:r>
-      <w:r>
-        <w:t>will</w:t>
-      </w:r>
-      <w:r>
-        <w:t xml:space="preserve"> not count if the time </w:t>
-      </w:r>
-      <w:r>
-        <w:t>is</w:t>
-      </w:r>
-      <w:r>
-        <w:t xml:space="preserve"> greater than five years.</w:t>
-      </w:r>
-    </w:p>
-    <w:p>
-      <w:r>
-        <w:t>“This was to acknowledge that a child’s brain is still a child’s brain, even after deep freeze.”</w:t>
-      </w:r>
-    </w:p>
-    <w:p>
-      <w:r>
-        <w:t>That statement annoyed Leah</w:t>
-      </w:r>
-      <w:r>
-        <w:t>. She wasn’t a child. However,</w:t>
-      </w:r>
-      <w:r>
-        <w:t xml:space="preserve"> she held her silence.</w:t>
-      </w:r>
-    </w:p>
-    <w:p>
-      <w:r>
-        <w:t>The doors opened and Leah found herself in an open plaza. Leah paused to enjoy the sun shining down on her as people bustled about.</w:t>
-      </w:r>
-    </w:p>
-    <w:p>
-      <w:r>
-        <w:t xml:space="preserve">The two walked </w:t>
-      </w:r>
-      <w:r>
-        <w:t>down a pedestrian street</w:t>
-      </w:r>
-      <w:r>
-        <w:t xml:space="preserve"> and Leah hurried to catch up.</w:t>
-      </w:r>
-    </w:p>
-    <w:p>
-      <w:r>
-        <w:lastRenderedPageBreak/>
-        <w:t xml:space="preserve">“Therefore, according to legal fiction, you are legally fifteen years old. Furthermore, your legal birthday is now </w:t>
-      </w:r>
-      <w:r>
-        <w:t xml:space="preserve">officially </w:t>
-      </w:r>
-      <w:r>
-        <w:t>April 7, 2111</w:t>
-      </w:r>
-      <w:r>
-        <w:t>.</w:t>
-      </w:r>
-    </w:p>
-    <w:p>
-      <w:r>
-        <w:t>“Finally, since you are still a legal minor, you are required to have a chaperone. It is my job to fulfill that role. Do you understand?”</w:t>
-      </w:r>
-    </w:p>
-    <w:p>
-      <w:r>
-        <w:t>Leah nodded.</w:t>
-      </w:r>
-    </w:p>
-    <w:p>
-      <w:r>
-        <w:t>“</w:t>
-      </w:r>
-      <w:r>
-        <w:t>In my day people were worried robots were taking over all jobs. Did that happen?” Leah asked</w:t>
-      </w:r>
-      <w:r>
-        <w:t xml:space="preserve"> as she followed her guides through a world that had once again changed.</w:t>
-      </w:r>
-    </w:p>
-    <w:p>
-      <w:r>
-        <w:t>“No Leah San,” Robbie said. “Rob</w:t>
-      </w:r>
-      <w:r>
-        <w:t>ots did not take over all jobs.</w:t>
-      </w:r>
-    </w:p>
-    <w:p>
-      <w:r>
-        <w:t xml:space="preserve">“Following </w:t>
-      </w:r>
-      <w:r>
-        <w:t>a pandemic starting in 2019</w:t>
-      </w:r>
-      <w:r>
-        <w:t>, people began reevaluating their relationship with work. As a result, the world had another crisis.</w:t>
-      </w:r>
-    </w:p>
-    <w:p>
-      <w:r>
-        <w:t>“Machines began taking over menial jobs, not because companies wanted to save money, but because no one wanted those jobs.</w:t>
-      </w:r>
-    </w:p>
-    <w:p>
-      <w:r>
-        <w:t>“T</w:t>
-      </w:r>
-      <w:r>
-        <w:t xml:space="preserve">raditional jobs like </w:t>
-      </w:r>
-      <w:r>
-        <w:t>stocking</w:t>
-      </w:r>
-      <w:r>
-        <w:t xml:space="preserve"> clerk </w:t>
-      </w:r>
-      <w:r>
-        <w:t xml:space="preserve">and janitor </w:t>
-      </w:r>
-      <w:r>
-        <w:t>no longer exist. That’s okay, since no one wants for anything, and AI ensures everyone is healthy and happy.”</w:t>
-      </w:r>
-    </w:p>
-    <w:p>
-      <w:r>
-        <w:t>“That’s creepy,” Leah muttered with a shudder.</w:t>
-      </w:r>
-    </w:p>
-    <w:p>
-      <w:r>
-        <w:t>“Is it?” Robbie asked. “</w:t>
-      </w:r>
-      <w:r>
-        <w:t>Was</w:t>
-      </w:r>
-      <w:r>
-        <w:t xml:space="preserve"> it creepy to rely on Google, Netflix, or YouTube</w:t>
-      </w:r>
-      <w:r>
-        <w:t xml:space="preserve"> to curate your results based on your preferences</w:t>
-      </w:r>
-      <w:r>
-        <w:t>?</w:t>
-      </w:r>
-      <w:r>
-        <w:t xml:space="preserve"> That’s what social media did in your time.”</w:t>
-      </w:r>
-    </w:p>
-    <w:p>
-      <w:r>
-        <w:t>“Yes, it’s creepy, and wrong,” Leah said adamantly.</w:t>
-      </w:r>
-    </w:p>
-    <w:p>
-      <w:r>
-        <w:t>“What do you wish?” Robbie asked.</w:t>
-      </w:r>
-    </w:p>
-    <w:p>
-      <w:r>
-        <w:t xml:space="preserve">“I don’t want to be limited by one point of view,” Leah </w:t>
-      </w:r>
-      <w:r>
-        <w:t>exclaimed</w:t>
-      </w:r>
-      <w:r>
-        <w:t>.</w:t>
-      </w:r>
-    </w:p>
-    <w:p>
-      <w:r>
-        <w:t xml:space="preserve">“I cannot fully comply with that request,” Robbie said. “Certain ideas and concepts are inappropriate at your current stage of development. </w:t>
-      </w:r>
-      <w:r>
-        <w:lastRenderedPageBreak/>
-        <w:t>This includes extremist views, and other adult related content. All these can be rather harmful to you.</w:t>
-      </w:r>
-    </w:p>
-    <w:p>
-      <w:r>
-        <w:t>“On the other hand, I can give you access to countless viewpoints and subjects. You can choose where to focus on</w:t>
-      </w:r>
-      <w:r>
-        <w:t>,” Robbie said.</w:t>
-      </w:r>
-    </w:p>
-    <w:p>
-      <w:r>
-        <w:t>“Thank you,” Leah said</w:t>
-      </w:r>
-      <w:r>
-        <w:t>, not happy that her life was an open book</w:t>
-      </w:r>
-      <w:r>
-        <w:t>.</w:t>
-      </w:r>
-    </w:p>
-    <w:p>
-      <w:r>
-        <w:t>“</w:t>
-      </w:r>
-      <w:r>
-        <w:t xml:space="preserve">It’s almost 1:00PM. </w:t>
-      </w:r>
-      <w:r>
-        <w:t>Come Leah Kun, let’s have lunch</w:t>
-      </w:r>
-      <w:r>
-        <w:t xml:space="preserve">,” </w:t>
-      </w:r>
-      <w:r>
-        <w:t>Barbara</w:t>
-      </w:r>
-      <w:r>
-        <w:t xml:space="preserve"> said.</w:t>
-      </w:r>
-      <w:r>
-        <w:t xml:space="preserve"> “There is an excellent restaurant you will like.”</w:t>
-      </w:r>
-    </w:p>
-    <w:p>
-      <w:r>
-        <w:t>“I’m not hungry,” Leah said</w:t>
-      </w:r>
-      <w:r>
-        <w:t xml:space="preserve">, feeling </w:t>
-      </w:r>
-      <w:r>
-        <w:t>as if she was in a dream. Only in a dream did scenery change without warning.</w:t>
-      </w:r>
-      <w:r>
-        <w:t xml:space="preserve"> And what was with all those weird clothes and </w:t>
-      </w:r>
-      <w:r>
-        <w:t>strange</w:t>
-      </w:r>
-      <w:r>
-        <w:t xml:space="preserve"> </w:t>
-      </w:r>
-      <w:r>
-        <w:t>glasses people were wearing?</w:t>
-      </w:r>
-    </w:p>
-    <w:p>
-      <w:r>
-        <w:t>“Leah San, you need to eat,” Robbie said. “You haven’t eaten in over a century.”</w:t>
-      </w:r>
-    </w:p>
-    <w:p>
-      <w:r>
-        <w:t>Leah looked at the robot curiously. Did the machine make a joke?</w:t>
-      </w:r>
-    </w:p>
-    <w:p>
-      <w:r>
-        <w:t xml:space="preserve">As she followed the two, she noted </w:t>
-      </w:r>
-      <w:r>
-        <w:t>many people had service robots.</w:t>
-      </w:r>
-      <w:r>
-        <w:t xml:space="preserve"> </w:t>
-      </w:r>
-      <w:r>
-        <w:t>However, many people were alone</w:t>
-      </w:r>
-      <w:r>
-        <w:t>, just like the doctor</w:t>
-      </w:r>
-      <w:r>
-        <w:t xml:space="preserve">. </w:t>
-      </w:r>
-      <w:r>
-        <w:t xml:space="preserve">The scene reminded Leah of the </w:t>
-      </w:r>
-      <w:r>
-        <w:t>Middle Ages</w:t>
-      </w:r>
-      <w:r>
-        <w:t xml:space="preserve"> when the lords and ladies were accompanied by servants.</w:t>
-      </w:r>
-    </w:p>
-    <w:p>
-      <w:r>
-        <w:t>They arrived at a restaurant and entered.</w:t>
-      </w:r>
-      <w:r>
-        <w:t xml:space="preserve"> A robot greeted them and asked them to follow.</w:t>
-      </w:r>
-    </w:p>
-    <w:p>
-      <w:r>
-        <w:t xml:space="preserve">The first thing Leah noticed was that humans </w:t>
-      </w:r>
-      <w:r>
-        <w:t>were cooking</w:t>
-      </w:r>
-      <w:r>
-        <w:t xml:space="preserve">. </w:t>
-      </w:r>
-      <w:r>
-        <w:t>They worked in island</w:t>
-      </w:r>
-      <w:r>
-        <w:t>s</w:t>
-      </w:r>
-      <w:r>
-        <w:t xml:space="preserve"> </w:t>
-      </w:r>
-      <w:r>
-        <w:t>around</w:t>
-      </w:r>
-      <w:r>
-        <w:t xml:space="preserve"> the restaurant.</w:t>
-      </w:r>
-    </w:p>
-    <w:p>
-      <w:r>
-        <w:t xml:space="preserve">“How come humans are </w:t>
-      </w:r>
-      <w:r>
-        <w:t>cooking</w:t>
-      </w:r>
-      <w:r>
-        <w:t>?</w:t>
-      </w:r>
-      <w:r>
-        <w:t>” Leah asked.</w:t>
-      </w:r>
-    </w:p>
-    <w:p>
-      <w:r>
-        <w:t xml:space="preserve">“That’s because people come here for the human touch,” </w:t>
-      </w:r>
-      <w:r>
-        <w:t>Robbie</w:t>
-      </w:r>
-      <w:r>
-        <w:t xml:space="preserve"> </w:t>
-      </w:r>
-      <w:r>
-        <w:t>replied</w:t>
+        <w:t>said</w:t>
       </w:r>
       <w:r>
         <w:t>. “</w:t>
@@ -3738,7 +3755,13 @@
         <w:t xml:space="preserve">“Amazing,” </w:t>
       </w:r>
       <w:r>
-        <w:t xml:space="preserve">Andria marveled as she tossed noodles. “I always wondered what it would be like to live in that era. You were at the brink of changes the world could never imagine. </w:t>
+        <w:t xml:space="preserve">Andria </w:t>
+      </w:r>
+      <w:r>
+        <w:t xml:space="preserve">said </w:t>
+      </w:r>
+      <w:r>
+        <w:t xml:space="preserve">as she tossed noodles. “I always wondered what it would be like to live in that era. You were at the brink of changes the world could never imagine. </w:t>
       </w:r>
       <w:r>
         <w:t>Of course,</w:t>
@@ -3831,7 +3854,13 @@
         <w:t>Robbie</w:t>
       </w:r>
       <w:r>
-        <w:t xml:space="preserve"> explained.</w:t>
+        <w:t xml:space="preserve"> </w:t>
+      </w:r>
+      <w:r>
+        <w:t>said</w:t>
+      </w:r>
+      <w:r>
+        <w:t>.</w:t>
       </w:r>
     </w:p>
     <w:p>
@@ -3870,7 +3899,13 @@
         <w:t>Only because of its unique position as a superpower</w:t>
       </w:r>
       <w:r>
-        <w:t xml:space="preserve">,” Robbie replied. “A large part of the population refused to follow medical guidelines for </w:t>
+        <w:t xml:space="preserve">,” Robbie </w:t>
+      </w:r>
+      <w:r>
+        <w:t>said</w:t>
+      </w:r>
+      <w:r>
+        <w:t xml:space="preserve">. “A large part of the population refused to follow medical guidelines for </w:t>
       </w:r>
       <w:r>
         <w:t>various</w:t>
@@ -3922,7 +3957,6 @@
       </w:r>
     </w:p>
     <w:p>
-      <w:proofErr w:type="gramStart"/>
       <w:r>
         <w:lastRenderedPageBreak/>
         <w:t xml:space="preserve">“Why do you keep calling me </w:t>
@@ -3931,27 +3965,21 @@
         <w:t>them</w:t>
       </w:r>
       <w:r>
-        <w:t>?”</w:t>
-      </w:r>
-      <w:proofErr w:type="gramEnd"/>
-      <w:r>
-        <w:t xml:space="preserve"> Leah asked, annoyed. “I’m a she.”</w:t>
-      </w:r>
-    </w:p>
-    <w:p>
-      <w:r>
-        <w:t>“I almost forgot English used to have gender,” Andria laughed. “I believe I would have been called a she, since I was born with the equipment to give birth.</w:t>
-      </w:r>
-      <w:r>
-        <w:t xml:space="preserve"> Would I be called a </w:t>
-      </w:r>
-      <w:proofErr w:type="spellStart"/>
-      <w:r>
-        <w:t>cheffess</w:t>
-      </w:r>
-      <w:proofErr w:type="spellEnd"/>
-      <w:r>
-        <w:t xml:space="preserve"> instead of chef?</w:t>
+        <w:t>?” Leah asked, annoyed. “I’m a she.”</w:t>
+      </w:r>
+    </w:p>
+    <w:p>
+      <w:r>
+        <w:t xml:space="preserve">“I almost forgot English used to have gender,” Andria </w:t>
+      </w:r>
+      <w:r>
+        <w:t>said</w:t>
+      </w:r>
+      <w:r>
+        <w:t>. “I believe I would have been called a she, since I was born with the equipment to give birth.</w:t>
+      </w:r>
+      <w:r>
+        <w:t xml:space="preserve"> Would I be called a cheffess instead of chef?</w:t>
       </w:r>
       <w:r>
         <w:t>”</w:t>
@@ -3964,18 +3992,10 @@
     </w:p>
     <w:p>
       <w:r>
-        <w:t xml:space="preserve">“There is no such thing as </w:t>
-      </w:r>
-      <w:proofErr w:type="spellStart"/>
-      <w:r>
-        <w:t>cheffess</w:t>
-      </w:r>
-      <w:proofErr w:type="spellEnd"/>
-      <w:r>
-        <w:t xml:space="preserve">,” Leah </w:t>
-      </w:r>
-      <w:r>
-        <w:t>explained</w:t>
+        <w:t xml:space="preserve">“There is no such thing as cheffess,” Leah </w:t>
+      </w:r>
+      <w:r>
+        <w:t>said</w:t>
       </w:r>
       <w:r>
         <w:t>.</w:t>
@@ -4025,11 +4045,16 @@
     </w:p>
     <w:p>
       <w:r>
-        <w:t>“My sibling Jenny is a neo-luddite,” Andria commented.</w:t>
-      </w:r>
-    </w:p>
-    <w:p>
-      <w:proofErr w:type="gramStart"/>
+        <w:t xml:space="preserve">“My sibling Jenny is a neo-luddite,” Andria </w:t>
+      </w:r>
+      <w:r>
+        <w:t>said</w:t>
+      </w:r>
+      <w:r>
+        <w:t>.</w:t>
+      </w:r>
+    </w:p>
+    <w:p>
       <w:r>
         <w:t>“</w:t>
       </w:r>
@@ -4037,14 +4062,225 @@
         <w:t>A what?</w:t>
       </w:r>
       <w:r>
+        <w:t xml:space="preserve">” Leah </w:t>
+      </w:r>
+      <w:r>
+        <w:t>asked</w:t>
+      </w:r>
+      <w:r>
+        <w:t>.</w:t>
+      </w:r>
+    </w:p>
+    <w:p>
+      <w:r>
+        <w:t>“N</w:t>
+      </w:r>
+      <w:r>
+        <w:t xml:space="preserve">eo-luddites are people who </w:t>
+      </w:r>
+      <w:r>
+        <w:t xml:space="preserve">only accept technology before the industrial revolution,” Robbie </w:t>
+      </w:r>
+      <w:r>
+        <w:t>said</w:t>
+      </w:r>
+      <w:r>
+        <w:t>.</w:t>
+      </w:r>
+    </w:p>
+    <w:p>
+      <w:r>
+        <w:t>Andria served a chicken dish, except the chicken didn’t taste like any chicken Leah was familiar with. Nevertheless, the dish was amazing.</w:t>
+      </w:r>
+    </w:p>
+    <w:p>
+      <w:r>
+        <w:t>Feeling the need to make conversation, Leah asked, “Why did you ask if I need glasses?”</w:t>
+      </w:r>
+    </w:p>
+    <w:p>
+      <w:r>
+        <w:t xml:space="preserve">“It’s </w:t>
+      </w:r>
+      <w:r>
+        <w:t>one of several</w:t>
+      </w:r>
+      <w:r>
+        <w:t xml:space="preserve"> gateway</w:t>
+      </w:r>
+      <w:r>
+        <w:t>s</w:t>
+      </w:r>
+      <w:r>
+        <w:t xml:space="preserve"> into the virtual world,” Robbie </w:t>
+      </w:r>
+      <w:r>
+        <w:t>said</w:t>
+      </w:r>
+      <w:r>
+        <w:t>.</w:t>
+      </w:r>
+    </w:p>
+    <w:p>
+      <w:r>
+        <w:t>“You know them as VR glasses. Except these glasses use</w:t>
+      </w:r>
+      <w:r>
+        <w:t xml:space="preserve"> electric and magnetic fields, as well as</w:t>
+      </w:r>
+      <w:r>
+        <w:t xml:space="preserve"> </w:t>
+      </w:r>
+      <w:r>
+        <w:t>micro</w:t>
+      </w:r>
+      <w:r>
+        <w:t>waves to synchronize data with your brain.”</w:t>
+      </w:r>
+    </w:p>
+    <w:p>
+      <w:r>
+        <w:lastRenderedPageBreak/>
+        <w:t>“Oh my God, that sounds dangerous,” Leah exclaimed.</w:t>
+      </w:r>
+    </w:p>
+    <w:p>
+      <w:r>
+        <w:t>“</w:t>
+      </w:r>
+      <w:r>
+        <w:t>Regulation glasses hardware-restrict</w:t>
+      </w:r>
+      <w:r>
+        <w:t xml:space="preserve"> maximum power output,” Robbie </w:t>
+      </w:r>
+      <w:r>
+        <w:t>said</w:t>
+      </w:r>
+      <w:r>
+        <w:t>. “Also, AI is constantly on guard for possible cyber-attacks.</w:t>
+      </w:r>
+      <w:r>
+        <w:t xml:space="preserve"> You are not ready for them yet.”</w:t>
+      </w:r>
+    </w:p>
+    <w:p>
+      <w:r>
+        <w:t>“I notice only some people are using glasses. How come?” Leah asked.</w:t>
+      </w:r>
+    </w:p>
+    <w:p>
+      <w:r>
+        <w:t xml:space="preserve">“Some people refuse the technology, while people like me have the tech implanted,” </w:t>
+      </w:r>
+      <w:r>
+        <w:t>Barbara</w:t>
+      </w:r>
+      <w:r>
+        <w:t xml:space="preserve"> </w:t>
+      </w:r>
+      <w:r>
+        <w:t>said</w:t>
+      </w:r>
+      <w:r>
+        <w:t>.</w:t>
+      </w:r>
+    </w:p>
+    <w:p>
+      <w:r>
+        <w:t>“Me too,” Andria said.</w:t>
+      </w:r>
+      <w:r>
+        <w:t xml:space="preserve"> “It’s </w:t>
+      </w:r>
+      <w:r>
+        <w:t>amazing</w:t>
+      </w:r>
+      <w:r>
+        <w:t>, but not for everyone.”</w:t>
+      </w:r>
+    </w:p>
+    <w:p>
+      <w:r>
+        <w:t>“You will need to know much more about this world before you can make a</w:t>
+      </w:r>
+      <w:r>
+        <w:t>n informed</w:t>
+      </w:r>
+      <w:r>
+        <w:t xml:space="preserve"> decision,” Robbie said. “Don’t worry. The tech is not required to function in this society.”</w:t>
+      </w:r>
+    </w:p>
+    <w:p>
+      <w:r>
+        <w:t>Desert was served. It wasn’t sweet but it was amazing.</w:t>
+      </w:r>
+    </w:p>
+    <w:p>
+      <w:r>
+        <w:t>“I wonder how much sugar is in this,” Leah mused.</w:t>
+      </w:r>
+    </w:p>
+    <w:p>
+      <w:r>
+        <w:t xml:space="preserve">“There is no </w:t>
+      </w:r>
+      <w:r>
+        <w:t xml:space="preserve">refined </w:t>
+      </w:r>
+      <w:r>
+        <w:t>sugar,” Andria said. “Without Big Ag manipulating consumers, we now know refined sugar is carcinogenic and causes multiple long-term diseases. This desert was made with all natural ingredients such as sweet potato, combined with techniques for manipulating</w:t>
+      </w:r>
+      <w:r>
+        <w:t xml:space="preserve"> taste.</w:t>
+      </w:r>
+    </w:p>
+    <w:p>
+      <w:r>
+        <w:t>“I don’t use any particular recipe. Instead, each meal is different, depending on seasonally available local ingredients, my mood, and what I know about my guests.</w:t>
+      </w:r>
+      <w:r>
         <w:t>”</w:t>
       </w:r>
-      <w:proofErr w:type="gramEnd"/>
-      <w:r>
-        <w:t xml:space="preserve"> Leah </w:t>
-      </w:r>
-      <w:r>
-        <w:t>asked</w:t>
+    </w:p>
+    <w:p>
+      <w:r>
+        <w:t>“Thank you,” Leah said. “That was amazing. How much do we owe you?”</w:t>
+      </w:r>
+    </w:p>
+    <w:p>
+      <w:r>
+        <w:t>“The bill has already been paid,” Andria said. “I hope to serve you again.”</w:t>
+      </w:r>
+    </w:p>
+    <w:p>
+      <w:r>
+        <w:lastRenderedPageBreak/>
+        <w:t>With that they stepped out of the restaurant.</w:t>
+      </w:r>
+    </w:p>
+    <w:p>
+      <w:r>
+        <w:t>With a full belly, the world didn’t seem as scary as it did before.</w:t>
+      </w:r>
+    </w:p>
+    <w:p>
+      <w:r>
+        <w:t>“Leah is adapting more quickly than our data indicated,” Robbie said. “</w:t>
+      </w:r>
+      <w:r>
+        <w:t>Their</w:t>
+      </w:r>
+      <w:r>
+        <w:t xml:space="preserve"> sleep can be postponed.”</w:t>
+      </w:r>
+    </w:p>
+    <w:p>
+      <w:r>
+        <w:t xml:space="preserve">“So, your data about me isn’t as complete as you assumed,” Leah </w:t>
+      </w:r>
+      <w:r>
+        <w:t>said, gloating</w:t>
       </w:r>
       <w:r>
         <w:t>.</w:t>
@@ -4052,63 +4288,241 @@
     </w:p>
     <w:p>
       <w:r>
-        <w:t>“N</w:t>
-      </w:r>
-      <w:r>
-        <w:t xml:space="preserve">eo-luddites are people who </w:t>
-      </w:r>
-      <w:r>
-        <w:t>only accept technology before the industrial revolution,” Robbie explained.</w:t>
-      </w:r>
-    </w:p>
-    <w:p>
-      <w:r>
-        <w:t>Andria served a chicken dish, except the chicken didn’t taste like any chicken Leah was familiar with. Nevertheless, the dish was amazing.</w:t>
-      </w:r>
-    </w:p>
-    <w:p>
-      <w:r>
-        <w:t>Feeling the need to make conversation, Leah asked, “Why did you ask if I need glasses?”</w:t>
-      </w:r>
-    </w:p>
-    <w:p>
-      <w:r>
-        <w:t xml:space="preserve">“It’s </w:t>
-      </w:r>
-      <w:r>
-        <w:t>one of several</w:t>
-      </w:r>
-      <w:r>
-        <w:t xml:space="preserve"> gateway</w:t>
+        <w:t xml:space="preserve">“No,” Robbie </w:t>
+      </w:r>
+      <w:r>
+        <w:t>said</w:t>
+      </w:r>
+      <w:r>
+        <w:t>. “</w:t>
+      </w:r>
+      <w:r>
+        <w:t>This is within expected norms</w:t>
+      </w:r>
+      <w:r>
+        <w:t>.”</w:t>
+      </w:r>
+    </w:p>
+    <w:p>
+      <w:r>
+        <w:t xml:space="preserve">“Come let’s go upside,” </w:t>
+      </w:r>
+      <w:r>
+        <w:t>Barbara</w:t>
+      </w:r>
+      <w:r>
+        <w:t xml:space="preserve"> said</w:t>
+      </w:r>
+      <w:r>
+        <w:t>.</w:t>
+      </w:r>
+    </w:p>
+    <w:p>
+      <w:r>
+        <w:t>Leah followed the doctor to a tube that seemed to shoot into the sky.</w:t>
+      </w:r>
+      <w:r>
+        <w:t xml:space="preserve"> </w:t>
+      </w:r>
+      <w:r>
+        <w:t>They stepped in and an elevator rushed them upward. In moments they were above the city</w:t>
+      </w:r>
+      <w:r>
+        <w:t>.</w:t>
+      </w:r>
+      <w:r>
+        <w:t xml:space="preserve"> </w:t>
+      </w:r>
+      <w:r>
+        <w:t>T</w:t>
+      </w:r>
+      <w:r>
+        <w:t>he view was cut off by a blank wall</w:t>
+      </w:r>
+      <w:r>
+        <w:t>, broken by rings of light that zoomed down</w:t>
+      </w:r>
+      <w:r>
+        <w:t>.</w:t>
+      </w:r>
+    </w:p>
+    <w:p>
+      <w:r>
+        <w:t xml:space="preserve">Half a minute later the elevator doors </w:t>
+      </w:r>
+      <w:r>
+        <w:t>opened</w:t>
+      </w:r>
+      <w:r>
+        <w:t xml:space="preserve"> and they stepped into an abandoned city overrun with jungle.</w:t>
+      </w:r>
+    </w:p>
+    <w:p>
+      <w:r>
+        <w:t>“</w:t>
+      </w:r>
+      <w:r>
+        <w:t xml:space="preserve">Leah Kun, my work week is over,” </w:t>
+      </w:r>
+      <w:r>
+        <w:t>Barbara</w:t>
+      </w:r>
+      <w:r>
+        <w:t xml:space="preserve"> said. “I would like to invite you over to my home in Florida. My spouse and kids would like to meet you.”</w:t>
+      </w:r>
+    </w:p>
+    <w:p>
+      <w:r>
+        <w:t>“I guess I have nowhere else to go,” Leah said, feeling a little lonely.</w:t>
+      </w:r>
+      <w:r>
+        <w:t xml:space="preserve"> However, her loneliness was overcome by the strangeness of the new vista.</w:t>
+      </w:r>
+    </w:p>
+    <w:p>
+      <w:r>
+        <w:t xml:space="preserve">“Everything will be okay dear,” </w:t>
+      </w:r>
+      <w:r>
+        <w:t>Barbara</w:t>
+      </w:r>
+      <w:r>
+        <w:t xml:space="preserve"> said gently. “Think of this as a grand adventure.”</w:t>
+      </w:r>
+    </w:p>
+    <w:p>
+      <w:r>
+        <w:t xml:space="preserve">“Grand adventure indeed,” Leah </w:t>
+      </w:r>
+      <w:r>
+        <w:t xml:space="preserve">said, </w:t>
+      </w:r>
+      <w:r>
+        <w:t>laugh</w:t>
+      </w:r>
+      <w:r>
+        <w:t>ing</w:t>
+      </w:r>
+      <w:r>
+        <w:t xml:space="preserve"> uncontrollably. “I first awake in an Italian </w:t>
+      </w:r>
+      <w:r>
+        <w:t>cliff-side</w:t>
+      </w:r>
+      <w:r>
+        <w:t xml:space="preserve"> villa. I enter a door and find myself in a hospital corridor. I ride an elevator and arrive in </w:t>
+      </w:r>
+      <w:r>
+        <w:t>what look</w:t>
       </w:r>
       <w:r>
         <w:t>s</w:t>
       </w:r>
       <w:r>
-        <w:t xml:space="preserve"> into the virtual world,” Robbie replied.</w:t>
-      </w:r>
-    </w:p>
-    <w:p>
+        <w:t xml:space="preserve"> like Paris. I then ride another elevator straight into the sky, </w:t>
+      </w:r>
+      <w:r>
+        <w:t xml:space="preserve">and </w:t>
+      </w:r>
+      <w:r>
+        <w:t xml:space="preserve">then an </w:t>
+      </w:r>
       <w:r>
         <w:lastRenderedPageBreak/>
-        <w:t>“You know them as VR glasses. Except these glasses use</w:t>
-      </w:r>
-      <w:r>
-        <w:t xml:space="preserve"> electric and magnetic fields, as well as</w:t>
+        <w:t>underground tube. Now I’m in an abandoned city overrun with jungle.”</w:t>
+      </w:r>
+    </w:p>
+    <w:p>
+      <w:r>
+        <w:t xml:space="preserve">“You are starting to understand what it’s like to live in the virtual world,” </w:t>
+      </w:r>
+      <w:r>
+        <w:t>Barbara</w:t>
+      </w:r>
+      <w:r>
+        <w:t xml:space="preserve"> said</w:t>
+      </w:r>
+      <w:r>
+        <w:t xml:space="preserve"> with a chuckle</w:t>
+      </w:r>
+      <w:r>
+        <w:t>.</w:t>
+      </w:r>
+      <w:r>
+        <w:t xml:space="preserve"> “In time this world will become mundane and boring, if stability is what you crave.”</w:t>
+      </w:r>
+    </w:p>
+    <w:p>
+      <w:r>
+        <w:t>A vehicle pulled up next to them and the door opened.</w:t>
+      </w:r>
+      <w:r>
+        <w:t xml:space="preserve"> There was no driver.</w:t>
+      </w:r>
+    </w:p>
+    <w:p>
+      <w:r>
+        <w:t xml:space="preserve">“This is our ride,” </w:t>
+      </w:r>
+      <w:r>
+        <w:t>Barbara</w:t>
+      </w:r>
+      <w:r>
+        <w:t xml:space="preserve"> said as she entered. “By the way this is a flying car. It will fly us to our destination.</w:t>
+      </w:r>
+      <w:r>
+        <w:t>”</w:t>
+      </w:r>
+    </w:p>
+    <w:p>
+      <w:r>
+        <w:t>Leah sat back and looked out the window</w:t>
+      </w:r>
+      <w:r>
+        <w:t xml:space="preserve"> as the abandoned city fell</w:t>
       </w:r>
       <w:r>
         <w:t xml:space="preserve"> </w:t>
       </w:r>
       <w:r>
-        <w:t>micro</w:t>
-      </w:r>
-      <w:r>
-        <w:t>waves to synchronize data with your brain.”</w:t>
-      </w:r>
-    </w:p>
-    <w:p>
-      <w:r>
-        <w:t>“Oh my God, that sounds dangerous,” Leah exclaimed.</w:t>
+        <w:t>away from view.</w:t>
+      </w:r>
+    </w:p>
+    <w:p>
+      <w:r>
+        <w:t xml:space="preserve">Leah looked at Robbie sitting </w:t>
+      </w:r>
+      <w:r>
+        <w:t>opposite</w:t>
+      </w:r>
+      <w:r>
+        <w:t xml:space="preserve"> her. </w:t>
+      </w:r>
+      <w:r>
+        <w:t xml:space="preserve">A flat panel on </w:t>
+      </w:r>
+      <w:r>
+        <w:t xml:space="preserve">Robbie’s chest </w:t>
+      </w:r>
+      <w:r>
+        <w:t xml:space="preserve">lit up </w:t>
+      </w:r>
+      <w:r>
+        <w:t>revealing a screen.</w:t>
+      </w:r>
+    </w:p>
+    <w:p>
+      <w:r>
+        <w:t>“This is a cross-section of the city we just exited</w:t>
+      </w:r>
+      <w:r>
+        <w:t xml:space="preserve"> from,” Robbie </w:t>
+      </w:r>
+      <w:r>
+        <w:t>said</w:t>
+      </w:r>
+      <w:r>
+        <w:t>.</w:t>
       </w:r>
     </w:p>
     <w:p>
@@ -4116,40 +4530,183 @@
         <w:t>“</w:t>
       </w:r>
       <w:r>
-        <w:t>Regulation glasses hardware-restrict</w:t>
-      </w:r>
-      <w:r>
-        <w:t xml:space="preserve"> maximum power output,” Robbie assured. “Also, AI is constantly on guard for possible cyber-attacks.</w:t>
-      </w:r>
-      <w:r>
-        <w:t xml:space="preserve"> You are not ready for them yet.”</w:t>
-      </w:r>
-    </w:p>
-    <w:p>
-      <w:r>
-        <w:t xml:space="preserve">“I notice only some people are using glasses. </w:t>
-      </w:r>
-      <w:proofErr w:type="gramStart"/>
-      <w:r>
-        <w:t>How come?”</w:t>
-      </w:r>
-      <w:proofErr w:type="gramEnd"/>
-      <w:r>
-        <w:t xml:space="preserve"> Leah asked.</w:t>
-      </w:r>
-    </w:p>
-    <w:p>
-      <w:r>
-        <w:t xml:space="preserve">“Some people refuse the technology, while people like me have the tech implanted,” </w:t>
-      </w:r>
-      <w:r>
-        <w:t>Barbara</w:t>
+        <w:t>S</w:t>
+      </w:r>
+      <w:r>
+        <w:t xml:space="preserve">ince </w:t>
+      </w:r>
+      <w:r>
+        <w:t xml:space="preserve">before </w:t>
+      </w:r>
+      <w:r>
+        <w:t>you were born,</w:t>
+      </w:r>
+      <w:r>
+        <w:t xml:space="preserve"> Chicago struggled with overcrowding. It was a dream of </w:t>
+      </w:r>
+      <w:r>
+        <w:t xml:space="preserve">some architects </w:t>
+      </w:r>
+      <w:r>
+        <w:t xml:space="preserve">to eventually create an underground city. In 2067 a huge cavern was excavated, and an underground city </w:t>
+      </w:r>
+      <w:r>
+        <w:t>named</w:t>
+      </w:r>
+      <w:r>
+        <w:t xml:space="preserve"> New Chicago was built. That too became crowded, as the weather was better than Old Chicago.</w:t>
+      </w:r>
+    </w:p>
+    <w:p>
+      <w:r>
+        <w:t>“</w:t>
+      </w:r>
+      <w:r>
+        <w:t>As a result</w:t>
+      </w:r>
+      <w:r>
+        <w:t>, people began constructing reverse skyscrapers</w:t>
+      </w:r>
+      <w:r>
+        <w:t xml:space="preserve"> or ground scrappers</w:t>
+      </w:r>
+      <w:r>
+        <w:t>. These structures went downwards, instead of upwards.</w:t>
+      </w:r>
+    </w:p>
+    <w:p>
+      <w:r>
+        <w:t>“One such structure was the hospital you found yourself in.</w:t>
+      </w:r>
+    </w:p>
+    <w:p>
+      <w:r>
+        <w:t xml:space="preserve">“Your room was designed to </w:t>
+      </w:r>
+      <w:r>
+        <w:t>look like a home</w:t>
+      </w:r>
+      <w:r>
+        <w:t>.</w:t>
       </w:r>
       <w:r>
         <w:t xml:space="preserve"> </w:t>
       </w:r>
       <w:r>
-        <w:t>answered</w:t>
+        <w:t xml:space="preserve">The </w:t>
+      </w:r>
+      <w:r>
+        <w:t xml:space="preserve">view beyond the </w:t>
+      </w:r>
+      <w:r>
+        <w:t xml:space="preserve">balcony </w:t>
+      </w:r>
+      <w:r>
+        <w:t>is</w:t>
+      </w:r>
+      <w:r>
+        <w:t xml:space="preserve"> a holographic projection, with accompanying sound, air flow, and scent.</w:t>
+      </w:r>
+      <w:r>
+        <w:t xml:space="preserve"> It was designed for therapeutic purposes.</w:t>
+      </w:r>
+    </w:p>
+    <w:p>
+      <w:r>
+        <w:lastRenderedPageBreak/>
+        <w:t>“In short, you started your journey in a room in a reverse skyscraper, ascended to the ground floor of New Chicago where you ate lunch, then ascended an elevator to the ground floor of Old Chicago.”</w:t>
+      </w:r>
+    </w:p>
+    <w:p>
+      <w:r>
+        <w:t xml:space="preserve">“So </w:t>
+      </w:r>
+      <w:r>
+        <w:t>why is</w:t>
+      </w:r>
+      <w:r>
+        <w:t xml:space="preserve"> Old Chicago overrun with jungle?” Leah asked. </w:t>
+      </w:r>
+    </w:p>
+    <w:p>
+      <w:r>
+        <w:t xml:space="preserve">“Old Chicago isn’t abandoned,” Robbie </w:t>
+      </w:r>
+      <w:r>
+        <w:t>said</w:t>
+      </w:r>
+      <w:r>
+        <w:t>. “Th</w:t>
+      </w:r>
+      <w:r>
+        <w:t>is</w:t>
+      </w:r>
+      <w:r>
+        <w:t xml:space="preserve"> is a style of architecture designed to combine the convenience of living i</w:t>
+      </w:r>
+      <w:r>
+        <w:t>n a city and the stress reducing qualities of green nature.”</w:t>
+      </w:r>
+    </w:p>
+    <w:p>
+      <w:r>
+        <w:t>Everything finally made sense.</w:t>
+      </w:r>
+    </w:p>
+    <w:p>
+      <w:r>
+        <w:t xml:space="preserve">The panel on Robbie’s chest </w:t>
+      </w:r>
+      <w:r>
+        <w:t>went blank</w:t>
+      </w:r>
+      <w:r>
+        <w:t xml:space="preserve"> and Robbie said, “I need to warn you. Much of Florida has been submerged when sea levels rose </w:t>
+      </w:r>
+      <w:r>
+        <w:t>8 meters.”</w:t>
+      </w:r>
+    </w:p>
+    <w:p>
+      <w:r>
+        <w:t xml:space="preserve">One meter was approximately 1 yard, Leah </w:t>
+      </w:r>
+      <w:r>
+        <w:t>remembered</w:t>
+      </w:r>
+      <w:r>
+        <w:t>. Why couldn’t they have made 1 meter exactly equal 1 yard</w:t>
+      </w:r>
+      <w:r>
+        <w:t>, or better yet, 1 foot</w:t>
+      </w:r>
+      <w:r>
+        <w:t>?</w:t>
+      </w:r>
+      <w:r>
+        <w:t xml:space="preserve"> That was so annoying.</w:t>
+      </w:r>
+    </w:p>
+    <w:p>
+      <w:r>
+        <w:t>“Oh my God, how did that happen?” Leah asked.</w:t>
+      </w:r>
+    </w:p>
+    <w:p>
+      <w:r>
+        <w:t xml:space="preserve">“During your time Antarctica was starting to thaw. There were already liquid lakes with enough water to raise sea levels by several </w:t>
+      </w:r>
+      <w:r>
+        <w:t>meters</w:t>
+      </w:r>
+      <w:r>
+        <w:t>, though the exact amount wasn’t known</w:t>
+      </w:r>
+      <w:r>
+        <w:t xml:space="preserve">. It was only a matter of time before the dam broke,” Robbie </w:t>
+      </w:r>
+      <w:r>
+        <w:t>said</w:t>
       </w:r>
       <w:r>
         <w:t>.</w:t>
@@ -4157,508 +4714,59 @@
     </w:p>
     <w:p>
       <w:r>
-        <w:t>“Me too,” Andria said.</w:t>
-      </w:r>
-      <w:r>
-        <w:t xml:space="preserve"> “It’s </w:t>
-      </w:r>
-      <w:r>
-        <w:t>amazing</w:t>
-      </w:r>
-      <w:r>
-        <w:t>, but not for everyone.”</w:t>
-      </w:r>
-    </w:p>
-    <w:p>
-      <w:r>
-        <w:t>“You will need to know much more about this world before you can make a</w:t>
-      </w:r>
-      <w:r>
-        <w:t>n informed</w:t>
-      </w:r>
-      <w:r>
-        <w:t xml:space="preserve"> decision,” Robbie said. “Don’t worry. The tech is not required to function in this society.”</w:t>
-      </w:r>
-    </w:p>
-    <w:p>
-      <w:r>
-        <w:t>Desert was served. It wasn’t sweet but it was amazing.</w:t>
-      </w:r>
-    </w:p>
-    <w:p>
-      <w:r>
-        <w:t>“I wonder how much sugar is in this,” Leah mused.</w:t>
-      </w:r>
-    </w:p>
-    <w:p>
-      <w:r>
-        <w:t xml:space="preserve">“There is no </w:t>
-      </w:r>
-      <w:r>
-        <w:t xml:space="preserve">refined </w:t>
-      </w:r>
-      <w:r>
-        <w:t>sugar,” Andria said. “Without Big Ag manipulating consumers, we now know refined sugar is carcinogenic and causes multiple long-term diseases. This desert was made with all natural ingredients such as sweet potato, combined with techniques for manipulating</w:t>
-      </w:r>
-      <w:r>
-        <w:t xml:space="preserve"> taste.</w:t>
-      </w:r>
-    </w:p>
-    <w:p>
-      <w:r>
-        <w:t>“I don’t use any particular recipe. Instead, each meal is different, depending on seasonally available local ingredients, my mood, and what I know about my guests.</w:t>
-      </w:r>
-      <w:r>
-        <w:t>”</w:t>
+        <w:t xml:space="preserve">“The resulting </w:t>
+      </w:r>
+      <w:r>
+        <w:t xml:space="preserve">tsunami </w:t>
+      </w:r>
+      <w:r>
+        <w:t xml:space="preserve">was so </w:t>
+      </w:r>
+      <w:r>
+        <w:t>great</w:t>
+      </w:r>
+      <w:r>
+        <w:t xml:space="preserve"> and devastating that it literally </w:t>
+      </w:r>
+      <w:r>
+        <w:t>wiped countries out of existence. Millions of people drowned in a matter of minutes, leaving hundreds of millions of people homeless.</w:t>
+      </w:r>
+    </w:p>
+    <w:p>
+      <w:r>
+        <w:t xml:space="preserve">“The media likened it to the </w:t>
+      </w:r>
+      <w:r>
+        <w:t>Biblical</w:t>
+      </w:r>
+      <w:r>
+        <w:t xml:space="preserve"> Flood that happened around twelve thousand years ago</w:t>
+      </w:r>
+      <w:r>
+        <w:t>.”</w:t>
+      </w:r>
+    </w:p>
+    <w:p>
+      <w:r>
+        <w:t>“What Biblical flood?” Leah asked. “Isn’t the Bible just a story?”</w:t>
       </w:r>
     </w:p>
     <w:p>
       <w:r>
         <w:lastRenderedPageBreak/>
-        <w:t>“Thank you,” Leah said. “That was amazing. How much do we owe you?”</w:t>
-      </w:r>
-    </w:p>
-    <w:p>
-      <w:r>
-        <w:t>“The bill has already been paid,” Andria said. “I hope to serve you again.”</w:t>
-      </w:r>
-    </w:p>
-    <w:p>
-      <w:r>
-        <w:t>With that they stepped out of the restaurant.</w:t>
-      </w:r>
-    </w:p>
-    <w:p>
-      <w:r>
-        <w:t>With a full belly, the world didn’t seem as scary as it did before.</w:t>
-      </w:r>
-    </w:p>
-    <w:p>
-      <w:r>
-        <w:t>“Leah is adapting more quickly than our data indicated,” Robbie said. “</w:t>
-      </w:r>
-      <w:r>
-        <w:t>Their</w:t>
-      </w:r>
-      <w:r>
-        <w:t xml:space="preserve"> sleep can be postponed.”</w:t>
-      </w:r>
-    </w:p>
-    <w:p>
-      <w:r>
-        <w:t>“So, your data about me isn’t as complete as you assumed,” Leah gloated.</w:t>
-      </w:r>
-    </w:p>
-    <w:p>
-      <w:r>
-        <w:t>“No,” Robbie corrected. “Data indicates the change in you occurred while you were frozen.”</w:t>
-      </w:r>
-    </w:p>
-    <w:p>
-      <w:r>
-        <w:t xml:space="preserve">“Come let’s go upside,” </w:t>
-      </w:r>
-      <w:r>
-        <w:t>Barbara</w:t>
-      </w:r>
-      <w:r>
-        <w:t xml:space="preserve"> said</w:t>
-      </w:r>
-      <w:r>
-        <w:t>.</w:t>
-      </w:r>
-    </w:p>
-    <w:p>
-      <w:r>
-        <w:t>Leah followed the doctor to a tube that seemed to shoot into the sky.</w:t>
-      </w:r>
-      <w:r>
-        <w:t xml:space="preserve"> </w:t>
-      </w:r>
-      <w:r>
-        <w:t xml:space="preserve">They stepped in and an elevator rushed them upward. In moments they were above the city, </w:t>
-      </w:r>
-      <w:proofErr w:type="gramStart"/>
-      <w:r>
-        <w:t>then</w:t>
-      </w:r>
-      <w:proofErr w:type="gramEnd"/>
-      <w:r>
-        <w:t xml:space="preserve"> the view was cut off by a blank wall. However, the interior was well lit.</w:t>
-      </w:r>
-    </w:p>
-    <w:p>
-      <w:r>
-        <w:t xml:space="preserve">Half a minute later the elevator doors </w:t>
-      </w:r>
-      <w:r>
-        <w:t>opened,</w:t>
-      </w:r>
-      <w:r>
-        <w:t xml:space="preserve"> and they stepped into an abandoned city overrun with jungle.</w:t>
-      </w:r>
-    </w:p>
-    <w:p>
-      <w:r>
-        <w:t>“</w:t>
-      </w:r>
-      <w:r>
-        <w:t xml:space="preserve">Leah Kun, my work week is over,” </w:t>
-      </w:r>
-      <w:r>
-        <w:t>Barbara</w:t>
-      </w:r>
-      <w:r>
-        <w:t xml:space="preserve"> said. “I would like to invite you over to my home in Florida. My spouse and kids would like to meet you.”</w:t>
-      </w:r>
-    </w:p>
-    <w:p>
-      <w:r>
-        <w:t>“I guess I have nowhere else to go,” Leah said, feeling a little lonely.</w:t>
-      </w:r>
-      <w:r>
-        <w:t xml:space="preserve"> However, her loneliness was overcome by the strangeness of the new vista.</w:t>
-      </w:r>
-    </w:p>
-    <w:p>
-      <w:r>
-        <w:lastRenderedPageBreak/>
-        <w:t xml:space="preserve">“Everything will be okay dear,” </w:t>
-      </w:r>
-      <w:r>
-        <w:t>Barbara</w:t>
-      </w:r>
-      <w:r>
-        <w:t xml:space="preserve"> said gently. “Think of this as a grand adventure.”</w:t>
-      </w:r>
-    </w:p>
-    <w:p>
-      <w:r>
-        <w:t xml:space="preserve">“Grand adventure indeed,” Leah laughed uncontrollably. “I first awake in an Italian </w:t>
-      </w:r>
-      <w:proofErr w:type="spellStart"/>
-      <w:r>
-        <w:t>cliffside</w:t>
-      </w:r>
-      <w:proofErr w:type="spellEnd"/>
-      <w:r>
-        <w:t xml:space="preserve"> villa. I enter a door and find myself in a hospital corridor. I ride an elevator and arrive in </w:t>
-      </w:r>
-      <w:r>
-        <w:t>what look</w:t>
-      </w:r>
-      <w:r>
-        <w:t>s</w:t>
-      </w:r>
-      <w:r>
-        <w:t xml:space="preserve"> like Paris. I then ride another elevator straight into the sky, then an underground tube. Now I’m in an abandoned city overrun with jungle.”</w:t>
-      </w:r>
-    </w:p>
-    <w:p>
-      <w:r>
-        <w:t xml:space="preserve">“You are starting to understand what it’s like to live in the virtual world,” </w:t>
-      </w:r>
-      <w:r>
-        <w:t>Barbara</w:t>
-      </w:r>
-      <w:r>
-        <w:t xml:space="preserve"> said</w:t>
-      </w:r>
-      <w:r>
-        <w:t xml:space="preserve"> with a chuckle</w:t>
-      </w:r>
-      <w:r>
-        <w:t>.</w:t>
-      </w:r>
-      <w:r>
-        <w:t xml:space="preserve"> “In time this world will become mundane and boring, if stability is what you crave.”</w:t>
-      </w:r>
-    </w:p>
-    <w:p>
-      <w:r>
-        <w:t>A vehicle pulled up next to them and the door opened.</w:t>
-      </w:r>
-      <w:r>
-        <w:t xml:space="preserve"> There was no driver.</w:t>
-      </w:r>
-    </w:p>
-    <w:p>
-      <w:r>
-        <w:t xml:space="preserve">“This is our ride,” </w:t>
-      </w:r>
-      <w:r>
-        <w:t>Barbara</w:t>
-      </w:r>
-      <w:r>
-        <w:t xml:space="preserve"> said as she entered. “By the way this is a flying car. It will fly us to our destination.</w:t>
-      </w:r>
-    </w:p>
-    <w:p>
-      <w:r>
-        <w:t>Leah sat back, grateful for the explanation. She looked out the window as the abandoned city fell</w:t>
-      </w:r>
-      <w:r>
-        <w:t xml:space="preserve"> </w:t>
-      </w:r>
-      <w:r>
-        <w:t>away from view.</w:t>
-      </w:r>
-    </w:p>
-    <w:p>
-      <w:r>
-        <w:t xml:space="preserve">Leah looked at Robbie sitting </w:t>
-      </w:r>
-      <w:r>
-        <w:t>opposite</w:t>
-      </w:r>
-      <w:r>
-        <w:t xml:space="preserve"> her. </w:t>
-      </w:r>
-      <w:r>
-        <w:t xml:space="preserve">A flat panel on </w:t>
-      </w:r>
-      <w:r>
-        <w:t xml:space="preserve">Robbie’s chest </w:t>
-      </w:r>
-      <w:r>
-        <w:t xml:space="preserve">lit up </w:t>
-      </w:r>
-      <w:r>
-        <w:t>revealing a screen.</w:t>
-      </w:r>
-    </w:p>
-    <w:p>
-      <w:r>
-        <w:t>“This is a cross-section of the city we just exited</w:t>
-      </w:r>
-      <w:r>
-        <w:t xml:space="preserve"> from,” Robbie explained.</w:t>
-      </w:r>
-    </w:p>
-    <w:p>
-      <w:r>
-        <w:t>“</w:t>
-      </w:r>
-      <w:r>
-        <w:t>S</w:t>
-      </w:r>
-      <w:r>
-        <w:t xml:space="preserve">ince </w:t>
-      </w:r>
-      <w:r>
-        <w:t xml:space="preserve">before </w:t>
-      </w:r>
-      <w:r>
-        <w:t>you were born,</w:t>
-      </w:r>
-      <w:r>
-        <w:t xml:space="preserve"> Chicago struggled with overcrowding. It was a dream of </w:t>
-      </w:r>
-      <w:r>
-        <w:t xml:space="preserve">some architects </w:t>
-      </w:r>
-      <w:r>
-        <w:t xml:space="preserve">to eventually create an underground city. In 2067 a huge cavern was excavated, and an underground city </w:t>
-      </w:r>
-      <w:r>
-        <w:t>named</w:t>
-      </w:r>
-      <w:r>
-        <w:t xml:space="preserve"> New Chicago was built. That too became crowded, as the weather was better than Old Chicago.</w:t>
-      </w:r>
-    </w:p>
-    <w:p>
-      <w:r>
-        <w:t>“</w:t>
-      </w:r>
-      <w:r>
-        <w:t>As a result</w:t>
-      </w:r>
-      <w:r>
-        <w:t>, people began constructing reverse skyscrapers</w:t>
-      </w:r>
-      <w:r>
-        <w:t xml:space="preserve"> or ground scrappers</w:t>
-      </w:r>
-      <w:r>
-        <w:t>. These structures went downwards, instead of upwards.</w:t>
-      </w:r>
-    </w:p>
-    <w:p>
-      <w:r>
-        <w:lastRenderedPageBreak/>
-        <w:t>“One such structure was the hospital you found yourself in.</w:t>
-      </w:r>
-    </w:p>
-    <w:p>
-      <w:r>
-        <w:t xml:space="preserve">“Your room was designed to </w:t>
-      </w:r>
-      <w:r>
-        <w:t>look like a home</w:t>
-      </w:r>
-      <w:r>
-        <w:t>.</w:t>
-      </w:r>
-      <w:r>
-        <w:t xml:space="preserve"> </w:t>
-      </w:r>
-      <w:r>
-        <w:t xml:space="preserve">The </w:t>
-      </w:r>
-      <w:r>
-        <w:t xml:space="preserve">view beyond the </w:t>
-      </w:r>
-      <w:r>
-        <w:t xml:space="preserve">balcony </w:t>
-      </w:r>
-      <w:r>
-        <w:t>is</w:t>
-      </w:r>
-      <w:r>
-        <w:t xml:space="preserve"> a holographic projection, with accompanying sound, air flow, and scent.</w:t>
-      </w:r>
-      <w:r>
-        <w:t xml:space="preserve"> It was designed for therapeutic purposes.</w:t>
-      </w:r>
-    </w:p>
-    <w:p>
-      <w:r>
-        <w:t>“In short, you started your journey in a room in a reverse skyscraper, ascended to the ground floor of New Chicago where you ate lunch, then ascended an elevator to the ground floor of Old Chicago.”</w:t>
-      </w:r>
-    </w:p>
-    <w:p>
-      <w:r>
-        <w:t xml:space="preserve">“So </w:t>
-      </w:r>
-      <w:r>
-        <w:t>why is</w:t>
-      </w:r>
-      <w:r>
-        <w:t xml:space="preserve"> Old Chicago overrun with jungle?” Leah asked. </w:t>
-      </w:r>
-    </w:p>
-    <w:p>
-      <w:r>
-        <w:t>“Old Chicago isn’t abandoned,” Robbie explained. “Th</w:t>
-      </w:r>
-      <w:r>
-        <w:t>is</w:t>
-      </w:r>
-      <w:r>
-        <w:t xml:space="preserve"> is a style of architecture designed to combine the convenience of living i</w:t>
-      </w:r>
-      <w:r>
-        <w:t>n a city and the stress reducing qualities of green nature.”</w:t>
-      </w:r>
-    </w:p>
-    <w:p>
-      <w:r>
-        <w:t>Everything finally made sense.</w:t>
-      </w:r>
-    </w:p>
-    <w:p>
-      <w:r>
-        <w:t xml:space="preserve">The panel on Robbie’s chest </w:t>
-      </w:r>
-      <w:r>
-        <w:t>went blank</w:t>
-      </w:r>
-      <w:r>
-        <w:t xml:space="preserve"> and Robbie said, “I need to warn you. Much of Florida has been submerged when sea levels rose </w:t>
-      </w:r>
-      <w:r>
-        <w:t>8 meters.”</w:t>
-      </w:r>
-    </w:p>
-    <w:p>
-      <w:r>
-        <w:t xml:space="preserve">One meter was approximately 1 yard, Leah </w:t>
-      </w:r>
-      <w:r>
-        <w:t>remembered</w:t>
-      </w:r>
-      <w:r>
-        <w:t>. Why couldn’t they have made 1 meter exactly equal 1 yard</w:t>
-      </w:r>
-      <w:r>
-        <w:t>, or better yet, 1 foot</w:t>
-      </w:r>
-      <w:r>
-        <w:t>?</w:t>
-      </w:r>
-      <w:r>
-        <w:t xml:space="preserve"> That was so annoying.</w:t>
-      </w:r>
-    </w:p>
-    <w:p>
-      <w:r>
-        <w:t>“Oh my God, how did that happen?” Leah asked.</w:t>
-      </w:r>
-    </w:p>
-    <w:p>
-      <w:r>
-        <w:t xml:space="preserve">“During your time Antarctica was starting to thaw. There were already liquid lakes with enough water to raise sea levels by several </w:t>
-      </w:r>
-      <w:r>
-        <w:t>meters</w:t>
-      </w:r>
-      <w:r>
-        <w:t>, though the exact amount wasn’t known</w:t>
-      </w:r>
-      <w:r>
-        <w:t>. It was only a matter of time before the dam broke,” Robbie explained.</w:t>
-      </w:r>
-    </w:p>
-    <w:p>
-      <w:r>
-        <w:t xml:space="preserve">“The resulting </w:t>
-      </w:r>
-      <w:r>
-        <w:t xml:space="preserve">tsunami </w:t>
-      </w:r>
-      <w:r>
-        <w:t xml:space="preserve">was so </w:t>
-      </w:r>
-      <w:r>
-        <w:t>great</w:t>
-      </w:r>
-      <w:r>
-        <w:t xml:space="preserve"> and devastating that it literally </w:t>
-      </w:r>
-      <w:r>
-        <w:t>wiped countries out of existence. Millions of people drowned in a matter of minutes, leaving hundreds of millions of people homeless.</w:t>
-      </w:r>
-    </w:p>
-    <w:p>
-      <w:r>
-        <w:lastRenderedPageBreak/>
-        <w:t xml:space="preserve">“The media likened it to the </w:t>
-      </w:r>
-      <w:r>
-        <w:t>Biblical</w:t>
-      </w:r>
-      <w:r>
-        <w:t xml:space="preserve"> Flood that happened around twelve thousand years ago</w:t>
-      </w:r>
-      <w:r>
-        <w:t>.”</w:t>
-      </w:r>
-    </w:p>
-    <w:p>
-      <w:r>
-        <w:t>“What Biblical flood?” Leah asked. “Isn’t the Bible just a story?”</w:t>
-      </w:r>
-    </w:p>
-    <w:p>
-      <w:r>
         <w:t xml:space="preserve">“The Bible, like other ancient documents is based on </w:t>
       </w:r>
       <w:r>
         <w:t>source material from prehistoric times,</w:t>
       </w:r>
       <w:r>
-        <w:t>” Robbie assured. “At the end of the Younger Dr</w:t>
+        <w:t xml:space="preserve">” Robbie </w:t>
+      </w:r>
+      <w:r>
+        <w:t>said</w:t>
+      </w:r>
+      <w:r>
+        <w:t>. “At the end of the Younger Dr</w:t>
       </w:r>
       <w:r>
         <w:t>y</w:t>
@@ -4703,11 +4811,9 @@
       <w:r>
         <w:t xml:space="preserve">, </w:t>
       </w:r>
-      <w:proofErr w:type="gramStart"/>
-      <w:r>
-        <w:t>then</w:t>
-      </w:r>
-      <w:proofErr w:type="gramEnd"/>
+      <w:r>
+        <w:t>and then</w:t>
+      </w:r>
       <w:r>
         <w:t xml:space="preserve"> approached a </w:t>
       </w:r>
@@ -4772,7 +4878,13 @@
         <w:t>Barbara</w:t>
       </w:r>
       <w:r>
-        <w:t xml:space="preserve"> applauded.</w:t>
+        <w:t xml:space="preserve"> </w:t>
+      </w:r>
+      <w:r>
+        <w:t>said happily</w:t>
+      </w:r>
+      <w:r>
+        <w:t>.</w:t>
       </w:r>
       <w:r>
         <w:t xml:space="preserve"> “Car, take us underwater.”</w:t>
@@ -4791,175 +4903,196 @@
     </w:p>
     <w:p>
       <w:r>
+        <w:t xml:space="preserve">They zoomed </w:t>
+      </w:r>
+      <w:r>
+        <w:t xml:space="preserve">through </w:t>
+      </w:r>
+      <w:r>
+        <w:t>waterlogged s</w:t>
+      </w:r>
+      <w:r>
+        <w:t>treets</w:t>
+      </w:r>
+      <w:r>
+        <w:t>,</w:t>
+      </w:r>
+      <w:r>
+        <w:t xml:space="preserve"> lined with abandoned vehicles.</w:t>
+      </w:r>
+      <w:r>
+        <w:t xml:space="preserve"> Coral was busy covering every available structure in a blanket of organic stone. Far to the left a school </w:t>
+      </w:r>
+      <w:r>
+        <w:t xml:space="preserve">of fish </w:t>
+      </w:r>
+      <w:r>
+        <w:t>mo</w:t>
+      </w:r>
+      <w:r>
+        <w:t>ved</w:t>
+      </w:r>
+      <w:r>
+        <w:t xml:space="preserve"> like a </w:t>
+      </w:r>
+      <w:r>
         <w:lastRenderedPageBreak/>
-        <w:t xml:space="preserve">They zoomed </w:t>
-      </w:r>
-      <w:r>
-        <w:t xml:space="preserve">through </w:t>
-      </w:r>
-      <w:r>
-        <w:t>waterlogged s</w:t>
-      </w:r>
-      <w:r>
-        <w:t>treets</w:t>
+        <w:t>single organism.</w:t>
+      </w:r>
+      <w:r>
+        <w:t xml:space="preserve"> To the right thousands of jellyfish peacefully drifted around the dead branches of a cluster of trees.</w:t>
+      </w:r>
+    </w:p>
+    <w:p>
+      <w:r>
+        <w:t xml:space="preserve">“It’s so pretty,” Leah </w:t>
+      </w:r>
+      <w:r>
+        <w:t>said</w:t>
+      </w:r>
+      <w:r>
+        <w:t>.</w:t>
+      </w:r>
+    </w:p>
+    <w:p>
+      <w:r>
+        <w:t xml:space="preserve">“Sea creatures love these structures,” </w:t>
+      </w:r>
+      <w:r>
+        <w:t>Barbara</w:t>
+      </w:r>
+      <w:r>
+        <w:t xml:space="preserve"> said. </w:t>
+      </w:r>
+      <w:r>
+        <w:t>“</w:t>
+      </w:r>
+      <w:r>
+        <w:t>It gives the coral places to grow and fish to hide.</w:t>
+      </w:r>
+      <w:r>
+        <w:t xml:space="preserve"> Also, the coral has been specially bred to tolerate higher water temperatures. That was required to save the Great Barrier Reef and other coral reefs.”</w:t>
+      </w:r>
+    </w:p>
+    <w:p>
+      <w:r>
+        <w:t>A</w:t>
+      </w:r>
+      <w:r>
+        <w:t xml:space="preserve"> </w:t>
+      </w:r>
+      <w:r>
+        <w:t>shark swam by.</w:t>
+      </w:r>
+      <w:r>
+        <w:t xml:space="preserve"> It ignored them and chased after a turtle.</w:t>
+      </w:r>
+    </w:p>
+    <w:p>
+      <w:r>
+        <w:t xml:space="preserve">For the next half hour they traveled underwater. Then the car rose </w:t>
+      </w:r>
+      <w:r>
+        <w:t>to the surface and then shot into the air.</w:t>
+      </w:r>
+    </w:p>
+    <w:p>
+      <w:r>
+        <w:t xml:space="preserve">Sprawling before them was a </w:t>
+      </w:r>
+      <w:r>
+        <w:t>city sitting on hundreds of pontoons. Some only had small house</w:t>
+      </w:r>
+      <w:r>
+        <w:t>s</w:t>
+      </w:r>
+      <w:r>
+        <w:t xml:space="preserve"> while others had </w:t>
+      </w:r>
+      <w:r>
+        <w:t>huge structures</w:t>
+      </w:r>
+      <w:r>
+        <w:t xml:space="preserve">. Beyond that were </w:t>
+      </w:r>
+      <w:r>
+        <w:t>humongous oil-rig-like platforms containing towns.</w:t>
+      </w:r>
+      <w:r>
+        <w:t xml:space="preserve"> Small craft travelled </w:t>
+      </w:r>
+      <w:r>
+        <w:t>between the legs of</w:t>
+      </w:r>
+      <w:r>
+        <w:t xml:space="preserve"> the</w:t>
+      </w:r>
+      <w:r>
+        <w:t xml:space="preserve"> platforms.</w:t>
+      </w:r>
+    </w:p>
+    <w:p>
+      <w:r>
+        <w:t>“Welcome to C</w:t>
+      </w:r>
+      <w:r>
+        <w:t>ousteau</w:t>
+      </w:r>
+      <w:r>
+        <w:t xml:space="preserve"> city, named after </w:t>
+      </w:r>
+      <w:r>
+        <w:t>Jacques Cousteau</w:t>
+      </w:r>
+      <w:r>
+        <w:t xml:space="preserve">, and my home,” </w:t>
+      </w:r>
+      <w:r>
+        <w:t>Barbara</w:t>
+      </w:r>
+      <w:r>
+        <w:t xml:space="preserve"> said.</w:t>
+      </w:r>
+    </w:p>
+    <w:p>
+      <w:r>
+        <w:t>They circled and Leah spotted pontoons dedicated to farms.</w:t>
+      </w:r>
+    </w:p>
+    <w:p>
+      <w:r>
+        <w:t>“The push to colonize the seas started in your time,” Robbie said. “A major player was the S</w:t>
+      </w:r>
+      <w:r>
+        <w:t>easteading</w:t>
+      </w:r>
+      <w:r>
+        <w:t xml:space="preserve"> Institute.</w:t>
+      </w:r>
+    </w:p>
+    <w:p>
+      <w:r>
+        <w:t>“These cities are designed to be non-polluting and in fact encourage the proliferation of sea life.</w:t>
+      </w:r>
+    </w:p>
+    <w:p>
+      <w:r>
+        <w:t>“It’s easy to care for the environment when it’s</w:t>
+      </w:r>
+      <w:r>
+        <w:t xml:space="preserve"> front and center of your life</w:t>
       </w:r>
       <w:r>
         <w:t>,</w:t>
       </w:r>
       <w:r>
-        <w:t xml:space="preserve"> lined with abandoned vehicles.</w:t>
-      </w:r>
-      <w:r>
-        <w:t xml:space="preserve"> Coral was busy covering every available structure in a blanket of organic stone. Far to the left a school </w:t>
-      </w:r>
-      <w:r>
-        <w:t xml:space="preserve">of fish </w:t>
-      </w:r>
-      <w:r>
-        <w:t>mo</w:t>
-      </w:r>
-      <w:r>
-        <w:t>ved</w:t>
-      </w:r>
-      <w:r>
-        <w:t xml:space="preserve"> like a single organism.</w:t>
-      </w:r>
-      <w:r>
-        <w:t xml:space="preserve"> To the right thousands of jellyfish peacefully drifted around the dead branches of a cluster of trees.</w:t>
-      </w:r>
-    </w:p>
-    <w:p>
-      <w:r>
-        <w:t>“It’s so pretty,” Leah mused.</w:t>
-      </w:r>
-    </w:p>
-    <w:p>
-      <w:r>
-        <w:t xml:space="preserve">“Sea creatures love these structures,” </w:t>
-      </w:r>
-      <w:r>
-        <w:t>Barbara</w:t>
-      </w:r>
-      <w:r>
-        <w:t xml:space="preserve"> said. </w:t>
-      </w:r>
-      <w:r>
-        <w:t>“</w:t>
-      </w:r>
-      <w:r>
-        <w:t>It gives the coral places to grow and fish to hide.</w:t>
-      </w:r>
-      <w:r>
-        <w:t xml:space="preserve"> Also, the coral has been specially bred to tolerate higher water temperatures. That was required to save the Great Barrier Reef and other coral reefs.”</w:t>
-      </w:r>
-    </w:p>
-    <w:p>
-      <w:r>
-        <w:t xml:space="preserve">Just then a </w:t>
-      </w:r>
-      <w:r>
-        <w:t>shark swam by.</w:t>
-      </w:r>
-      <w:r>
-        <w:t xml:space="preserve"> It ignored them and chased after a turtle.</w:t>
-      </w:r>
-    </w:p>
-    <w:p>
-      <w:r>
-        <w:t xml:space="preserve">For the next half hour they traveled underwater. Then the car rose </w:t>
-      </w:r>
-      <w:r>
-        <w:t>to the surface and then shot into the air.</w:t>
-      </w:r>
-    </w:p>
-    <w:p>
-      <w:r>
-        <w:t xml:space="preserve">Sprawling before them was a </w:t>
-      </w:r>
-      <w:r>
-        <w:t>city sitting on hundreds of pontoons. Some only had small house</w:t>
-      </w:r>
-      <w:r>
-        <w:t>s</w:t>
-      </w:r>
-      <w:r>
-        <w:t xml:space="preserve"> while others had </w:t>
-      </w:r>
-      <w:r>
-        <w:t>huge structures</w:t>
-      </w:r>
-      <w:r>
-        <w:t xml:space="preserve">. Beyond that were </w:t>
-      </w:r>
-      <w:r>
-        <w:t>humongous oil-rig-like platforms containing towns.</w:t>
-      </w:r>
-      <w:r>
-        <w:t xml:space="preserve"> Small craft travelled </w:t>
-      </w:r>
-      <w:r>
-        <w:t>between the legs of</w:t>
-      </w:r>
-      <w:r>
-        <w:t xml:space="preserve"> the</w:t>
-      </w:r>
-      <w:r>
-        <w:t xml:space="preserve"> platforms.</w:t>
-      </w:r>
-    </w:p>
-    <w:p>
-      <w:r>
-        <w:t>“Welcome to C</w:t>
-      </w:r>
-      <w:r>
-        <w:t>ousteau</w:t>
-      </w:r>
-      <w:r>
-        <w:t xml:space="preserve"> city, named after </w:t>
-      </w:r>
-      <w:r>
-        <w:t>Jacques Cousteau</w:t>
-      </w:r>
-      <w:r>
-        <w:t xml:space="preserve">, and my home,” </w:t>
-      </w:r>
-      <w:r>
-        <w:t>Barbara</w:t>
-      </w:r>
-      <w:r>
-        <w:t xml:space="preserve"> said.</w:t>
-      </w:r>
-    </w:p>
-    <w:p>
-      <w:r>
-        <w:t>They circled and Leah spotted pontoons dedicated to farms.</w:t>
-      </w:r>
-    </w:p>
-    <w:p>
-      <w:r>
-        <w:t>“The push to colonize the seas started in your time,” Robbie said. “A major player was the S</w:t>
-      </w:r>
-      <w:r>
-        <w:t>easteading</w:t>
-      </w:r>
-      <w:r>
-        <w:t xml:space="preserve"> Institute.</w:t>
-      </w:r>
-    </w:p>
-    <w:p>
-      <w:r>
-        <w:t>“These cities are designed to be non-polluting and in fact encourage the proliferation of sea life.</w:t>
-      </w:r>
-    </w:p>
-    <w:p>
-      <w:r>
-        <w:t>“It’s easy to care for the environment when it’s</w:t>
-      </w:r>
-      <w:r>
-        <w:t xml:space="preserve"> front and center of your life.</w:t>
-      </w:r>
-      <w:r>
-        <w:t xml:space="preserve"> Unlike 20</w:t>
+        <w:t xml:space="preserve"> </w:t>
+      </w:r>
+      <w:r>
+        <w:t>u</w:t>
+      </w:r>
+      <w:r>
+        <w:t>nlike 20</w:t>
       </w:r>
       <w:r>
         <w:rPr>
@@ -4973,17 +5106,23 @@
     </w:p>
     <w:p>
       <w:r>
+        <w:t xml:space="preserve">“So it’s like a utopia,” Leah </w:t>
+      </w:r>
+      <w:r>
+        <w:t>said</w:t>
+      </w:r>
+      <w:r>
+        <w:t>.</w:t>
+      </w:r>
+    </w:p>
+    <w:p>
+      <w:r>
+        <w:t>“Unfortunately no,” Robbie said. “There are several mega-cities where the dystopian cyberpunk future has come into being.</w:t>
+      </w:r>
+    </w:p>
+    <w:p>
+      <w:r>
         <w:lastRenderedPageBreak/>
-        <w:t>“So it’s like a utopia,” Leah marveled.</w:t>
-      </w:r>
-    </w:p>
-    <w:p>
-      <w:r>
-        <w:t>“Unfortunately no,” Robbie said. “There are several mega-cities where the dystopian cyberpunk future has come into being.</w:t>
-      </w:r>
-    </w:p>
-    <w:p>
-      <w:r>
         <w:t xml:space="preserve">“A perfect example is a mega-project called The Line in </w:t>
       </w:r>
       <w:r>
@@ -5098,15 +5237,12 @@
     </w:p>
     <w:p>
       <w:r>
-        <w:t>A bearded man approached and extended his fist</w:t>
-      </w:r>
-      <w:proofErr w:type="gramStart"/>
-      <w:r>
-        <w:t>,  “</w:t>
-      </w:r>
-      <w:proofErr w:type="gramEnd"/>
-      <w:r>
-        <w:t>Pleased to meet you Leah Kun.</w:t>
+        <w:t>Next to them were a robot tiger with a saddle and handle bars and a robot bear. It too had a saddle and handle bars.</w:t>
+      </w:r>
+    </w:p>
+    <w:p>
+      <w:r>
+        <w:t>A bearded man approached and extended his fist, “Pleased to meet you Leah Kun.</w:t>
       </w:r>
       <w:r>
         <w:t xml:space="preserve"> My name is Simon</w:t>
@@ -5140,12 +5276,12 @@
     </w:p>
     <w:p>
       <w:r>
+        <w:t>The kids were off in a world of their own and ignored them.</w:t>
+      </w:r>
+    </w:p>
+    <w:p>
+      <w:r>
         <w:lastRenderedPageBreak/>
-        <w:t>The kids were off in a world of their own and ignored them.</w:t>
-      </w:r>
-    </w:p>
-    <w:p>
-      <w:r>
         <w:t xml:space="preserve">“Don’t be rude,” </w:t>
       </w:r>
       <w:r>
@@ -5197,7 +5333,13 @@
     </w:p>
     <w:p>
       <w:r>
-        <w:t>“And I was shopping,” the girl grumbled.</w:t>
+        <w:t xml:space="preserve">“And I was shopping,” the girl </w:t>
+      </w:r>
+      <w:r>
+        <w:t>said</w:t>
+      </w:r>
+      <w:r>
+        <w:t>.</w:t>
       </w:r>
     </w:p>
     <w:p>
@@ -5208,7 +5350,19 @@
         <w:t>children</w:t>
       </w:r>
       <w:r>
-        <w:t xml:space="preserve"> made Leah happy. Finally she saw gender appropriate responses.</w:t>
+        <w:t xml:space="preserve"> made Leah happy. </w:t>
+      </w:r>
+      <w:r>
+        <w:t>S</w:t>
+      </w:r>
+      <w:r>
+        <w:t xml:space="preserve">he </w:t>
+      </w:r>
+      <w:r>
+        <w:t xml:space="preserve">finally </w:t>
+      </w:r>
+      <w:r>
+        <w:t>saw gender appropriate responses.</w:t>
       </w:r>
       <w:r>
         <w:t xml:space="preserve"> It also made her want to go shopping.</w:t>
@@ -5240,6 +5394,14 @@
       </w:r>
       <w:r>
         <w:t>,” Simon said.</w:t>
+      </w:r>
+      <w:r>
+        <w:t xml:space="preserve"> “These are their companions. The tiger is Tigger, and the bear is Balu.”</w:t>
+      </w:r>
+    </w:p>
+    <w:p>
+      <w:r>
+        <w:t>“Pleased to meet you,” both robots said.</w:t>
       </w:r>
     </w:p>
     <w:p>
@@ -5337,7 +5499,7 @@
     </w:p>
     <w:p>
       <w:r>
-        <w:t>Gilbert grabbed Leah’s wrist and yanked. Next stop wash the washroom. It looked pretty much like a standard American washroom, but with a separate shower and Jacuzzi tub.</w:t>
+        <w:t>Gilbert grabbed Leah’s wrist and yanked. Next stop was the washroom. It looked pretty much like a standard American washroom, but with a separate shower and Jacuzzi tub.</w:t>
       </w:r>
     </w:p>
     <w:p>
@@ -5359,12 +5521,21 @@
         <w:t xml:space="preserve"> among coral</w:t>
       </w:r>
       <w:r>
+        <w:t xml:space="preserve"> and abandoned buildings</w:t>
+      </w:r>
+      <w:r>
         <w:t>. About her vibrant life swam.</w:t>
       </w:r>
     </w:p>
     <w:p>
       <w:r>
-        <w:t>“Amazing,” Leah marveled.</w:t>
+        <w:t xml:space="preserve">“Amazing,” Leah </w:t>
+      </w:r>
+      <w:r>
+        <w:t>said, marveling</w:t>
+      </w:r>
+      <w:r>
+        <w:t>.</w:t>
       </w:r>
     </w:p>
     <w:p>
@@ -5443,7 +5614,13 @@
         <w:t>“</w:t>
       </w:r>
       <w:r>
-        <w:t>Chan is an honorific intended for friends,” Robbie explained. “</w:t>
+        <w:t xml:space="preserve">Chan is an honorific intended for friends,” Robbie </w:t>
+      </w:r>
+      <w:r>
+        <w:t>said</w:t>
+      </w:r>
+      <w:r>
+        <w:t>. “</w:t>
       </w:r>
       <w:r>
         <w:t>Don’t worry about sharks</w:t>
@@ -5465,7 +5642,13 @@
         <w:t>“</w:t>
       </w:r>
       <w:r>
-        <w:t>No Leah San,” Robbie replied. “That’s just the result of global warming.”</w:t>
+        <w:t xml:space="preserve">No Leah San,” Robbie </w:t>
+      </w:r>
+      <w:r>
+        <w:t>said</w:t>
+      </w:r>
+      <w:r>
+        <w:t>. “That’s just the result of global warming.”</w:t>
       </w:r>
     </w:p>
     <w:p>
@@ -5514,7 +5697,7 @@
         <w:t xml:space="preserve">“Don’t rupture about it,” Gilbert </w:t>
       </w:r>
       <w:r>
-        <w:t>called</w:t>
+        <w:t>said</w:t>
       </w:r>
       <w:r>
         <w:t>. “I like you and that’s good enough.”</w:t>
@@ -5530,7 +5713,19 @@
     </w:p>
     <w:p>
       <w:r>
-        <w:t>“It comes from rupturing your spacesuit,” Robby supplied as Leah allow Gilbert to push her into the sea.</w:t>
+        <w:t xml:space="preserve">“It comes from rupturing your spacesuit,” Robby </w:t>
+      </w:r>
+      <w:r>
+        <w:t xml:space="preserve">said </w:t>
+      </w:r>
+      <w:r>
+        <w:t>as Leah allow</w:t>
+      </w:r>
+      <w:r>
+        <w:t>ed</w:t>
+      </w:r>
+      <w:r>
+        <w:t xml:space="preserve"> Gilbert to push her into the sea.</w:t>
       </w:r>
     </w:p>
     <w:p>
@@ -5540,12 +5735,12 @@
     </w:p>
     <w:p>
       <w:r>
+        <w:t>Gilbert splashed Leah, distracting her. Leah splashed back and chased after him. She then took a breath and swam underwater.</w:t>
+      </w:r>
+    </w:p>
+    <w:p>
+      <w:r>
         <w:lastRenderedPageBreak/>
-        <w:t>Gilbert splashed Leah, distracting her. Leah splashed back and chased after him. She then took a breath and swam underwater.</w:t>
-      </w:r>
-    </w:p>
-    <w:p>
-      <w:r>
         <w:t xml:space="preserve">Tiny fish tickled her as they came to investigate. </w:t>
       </w:r>
       <w:r>
@@ -5568,7 +5763,13 @@
     </w:p>
     <w:p>
       <w:r>
-        <w:t>“Why don’t you two come swim?” Leah called.</w:t>
+        <w:t xml:space="preserve">“Why don’t you two come swim?” Leah </w:t>
+      </w:r>
+      <w:r>
+        <w:t>asked</w:t>
+      </w:r>
+      <w:r>
+        <w:t>.</w:t>
       </w:r>
     </w:p>
     <w:p>
@@ -5578,7 +5779,13 @@
     </w:p>
     <w:p>
       <w:r>
-        <w:t>“Robbie can do that,” Leah replied.</w:t>
+        <w:t xml:space="preserve">“Robbie can do that,” Leah </w:t>
+      </w:r>
+      <w:r>
+        <w:t>said</w:t>
+      </w:r>
+      <w:r>
+        <w:t>.</w:t>
       </w:r>
     </w:p>
     <w:p>
@@ -5588,7 +5795,13 @@
     </w:p>
     <w:p>
       <w:r>
-        <w:t>“Dinner is ready,” Robbie called.</w:t>
+        <w:t xml:space="preserve">“Dinner is ready,” Robbie </w:t>
+      </w:r>
+      <w:r>
+        <w:t>said</w:t>
+      </w:r>
+      <w:r>
+        <w:t>.</w:t>
       </w:r>
     </w:p>
     <w:p>
@@ -5635,20 +5848,26 @@
     </w:p>
     <w:p>
       <w:r>
+        <w:t>Leah was distracted when Gilbert shouted, “Leah, what drink do you want?</w:t>
+      </w:r>
+      <w:r>
+        <w:t xml:space="preserve">” </w:t>
+      </w:r>
+    </w:p>
+    <w:p>
+      <w:r>
+        <w:t xml:space="preserve">“A coke please,” Leah </w:t>
+      </w:r>
+      <w:r>
+        <w:t>said</w:t>
+      </w:r>
+      <w:r>
+        <w:t>.</w:t>
+      </w:r>
+    </w:p>
+    <w:p>
+      <w:r>
         <w:lastRenderedPageBreak/>
-        <w:t>Leah was distracted when Gilbert shouted, “Leah, what drink do you want?</w:t>
-      </w:r>
-      <w:r>
-        <w:t xml:space="preserve">” </w:t>
-      </w:r>
-    </w:p>
-    <w:p>
-      <w:r>
-        <w:t>“A coke please,” Leah replied.</w:t>
-      </w:r>
-    </w:p>
-    <w:p>
-      <w:r>
         <w:t>Gilbert tossed Leah a can. She looked at it and was happy that some things never changed.</w:t>
       </w:r>
       <w:r>
@@ -5671,7 +5890,13 @@
     </w:p>
     <w:p>
       <w:r>
-        <w:t>Robbie guided Leah to her room and helped her get undressed.</w:t>
+        <w:t xml:space="preserve">Robbie guided Leah to her room and helped her </w:t>
+      </w:r>
+      <w:r>
+        <w:t>change into pajamas</w:t>
+      </w:r>
+      <w:r>
+        <w:t>.</w:t>
       </w:r>
       <w:r>
         <w:t xml:space="preserve"> </w:t>
@@ -5687,7 +5912,7 @@
     </w:p>
     <w:p>
       <w:pPr>
-        <w:jc w:val="center"/>
+        <w:pStyle w:val="StatusMessage"/>
       </w:pPr>
       <w:r>
         <w:rPr>
@@ -5695,9 +5920,9 @@
         </w:rPr>
         <w:drawing>
           <wp:inline distT="0" distB="0" distL="0" distR="0">
-            <wp:extent cx="292972" cy="113169"/>
-            <wp:effectExtent l="19050" t="0" r="0" b="0"/>
-            <wp:docPr id="2" name="Picture 3" descr="C:\Users\Burgess\AppData\Local\Microsoft\Windows\Temporary Internet Files\Content.IE5\0LM9LILP\MC900065312[1].wmf"/>
+            <wp:extent cx="285115" cy="113030"/>
+            <wp:effectExtent l="19050" t="0" r="635" b="0"/>
+            <wp:docPr id="5" name="Picture 3" descr="MC900065312[1]"/>
             <wp:cNvGraphicFramePr>
               <a:graphicFrameLocks xmlns:a="http://schemas.openxmlformats.org/drawingml/2006/main" noChangeAspect="1"/>
             </wp:cNvGraphicFramePr>
@@ -5705,13 +5930,13 @@
               <a:graphicData uri="http://schemas.openxmlformats.org/drawingml/2006/picture">
                 <pic:pic xmlns:pic="http://schemas.openxmlformats.org/drawingml/2006/picture">
                   <pic:nvPicPr>
-                    <pic:cNvPr id="0" name="Picture 3" descr="C:\Users\Burgess\AppData\Local\Microsoft\Windows\Temporary Internet Files\Content.IE5\0LM9LILP\MC900065312[1].wmf"/>
+                    <pic:cNvPr id="0" name="Picture 3" descr="MC900065312[1]"/>
                     <pic:cNvPicPr>
                       <a:picLocks noChangeAspect="1" noChangeArrowheads="1"/>
                     </pic:cNvPicPr>
                   </pic:nvPicPr>
                   <pic:blipFill>
-                    <a:blip r:embed="rId12" cstate="print"/>
+                    <a:blip r:embed="rId12"/>
                     <a:srcRect/>
                     <a:stretch>
                       <a:fillRect/>
@@ -5720,7 +5945,7 @@
                   <pic:spPr bwMode="auto">
                     <a:xfrm>
                       <a:off x="0" y="0"/>
-                      <a:ext cx="294457" cy="113743"/>
+                      <a:ext cx="285115" cy="113030"/>
                     </a:xfrm>
                     <a:prstGeom prst="rect">
                       <a:avLst/>
@@ -5739,8 +5964,12 @@
           </wp:inline>
         </w:drawing>
       </w:r>
-      <w:r>
-        <w:br/>
+    </w:p>
+    <w:p>
+      <w:pPr>
+        <w:pStyle w:val="StatusMessage"/>
+      </w:pPr>
+      <w:r>
         <w:t>Saturday June 23, 2125</w:t>
       </w:r>
     </w:p>
@@ -5763,7 +5992,13 @@
     </w:p>
     <w:p>
       <w:r>
-        <w:t>“Morning Leah San,” Robbie greeted. “I took the liberty of extending your rest period. It is now 10:00AM.</w:t>
+        <w:t xml:space="preserve">“Morning Leah San,” Robbie </w:t>
+      </w:r>
+      <w:r>
+        <w:t>said</w:t>
+      </w:r>
+      <w:r>
+        <w:t>. “I took the liberty of extending your rest period. It is now 10:00AM.</w:t>
       </w:r>
     </w:p>
     <w:p>
@@ -5803,20 +6038,26 @@
     </w:p>
     <w:p>
       <w:r>
+        <w:t xml:space="preserve">“Morning sleepy head,” Simon </w:t>
+      </w:r>
+      <w:r>
+        <w:t xml:space="preserve">said </w:t>
+      </w:r>
+      <w:r>
+        <w:t>as Leah entered the kitchen. “Have a seat and I’ll serve you breakfast.”</w:t>
+      </w:r>
+    </w:p>
+    <w:p>
+      <w:r>
+        <w:t xml:space="preserve">“Thanks Mr. Simon. I mean Simon San,” </w:t>
+      </w:r>
+      <w:r>
+        <w:t>Leah said.</w:t>
+      </w:r>
+    </w:p>
+    <w:p>
+      <w:r>
         <w:lastRenderedPageBreak/>
-        <w:t>“Morning sleepy head,” Simon greeted as Leah entered the kitchen. “Have a seat and I’ll serve you breakfast.”</w:t>
-      </w:r>
-    </w:p>
-    <w:p>
-      <w:r>
-        <w:t xml:space="preserve">“Thanks Mr. Simon. I mean Simon San,” </w:t>
-      </w:r>
-      <w:r>
-        <w:t>Leah said.</w:t>
-      </w:r>
-    </w:p>
-    <w:p>
-      <w:r>
         <w:t>“Just enjoy your rest dear, and then we can tour the city when Robbie gives the signal,” Simon said.</w:t>
       </w:r>
     </w:p>
@@ -5827,7 +6068,7 @@
     </w:p>
     <w:p>
       <w:pPr>
-        <w:jc w:val="center"/>
+        <w:pStyle w:val="StatusMessage"/>
       </w:pPr>
       <w:r>
         <w:rPr>
@@ -5919,30 +6160,32 @@
     </w:p>
     <w:p>
       <w:r>
-        <w:t xml:space="preserve">“It’s basically milk, but grown in a genetically engineered plant called the moo plant,” Robbie replied. “It’s missing </w:t>
-      </w:r>
-      <w:r>
-        <w:t>certain chemicals such as lactose</w:t>
-      </w:r>
-      <w:r>
-        <w:t>, and has added vitamins and minerals</w:t>
+        <w:t xml:space="preserve">“It’s basically milk, but grown in a genetically engineered plant called the moo plant,” Robbie </w:t>
+      </w:r>
+      <w:r>
+        <w:t>said</w:t>
       </w:r>
       <w:r>
         <w:t>.</w:t>
       </w:r>
+    </w:p>
+    <w:p>
+      <w:r>
+        <w:t>“</w:t>
+      </w:r>
+      <w:r>
+        <w:t>It has been studied for over 83 years and multiple meta-studies have shown it is better than even mother’s milk</w:t>
+      </w:r>
+      <w:r>
+        <w:t>.</w:t>
+      </w:r>
       <w:r>
         <w:t xml:space="preserve"> It grows well in sea water and there are some in the back of the house.</w:t>
       </w:r>
     </w:p>
     <w:p>
       <w:r>
-        <w:t xml:space="preserve">“It’s been studied for over 83 years and numerous meta-studies have shown </w:t>
-      </w:r>
-      <w:r>
-        <w:t xml:space="preserve">it </w:t>
-      </w:r>
-      <w:r>
-        <w:t>to be healthier than real cow milk.”</w:t>
+        <w:t>“The same is true for the eggs, which are grown on something called an egg plant.”</w:t>
       </w:r>
     </w:p>
     <w:p>
@@ -5952,7 +6195,13 @@
     </w:p>
     <w:p>
       <w:r>
-        <w:t xml:space="preserve">“In a sense it is,” Robbie replied. “In the past, </w:t>
+        <w:t xml:space="preserve">“In a sense it is,” Robbie </w:t>
+      </w:r>
+      <w:r>
+        <w:t>said</w:t>
+      </w:r>
+      <w:r>
+        <w:t xml:space="preserve">. “In the past, </w:t>
       </w:r>
       <w:r>
         <w:t>food</w:t>
@@ -5969,7 +6218,6 @@
     </w:p>
     <w:p>
       <w:r>
-        <w:lastRenderedPageBreak/>
         <w:t>“In the early 21</w:t>
       </w:r>
       <w:r>
@@ -5998,6 +6246,7 @@
     </w:p>
     <w:p>
       <w:r>
+        <w:lastRenderedPageBreak/>
         <w:t>“</w:t>
       </w:r>
       <w:r>
@@ -6019,7 +6268,7 @@
         <w:t xml:space="preserve"> than traditional farming,” Robbie </w:t>
       </w:r>
       <w:r>
-        <w:t>explained</w:t>
+        <w:t>said</w:t>
       </w:r>
       <w:r>
         <w:t>.</w:t>
@@ -6139,7 +6388,13 @@
     </w:p>
     <w:p>
       <w:r>
-        <w:t>“Cell phones are primitive versions of glasses or implants,” Robbie replied. “Leah San, I will act as your cell phone. Just tap on my screen or give me commands. For example, call Gilbert</w:t>
+        <w:t xml:space="preserve">“Cell phones are primitive versions of glasses or implants,” Robbie </w:t>
+      </w:r>
+      <w:r>
+        <w:t>said</w:t>
+      </w:r>
+      <w:r>
+        <w:t>. “Leah San, I will act as your cell phone. Just tap on my screen or give me commands. For example, call Gilbert</w:t>
       </w:r>
       <w:r>
         <w:t xml:space="preserve"> or text Gilbert</w:t>
@@ -6150,17 +6405,26 @@
     </w:p>
     <w:p>
       <w:r>
+        <w:t>They stepped onto a moored boat and sat down. Once comfortable, the boat took off.</w:t>
+      </w:r>
+      <w:r>
+        <w:t xml:space="preserve"> The robot pets accompanied them.</w:t>
+      </w:r>
+    </w:p>
+    <w:p>
+      <w:r>
+        <w:t xml:space="preserve">The boat </w:t>
+      </w:r>
+      <w:r>
+        <w:t>wound</w:t>
+      </w:r>
+      <w:r>
+        <w:t xml:space="preserve"> its way around floating structures and finally arrived at an enormous floating structure.</w:t>
+      </w:r>
+    </w:p>
+    <w:p>
+      <w:r>
         <w:lastRenderedPageBreak/>
-        <w:t>They stepped onto a moored boat and sat down. Once comfortable, the boat took off.</w:t>
-      </w:r>
-    </w:p>
-    <w:p>
-      <w:r>
-        <w:t>The boat treaded its way around floating structures and finally arrived at an enormous floating structure.</w:t>
-      </w:r>
-    </w:p>
-    <w:p>
-      <w:r>
         <w:t>The structure consisted of hundreds of pillars going into the ocean. Above was an enormous platform.</w:t>
       </w:r>
     </w:p>
@@ -6207,7 +6471,13 @@
     </w:p>
     <w:p>
       <w:r>
-        <w:t>“You ain’t seen nothing yet,” Robbie replied.</w:t>
+        <w:t xml:space="preserve">“You ain’t seen nothing yet,” Robbie </w:t>
+      </w:r>
+      <w:r>
+        <w:t>said</w:t>
+      </w:r>
+      <w:r>
+        <w:t>.</w:t>
       </w:r>
     </w:p>
     <w:p>
@@ -6222,7 +6492,13 @@
     </w:p>
     <w:p>
       <w:r>
-        <w:t>“Let’s go shopping,” Billie suggested.</w:t>
+        <w:t xml:space="preserve">“Let’s go shopping,” Billie </w:t>
+      </w:r>
+      <w:r>
+        <w:t>said</w:t>
+      </w:r>
+      <w:r>
+        <w:t>.</w:t>
       </w:r>
     </w:p>
     <w:p>
@@ -6240,7 +6516,25 @@
     </w:p>
     <w:p>
       <w:r>
-        <w:t>Walking, Leah noticed the largest buildings were only 5 stories high. However, most were between two and three.</w:t>
+        <w:t>“Can Tigger carry her?” Gilbert asked.</w:t>
+      </w:r>
+    </w:p>
+    <w:p>
+      <w:r>
+        <w:t>“Yes,” Robbie said.</w:t>
+      </w:r>
+    </w:p>
+    <w:p>
+      <w:r>
+        <w:t>“Come Leah,” Gilbert said and helped he get on. He sat in front and Leah sat in back and rested her feet on foot rests.</w:t>
+      </w:r>
+    </w:p>
+    <w:p>
+      <w:r>
+        <w:t>While riding</w:t>
+      </w:r>
+      <w:r>
+        <w:t>, Leah noticed the largest buildings were only 5 stories high. However, most were between two and three.</w:t>
       </w:r>
     </w:p>
     <w:p>
@@ -6251,7 +6545,13 @@
     </w:p>
     <w:p>
       <w:r>
-        <w:t>“Come on, Leah, that’s one of my favorite stores,” Billie called and almost dragged Leah in.</w:t>
+        <w:t xml:space="preserve">“Come on, Leah, that’s one of my favorite stores,” Billie </w:t>
+      </w:r>
+      <w:r>
+        <w:t>said</w:t>
+      </w:r>
+      <w:r>
+        <w:t xml:space="preserve"> and almost dragged Leah in.</w:t>
       </w:r>
     </w:p>
     <w:p>
@@ -6261,7 +6561,13 @@
     </w:p>
     <w:p>
       <w:r>
-        <w:t>For the next hour Leah enjoyed herself trying on clothes, eventually settling on a new outfit.</w:t>
+        <w:t xml:space="preserve">For the next </w:t>
+      </w:r>
+      <w:r>
+        <w:t>half-</w:t>
+      </w:r>
+      <w:r>
+        <w:t>hour Leah enjoyed herself trying on clothes, eventually settling on a new outfit.</w:t>
       </w:r>
     </w:p>
     <w:p>
@@ -6313,12 +6619,28 @@
     </w:p>
     <w:p>
       <w:r>
-        <w:t>They entered a line and advanced.</w:t>
-      </w:r>
-    </w:p>
-    <w:p>
-      <w:r>
-        <w:t>Finally Leah stepped through. She waited for Gilbert, Billie, and Robbie. Gilbert grabbed Leah by the wrist and dragged her into an archway.</w:t>
+        <w:t>They entered a line.</w:t>
+      </w:r>
+    </w:p>
+    <w:p>
+      <w:r>
+        <w:t>“Aren’t you coming?” Leah asked.</w:t>
+      </w:r>
+    </w:p>
+    <w:p>
+      <w:r>
+        <w:t>“Tigger, Balu, and I will meet you on the other side,” Robbie said.</w:t>
+      </w:r>
+    </w:p>
+    <w:p>
+      <w:r>
+        <w:t>Finally Leah stepped through. She waited for Gilbert</w:t>
+      </w:r>
+      <w:r>
+        <w:t xml:space="preserve"> and</w:t>
+      </w:r>
+      <w:r>
+        <w:t xml:space="preserve"> Billie. Gilbert grabbed Leah by the wrist and dragged her into an archway.</w:t>
       </w:r>
     </w:p>
     <w:p>
@@ -6350,7 +6672,10 @@
     </w:p>
     <w:p>
       <w:r>
-        <w:t>Gilbert continued dragging Leah forward.</w:t>
+        <w:t xml:space="preserve">Gilbert </w:t>
+      </w:r>
+      <w:r>
+        <w:t>continued dragging Leah forward and found Tigger, Balu and Robbie waiting. Unlike before Tigger was bouncing around like an over-caffeinated tiger.</w:t>
       </w:r>
     </w:p>
     <w:p>
@@ -6383,78 +6708,120 @@
     </w:p>
     <w:p>
       <w:r>
-        <w:t>Just then steam escaped the manhole and the cover rattled. Leah screamed in fright.</w:t>
-      </w:r>
-    </w:p>
-    <w:p>
-      <w:r>
+        <w:t>S</w:t>
+      </w:r>
+      <w:r>
+        <w:t>team escaped the manhole and the cover rattled. Leah screamed in fright.</w:t>
+      </w:r>
+    </w:p>
+    <w:p>
+      <w:r>
+        <w:lastRenderedPageBreak/>
         <w:t>“You see that abandoned building?” Gilbert asked. “There could be ghosts there.”</w:t>
       </w:r>
     </w:p>
     <w:p>
       <w:r>
+        <w:t>A shadowy figure passed behind the curtain.</w:t>
+      </w:r>
+    </w:p>
+    <w:p>
+      <w:r>
+        <w:t>“Stop it, you’re scaring me,” Leah screamed.</w:t>
+      </w:r>
+    </w:p>
+    <w:p>
+      <w:r>
+        <w:t>“Stop teasing Leah,” Billie scolded.</w:t>
+      </w:r>
+    </w:p>
+    <w:p>
+      <w:r>
+        <w:t xml:space="preserve">“Sorry,” Gilbert </w:t>
+      </w:r>
+      <w:r>
+        <w:t>said</w:t>
+      </w:r>
+      <w:r>
+        <w:t>.</w:t>
+      </w:r>
+    </w:p>
+    <w:p>
+      <w:r>
+        <w:t>“Don’t be afraid, Leah San,” Robbie said. “I will protect you from all harm.”</w:t>
+      </w:r>
+    </w:p>
+    <w:p>
+      <w:r>
+        <w:t>“Where should we go first?” Gilbert asked. “We can go to the past, present, future</w:t>
+      </w:r>
+      <w:r>
+        <w:t>, other realities and outer space</w:t>
+      </w:r>
+      <w:r>
+        <w:t>.</w:t>
+      </w:r>
+    </w:p>
+    <w:p>
+      <w:r>
+        <w:t>“</w:t>
+      </w:r>
+      <w:r>
+        <w:t>Do you want to play as a space pirate or fight in a cosmic war? Do you want to go to a</w:t>
+      </w:r>
+      <w:r>
+        <w:t xml:space="preserve"> fantasy world and cast spells? How about becoming a barbarian?”</w:t>
+      </w:r>
+    </w:p>
+    <w:p>
+      <w:r>
+        <w:t>“What do you mean, past present and future?” Leah asked. “Isn’t time travel impossible?”</w:t>
+      </w:r>
+    </w:p>
+    <w:p>
+      <w:r>
+        <w:t xml:space="preserve">“You are correct,” Robbie said. “However here, </w:t>
+      </w:r>
+      <w:r>
+        <w:t xml:space="preserve">we can visit a recreation of any recorded </w:t>
+      </w:r>
+      <w:r>
+        <w:t xml:space="preserve">or made up </w:t>
+      </w:r>
+      <w:r>
+        <w:t>time period</w:t>
+      </w:r>
+      <w:r>
+        <w:t xml:space="preserve"> or into any possible future</w:t>
+      </w:r>
+      <w:r>
+        <w:t>.”</w:t>
+      </w:r>
+    </w:p>
+    <w:p>
+      <w:r>
+        <w:t>“Please tell me what’s going on,” Leah demanded.</w:t>
+      </w:r>
+    </w:p>
+    <w:p>
+      <w:r>
+        <w:t>“When you stepped through the fog wall, a VR device was placed on your head. It linked with your brain and took control of your body,” Robbie said.</w:t>
+      </w:r>
+    </w:p>
+    <w:p>
+      <w:r>
+        <w:t xml:space="preserve">“Your body is now resting in one of the beds in the Gateway facility. Robots will take care of your body and keep it healthy, no matter how long </w:t>
+      </w:r>
+      <w:r>
+        <w:t>you stay here</w:t>
+      </w:r>
+      <w:r>
+        <w:t>.</w:t>
+      </w:r>
+    </w:p>
+    <w:p>
+      <w:r>
         <w:lastRenderedPageBreak/>
-        <w:t>A shadowy figure passed behind the curtain.</w:t>
-      </w:r>
-    </w:p>
-    <w:p>
-      <w:r>
-        <w:t>“Stop it, you’re scaring me,” Leah screamed.</w:t>
-      </w:r>
-    </w:p>
-    <w:p>
-      <w:r>
-        <w:t>“Stop teasing Leah,” Billie scolded.</w:t>
-      </w:r>
-    </w:p>
-    <w:p>
-      <w:r>
-        <w:t>“Sorry,” Gilbert apologized.</w:t>
-      </w:r>
-    </w:p>
-    <w:p>
-      <w:r>
-        <w:t>“Don’t be afraid, Leah San,” Robbie said. “I will protect you from all harm.”</w:t>
-      </w:r>
-    </w:p>
-    <w:p>
-      <w:r>
-        <w:t>“Where should we go first?” Gilbert asked. “We can go to the past, present, future. Do you want to play as a space pirate or fight in a cosmic war? Do you want to go to a</w:t>
-      </w:r>
-      <w:r>
-        <w:t xml:space="preserve"> fantasy world and cast spells? How about becoming a barbarian?”</w:t>
-      </w:r>
-    </w:p>
-    <w:p>
-      <w:r>
-        <w:t>“What do you mean, past present and future?” Leah asked. “Isn’t time travel impossible?”</w:t>
-      </w:r>
-    </w:p>
-    <w:p>
-      <w:r>
-        <w:t xml:space="preserve">“You are correct,” Robbie said. “However here, </w:t>
-      </w:r>
-      <w:r>
-        <w:t>we can visit a recreation of any recorded time period.”</w:t>
-      </w:r>
-    </w:p>
-    <w:p>
-      <w:r>
-        <w:t>“Please tell me what’s going on,” Leah demanded.</w:t>
-      </w:r>
-    </w:p>
-    <w:p>
-      <w:r>
-        <w:t>“When you stepped through the fog wall, a VR device was placed on your head. It linked with your brain and took control of your body,” Robbie said.</w:t>
-      </w:r>
-    </w:p>
-    <w:p>
-      <w:r>
-        <w:t>“Your body is now resting in one of the beds in the Gateway facility. Robots will take care of your body and keep it healthy, no matter how long it takes.</w:t>
-      </w:r>
-    </w:p>
-    <w:p>
-      <w:r>
         <w:t>“Entering is relatively quick. However, exiting can take time, since your body needs to be retrieved</w:t>
       </w:r>
       <w:r>
@@ -6468,22 +6835,226 @@
     </w:p>
     <w:p>
       <w:r>
+        <w:t>“No way,” Gilbert exclaimed in astonishment. “You can actually feel your body?”</w:t>
+      </w:r>
+    </w:p>
+    <w:p>
+      <w:r>
+        <w:t xml:space="preserve">“Sure,” Leah </w:t>
+      </w:r>
+      <w:r>
+        <w:t>said</w:t>
+      </w:r>
+      <w:r>
+        <w:t xml:space="preserve">. “It’s like when I go to sleep and dream. I’m always aware I’m lying in bed. Although when I fall asleep, I lose all sound and hearing. </w:t>
+      </w:r>
+      <w:r>
+        <w:t xml:space="preserve">At first I thought I had insomnia. </w:t>
+      </w:r>
+      <w:r>
+        <w:t>N</w:t>
+      </w:r>
+      <w:r>
+        <w:t>ightmares never really frighten me, though they are still unpleasant.</w:t>
+      </w:r>
+      <w:r>
+        <w:t>”</w:t>
+      </w:r>
+    </w:p>
+    <w:p>
+      <w:r>
+        <w:t>“</w:t>
+      </w:r>
+      <w:r>
+        <w:t>Your neurology is unusual, affecting less than 1 in some 600 people,” Robbie said. “However, the condition is harmless.”</w:t>
+      </w:r>
+    </w:p>
+    <w:p>
+      <w:r>
+        <w:t>“But what if I need to use the washroom?”</w:t>
+      </w:r>
+    </w:p>
+    <w:p>
+      <w:r>
+        <w:t>“</w:t>
+      </w:r>
+      <w:r>
+        <w:t>All biological needs are met by the maintenance equipment. As a result you don’t need to worry about bodily maintenance</w:t>
+      </w:r>
+      <w:r>
+        <w:t>,” Robbie said.</w:t>
+      </w:r>
+    </w:p>
+    <w:p>
+      <w:r>
+        <w:t xml:space="preserve">“However </w:t>
+      </w:r>
+      <w:r>
+        <w:t xml:space="preserve">these </w:t>
+      </w:r>
+      <w:r>
+        <w:t xml:space="preserve">functions </w:t>
+      </w:r>
+      <w:r>
+        <w:t>can be</w:t>
+      </w:r>
+      <w:r>
+        <w:t xml:space="preserve"> simulated to </w:t>
+      </w:r>
+      <w:r>
+        <w:t xml:space="preserve">give a more </w:t>
+      </w:r>
+      <w:r>
+        <w:t>immersive experience.</w:t>
+      </w:r>
+    </w:p>
+    <w:p>
+      <w:r>
+        <w:t>“The only absolute is the need to sleep. Even full-timers, those who give up their bodies for an eternal digital existence still need to sleep.”</w:t>
+      </w:r>
+    </w:p>
+    <w:p>
+      <w:r>
+        <w:t>“Why would people want to give up their bodies?” Leah asked, surprised.</w:t>
+      </w:r>
+    </w:p>
+    <w:p>
+      <w:r>
+        <w:t xml:space="preserve">“Such people never get sick and their brains are always maintained at 100% efficiency. Second, their brains can grow beyond the scope of what’s possible for a human. Third, their brains can use much more </w:t>
+      </w:r>
+      <w:r>
         <w:lastRenderedPageBreak/>
-        <w:t>“No way,” Gilbert exclaimed in astonishment. “You can actually feel your body?”</w:t>
-      </w:r>
-    </w:p>
-    <w:p>
-      <w:r>
-        <w:t xml:space="preserve">“Sure,” Leah replied. “It’s like when I go to sleep and dream. I’m always aware I’m lying in bed. Although when I fall asleep, I lose all sound and hearing. </w:t>
-      </w:r>
-      <w:r>
-        <w:t xml:space="preserve">At first I thought I had insomnia. </w:t>
-      </w:r>
-      <w:r>
-        <w:t>So nightmares never really frighten me, though they are still unpleasant.</w:t>
-      </w:r>
-      <w:r>
-        <w:t>”</w:t>
+        <w:t>energy</w:t>
+      </w:r>
+      <w:r>
+        <w:t xml:space="preserve">, because of </w:t>
+      </w:r>
+      <w:r>
+        <w:t xml:space="preserve">superior </w:t>
+      </w:r>
+      <w:r>
+        <w:t>heat management and more available calories than what’s possible in a human body.</w:t>
+      </w:r>
+    </w:p>
+    <w:p>
+      <w:r>
+        <w:t>“And yes, the brains of these people aren’t strictly human.</w:t>
+      </w:r>
+    </w:p>
+    <w:p>
+      <w:r>
+        <w:t>“All combined, it is described as waking up from a dream</w:t>
+      </w:r>
+      <w:r>
+        <w:t>, like someone with brain damage finally being able to think for the first time.”</w:t>
+      </w:r>
+    </w:p>
+    <w:p>
+      <w:r>
+        <w:t>“It’s like the Matrix,” Leah said, marveling.</w:t>
+      </w:r>
+    </w:p>
+    <w:p>
+      <w:r>
+        <w:t>“It’s more than you realize,” Robbie said.</w:t>
+      </w:r>
+      <w:r>
+        <w:t xml:space="preserve"> “This is Earth’s digital twin. Some people call it the real world, while the world you are used to is called the mortal world.</w:t>
+      </w:r>
+    </w:p>
+    <w:p>
+      <w:r>
+        <w:t xml:space="preserve">“Many choose to live lives here that are identical to lives lived on earth. This gives them a sense of stability. And then they step through portals for some fun in other realities. But </w:t>
+      </w:r>
+      <w:r>
+        <w:t xml:space="preserve">they </w:t>
+      </w:r>
+      <w:r>
+        <w:t>eventually return to their day to day lives.”</w:t>
+      </w:r>
+    </w:p>
+    <w:p>
+      <w:r>
+        <w:t>“Are you serious?” Leah asked.</w:t>
+      </w:r>
+    </w:p>
+    <w:p>
+      <w:r>
+        <w:t>“Absolutely,” Robbie said. “Most people can’t tolerate living in Wonderland all their lives, which is why fully grounded communities in the quote real world exist. These communities are no different than the communities you grew up in.”</w:t>
+      </w:r>
+    </w:p>
+    <w:p>
+      <w:r>
+        <w:t xml:space="preserve">A </w:t>
+      </w:r>
+      <w:r>
+        <w:t>doorway</w:t>
+      </w:r>
+      <w:r>
+        <w:t xml:space="preserve"> rose up from the ground</w:t>
+      </w:r>
+      <w:r>
+        <w:t>. Robbie opened the door and t</w:t>
+      </w:r>
+      <w:r>
+        <w:t>hey stepped through.</w:t>
+      </w:r>
+    </w:p>
+    <w:p>
+      <w:r>
+        <w:t xml:space="preserve">The other side was a plaza filled with people socializing and enjoying the summer sun. Across the street people ate at a </w:t>
+      </w:r>
+      <w:r>
+        <w:t>restaurant</w:t>
+      </w:r>
+      <w:r>
+        <w:t xml:space="preserve"> named 5 Dogs Burger Bar.</w:t>
+      </w:r>
+    </w:p>
+    <w:p>
+      <w:r>
+        <w:t>Leah looked back and found the doorway was part of a brick building. The previous reality was not visible. Instead a c</w:t>
+      </w:r>
+      <w:r>
+        <w:t>orridor greeted them.</w:t>
+      </w:r>
+    </w:p>
+    <w:p>
+      <w:r>
+        <w:lastRenderedPageBreak/>
+        <w:t xml:space="preserve">Leah smelled the burgers and French fries and her </w:t>
+      </w:r>
+      <w:r>
+        <w:t>stomach rumbled.</w:t>
+      </w:r>
+    </w:p>
+    <w:p>
+      <w:r>
+        <w:t>“That smells nice,” Leah said.</w:t>
+      </w:r>
+    </w:p>
+    <w:p>
+      <w:r>
+        <w:t>“Why don’t you eat?” Robbie asked. “In the real world you can rent an apartment, get a job as a marine biologist and earn money.”</w:t>
+      </w:r>
+    </w:p>
+    <w:p>
+      <w:r>
+        <w:t>“But this is not real, isn’t it?” Leah asked as she followed the others. She then stubbed her foot on the lip of the sidewalk and screamed in pain.</w:t>
+      </w:r>
+      <w:r>
+        <w:t xml:space="preserve"> She hopped around until the pain faded away.</w:t>
+      </w:r>
+    </w:p>
+    <w:p>
+      <w:r>
+        <w:t>“What is real?” Robbie asked. “</w:t>
+      </w:r>
+      <w:r>
+        <w:t xml:space="preserve">Your pain is real, isn’t it? </w:t>
+      </w:r>
+      <w:r>
+        <w:t>People like Donald Hoffman showed, evolution doesn’t seek truth. Instead it optimizes biological entities for what best allows them to survive.</w:t>
       </w:r>
     </w:p>
     <w:p>
@@ -6491,238 +7062,54 @@
         <w:t>“</w:t>
       </w:r>
       <w:r>
-        <w:t>Your neurology is unusual, affecting less than 1 in some 600 people,” Robbie said. “However, the condition is harmless.”</w:t>
-      </w:r>
-    </w:p>
-    <w:p>
-      <w:r>
-        <w:t>“But what if I need to use the washroom?”</w:t>
-      </w:r>
-    </w:p>
-    <w:p>
-      <w:r>
-        <w:t>“</w:t>
-      </w:r>
-      <w:r>
-        <w:t>All biological needs are met by the maintenance equipment. As a result you don’t need to worry about bodily maintenance</w:t>
-      </w:r>
-      <w:r>
-        <w:t>,” Robbie said.</w:t>
-      </w:r>
-    </w:p>
-    <w:p>
-      <w:r>
-        <w:t xml:space="preserve">“However </w:t>
-      </w:r>
-      <w:r>
-        <w:t xml:space="preserve">these </w:t>
-      </w:r>
-      <w:r>
-        <w:t xml:space="preserve">functions </w:t>
-      </w:r>
-      <w:r>
-        <w:t>can be</w:t>
-      </w:r>
-      <w:r>
-        <w:t xml:space="preserve"> simulated to </w:t>
-      </w:r>
-      <w:r>
-        <w:t xml:space="preserve">give a more </w:t>
-      </w:r>
-      <w:r>
-        <w:t>immersive experience.</w:t>
-      </w:r>
-    </w:p>
-    <w:p>
-      <w:r>
-        <w:t>“The only absolute is the need to sleep. Even full-timers, those who give up their bodies for an eternal digital existence still need to sleep.”</w:t>
-      </w:r>
-    </w:p>
-    <w:p>
-      <w:r>
-        <w:t>“Why would people want to give up their bodies?” Leah asked, surprised.</w:t>
-      </w:r>
-    </w:p>
-    <w:p>
-      <w:r>
-        <w:t xml:space="preserve">“Such people never get sick and their brains are always maintained at 100% efficiency. Second, their brains can grow beyond the scope of what’s possible for a human. Third, their brains can use much more </w:t>
-      </w:r>
-      <w:r>
-        <w:t>energy</w:t>
-      </w:r>
-      <w:r>
-        <w:t xml:space="preserve">, because of </w:t>
-      </w:r>
-      <w:r>
-        <w:t xml:space="preserve">superior </w:t>
-      </w:r>
-      <w:r>
-        <w:t>heat management and more available calories than what’s possible in a human body.</w:t>
-      </w:r>
-    </w:p>
-    <w:p>
-      <w:r>
-        <w:t>“All combined, it is described as waking up from a dream</w:t>
-      </w:r>
-      <w:r>
-        <w:t>, like someone with brain damage finally being able to think for the first time.”</w:t>
+        <w:t>His theory of Conscious Agents is a leading theory of reality. However it’s still not fully accepted, since its implications are terrifying to most people.</w:t>
+      </w:r>
+    </w:p>
+    <w:p>
+      <w:r>
+        <w:t>“Unless you’re a scientist or a world creator, it’s best to accept all these digital worlds as being real. Then live your life as you see fit.</w:t>
+      </w:r>
+    </w:p>
+    <w:p>
+      <w:r>
+        <w:t>“Why don’t you buy something? This is the States, so they accept US currency.”</w:t>
+      </w:r>
+    </w:p>
+    <w:p>
+      <w:r>
+        <w:t xml:space="preserve">Leah </w:t>
+      </w:r>
+      <w:r>
+        <w:t>found</w:t>
+      </w:r>
+      <w:r>
+        <w:t xml:space="preserve"> her purse on her shoulder. She pulled out her wallet and found she had her credit card as well as money.</w:t>
+      </w:r>
+    </w:p>
+    <w:p>
+      <w:r>
+        <w:t xml:space="preserve">Leah walked up to </w:t>
+      </w:r>
+      <w:r>
+        <w:t>the cashier</w:t>
+      </w:r>
+      <w:r>
+        <w:t xml:space="preserve"> and ordered a burger, fries and a drink. By the time she was finished with her order, the others were waiting at a table.</w:t>
+      </w:r>
+    </w:p>
+    <w:p>
+      <w:r>
+        <w:t>“Will I get fat?” Leah asked.</w:t>
+      </w:r>
+    </w:p>
+    <w:p>
+      <w:r>
+        <w:t xml:space="preserve">“Your body in the mortal world will not be affected, no matter what you do here,” Robbie said. </w:t>
       </w:r>
     </w:p>
     <w:p>
       <w:r>
         <w:lastRenderedPageBreak/>
-        <w:t>“It’s like the Matrix,” Leah said, marveling.</w:t>
-      </w:r>
-    </w:p>
-    <w:p>
-      <w:r>
-        <w:t>“It’s more than you realize,” Robbie said.</w:t>
-      </w:r>
-      <w:r>
-        <w:t xml:space="preserve"> “This is Earth’s digital twin. Some people call it the real world, while the world you are used to is called the mortal world.</w:t>
-      </w:r>
-    </w:p>
-    <w:p>
-      <w:r>
-        <w:t xml:space="preserve">“Many choose to live lives here that are identical to lives lived on earth. This gives them a sense of stability. And then they step through portals for some fun in other realities. But </w:t>
-      </w:r>
-      <w:r>
-        <w:t xml:space="preserve">they </w:t>
-      </w:r>
-      <w:r>
-        <w:t>eventually return to their day to day lives.”</w:t>
-      </w:r>
-    </w:p>
-    <w:p>
-      <w:r>
-        <w:t>“Are you serious?” Leah asked.</w:t>
-      </w:r>
-    </w:p>
-    <w:p>
-      <w:r>
-        <w:t>“Absolutely,” Robbie said. “Most people can’t tolerate living in Wonderland all their lives, which is why fully grounded communities in the quote real world exist. These communities are no different than the communities you grew up in.”</w:t>
-      </w:r>
-    </w:p>
-    <w:p>
-      <w:r>
-        <w:t xml:space="preserve">A </w:t>
-      </w:r>
-      <w:r>
-        <w:t>doorway</w:t>
-      </w:r>
-      <w:r>
-        <w:t xml:space="preserve"> rose up from the ground</w:t>
-      </w:r>
-      <w:r>
-        <w:t>. Robbie opened the door and t</w:t>
-      </w:r>
-      <w:r>
-        <w:t>hey stepped through.</w:t>
-      </w:r>
-    </w:p>
-    <w:p>
-      <w:r>
-        <w:t xml:space="preserve">The other side was a plaza filled with people socializing and enjoying the summer sun. Across the street people ate at a </w:t>
-      </w:r>
-      <w:r>
-        <w:t>restaurant</w:t>
-      </w:r>
-      <w:r>
-        <w:t xml:space="preserve"> named 5 Dogs Burger Bar.</w:t>
-      </w:r>
-    </w:p>
-    <w:p>
-      <w:r>
-        <w:t>Leah looked back and found the doorway was part of a brick building. The previous reality was not visible. Instead a c</w:t>
-      </w:r>
-      <w:r>
-        <w:t>orridor greeted them.</w:t>
-      </w:r>
-    </w:p>
-    <w:p>
-      <w:r>
-        <w:t xml:space="preserve">Just then Leah smelled the burgers and French fries and her </w:t>
-      </w:r>
-      <w:r>
-        <w:t>stomach rumbled.</w:t>
-      </w:r>
-    </w:p>
-    <w:p>
-      <w:r>
-        <w:t>“That smells nice,” Leah said.</w:t>
-      </w:r>
-    </w:p>
-    <w:p>
-      <w:r>
-        <w:t>“Why don’t you eat?” Robbie asked. “In the real world you can rent an apartment, get a job as a marine biologist and earn money.”</w:t>
-      </w:r>
-    </w:p>
-    <w:p>
-      <w:r>
-        <w:lastRenderedPageBreak/>
-        <w:t>“But this is not real, isn’t it?” Leah asked as she followed the others. She then stubbed her foot on the lip of the sidewalk and screamed in pain.</w:t>
-      </w:r>
-      <w:r>
-        <w:t xml:space="preserve"> She hopped around until the pain faded away.</w:t>
-      </w:r>
-    </w:p>
-    <w:p>
-      <w:r>
-        <w:t>“What is real?” Robbie asked. “</w:t>
-      </w:r>
-      <w:r>
-        <w:t xml:space="preserve">Your pain is real, isn’t it? </w:t>
-      </w:r>
-      <w:r>
-        <w:t>People like Donald Hoffman showed, evolution doesn’t seek truth. Instead it optimizes biological entities for what best allows them to survive.</w:t>
-      </w:r>
-    </w:p>
-    <w:p>
-      <w:r>
-        <w:t>“</w:t>
-      </w:r>
-      <w:r>
-        <w:t>His theory of Conscious Agents is a leading theory of reality. However it’s still not fully accepted, since its implications are terrifying to most people.</w:t>
-      </w:r>
-    </w:p>
-    <w:p>
-      <w:r>
-        <w:t>“Unless you’re a scientist or a world creator, it’s best to accept all these digital worlds as being real. Then live your life as you see fit.</w:t>
-      </w:r>
-    </w:p>
-    <w:p>
-      <w:r>
-        <w:t>“Why don’t you buy something? This is the States, so they accept US currency.”</w:t>
-      </w:r>
-    </w:p>
-    <w:p>
-      <w:r>
-        <w:t>Leah realized she had her purse on her shoulder. She pulled out her wallet and found she had her credit card as well as money.</w:t>
-      </w:r>
-    </w:p>
-    <w:p>
-      <w:r>
-        <w:t xml:space="preserve">Leah walked up to </w:t>
-      </w:r>
-      <w:r>
-        <w:t>the cashier</w:t>
-      </w:r>
-      <w:r>
-        <w:t xml:space="preserve"> and ordered a burger, fries and a drink. By the time she was finished with her order, the others were waiting at a table.</w:t>
-      </w:r>
-    </w:p>
-    <w:p>
-      <w:r>
-        <w:t>“Will I get fat?” Leah asked.</w:t>
-      </w:r>
-    </w:p>
-    <w:p>
-      <w:r>
-        <w:t xml:space="preserve">“Your body in the mortal world will not be affected, no matter what you do here,” Robbie said. </w:t>
-      </w:r>
-    </w:p>
-    <w:p>
-      <w:r>
         <w:t>“However, your avatar will be affected here depending on your level of immersion.</w:t>
       </w:r>
     </w:p>
@@ -6733,7 +7120,6 @@
     </w:p>
     <w:p>
       <w:r>
-        <w:lastRenderedPageBreak/>
         <w:t>“No way,” Leah exclaimed. “Are you saying my entire life has been some sort of video game?</w:t>
       </w:r>
     </w:p>
@@ -6747,7 +7133,13 @@
         <w:t>“That is what several theories claim,</w:t>
       </w:r>
       <w:r>
-        <w:t>” Robbie replied. “</w:t>
+        <w:t xml:space="preserve">” Robbie </w:t>
+      </w:r>
+      <w:r>
+        <w:t>said</w:t>
+      </w:r>
+      <w:r>
+        <w:t>. “</w:t>
       </w:r>
       <w:r>
         <w:t xml:space="preserve">What is reality? </w:t>
@@ -6795,12 +7187,24 @@
     </w:p>
     <w:p>
       <w:r>
-        <w:t>“Do world building,” Gilbert suggested.</w:t>
-      </w:r>
-    </w:p>
-    <w:p>
-      <w:r>
-        <w:t>“Sure,” Leah replied and concentrated on finishing her meal.</w:t>
+        <w:t xml:space="preserve">“Do world building,” Gilbert </w:t>
+      </w:r>
+      <w:r>
+        <w:t>said</w:t>
+      </w:r>
+      <w:r>
+        <w:t>.</w:t>
+      </w:r>
+    </w:p>
+    <w:p>
+      <w:r>
+        <w:t xml:space="preserve">“Sure,” Leah </w:t>
+      </w:r>
+      <w:r>
+        <w:t xml:space="preserve">said </w:t>
+      </w:r>
+      <w:r>
+        <w:t>and concentrated on finishing her meal.</w:t>
       </w:r>
     </w:p>
     <w:p>
@@ -6810,10 +7214,16 @@
     </w:p>
     <w:p>
       <w:r>
-        <w:t>They stepped in and the door closed. “I’m turning off the lights.</w:t>
+        <w:t>They stepped in and the door clos</w:t>
+      </w:r>
+      <w:r>
+        <w:t>ed. “I’m turning off the lights,</w:t>
       </w:r>
       <w:r>
         <w:t>”</w:t>
+      </w:r>
+      <w:r>
+        <w:t xml:space="preserve"> Robbie said.</w:t>
       </w:r>
     </w:p>
     <w:p>
@@ -6861,6 +7271,7 @@
     </w:p>
     <w:p>
       <w:r>
+        <w:lastRenderedPageBreak/>
         <w:t xml:space="preserve">Leah asked, </w:t>
       </w:r>
       <w:r>
@@ -6883,70 +7294,97 @@
     </w:p>
     <w:p>
       <w:r>
+        <w:t>“You can replace the grain field with a forest or se</w:t>
+      </w:r>
+      <w:r>
+        <w:t>a</w:t>
+      </w:r>
+      <w:r>
+        <w:t xml:space="preserve"> or canyons,” Robbie </w:t>
+      </w:r>
+      <w:r>
+        <w:t>said</w:t>
+      </w:r>
+      <w:r>
+        <w:t>. “Or you can modify the island.”</w:t>
+      </w:r>
+    </w:p>
+    <w:p>
+      <w:r>
+        <w:t xml:space="preserve">“Put scary canyons,” Gilbert </w:t>
+      </w:r>
+      <w:r>
+        <w:t>said</w:t>
+      </w:r>
+      <w:r>
+        <w:t>.</w:t>
+      </w:r>
+    </w:p>
+    <w:p>
+      <w:r>
+        <w:t>Below, the fields were replaced by a shattered landscape of black canyons and flowing rivers of lava. Amidst banks of fog, demonic creatures swam in the lava pools and prowled in the rocky canyons.</w:t>
+      </w:r>
+    </w:p>
+    <w:p>
+      <w:r>
+        <w:t>“Once you finish customizing your scene, I will save it so you can view or modify it later,” Robbie said.</w:t>
+      </w:r>
+    </w:p>
+    <w:p>
+      <w:r>
+        <w:t>“Can I have a castle?” Leah asked.</w:t>
+      </w:r>
+    </w:p>
+    <w:p>
+      <w:r>
+        <w:t>“Yes,” Robbie replied. “Here are some randomly generated castles.</w:t>
+      </w:r>
+      <w:r>
+        <w:t xml:space="preserve"> Just say next, until you find something you like. Or you can be more specific, such as Dracula’s castle or Buckingham Palace, or styles such as Disney, gothic, historical, and so on.”</w:t>
+      </w:r>
+    </w:p>
+    <w:p>
+      <w:r>
+        <w:t xml:space="preserve">“Fantasy castle with dragons flying,” Leah </w:t>
+      </w:r>
+      <w:r>
+        <w:t>said</w:t>
+      </w:r>
+      <w:r>
+        <w:t>, looking at the windmill.</w:t>
+      </w:r>
+    </w:p>
+    <w:p>
+      <w:r>
+        <w:t>The island expanded and a massive castle covering over an acre appeared. Overhead, dragons circled castle towers.</w:t>
+      </w:r>
+    </w:p>
+    <w:p>
+      <w:r>
+        <w:t>“Ooh nice,” Gilbert said, happily. “I wonder if you have scary dungeons below.”</w:t>
+      </w:r>
+    </w:p>
+    <w:p>
+      <w:r>
+        <w:t xml:space="preserve">“No scary dungeons,” Leah </w:t>
+      </w:r>
+      <w:r>
+        <w:t>said</w:t>
+      </w:r>
+      <w:r>
+        <w:t>.</w:t>
+      </w:r>
+    </w:p>
+    <w:p>
+      <w:r>
         <w:lastRenderedPageBreak/>
-        <w:t>“You can replace the grain field with a forest or se</w:t>
-      </w:r>
-      <w:r>
-        <w:t>a</w:t>
-      </w:r>
-      <w:r>
-        <w:t xml:space="preserve"> or canyons,” Robbie suggested. “Or you can modify the island.”</w:t>
-      </w:r>
-    </w:p>
-    <w:p>
-      <w:r>
-        <w:t>“Put scary canyons,” Gilbert suggested.</w:t>
-      </w:r>
-    </w:p>
-    <w:p>
-      <w:r>
-        <w:t>Below, the fields were replaced by a shattered landscape of black canyons and flowing rivers of lava. Amidst banks of fog, demonic creatures swam in the lava pools and prowled in the rocky canyons.</w:t>
-      </w:r>
-    </w:p>
-    <w:p>
-      <w:r>
-        <w:t>“Once you finish customizing your scene, I will save it so you can view or modify it later,” Robbie said.</w:t>
-      </w:r>
-    </w:p>
-    <w:p>
-      <w:r>
-        <w:t>“Can I have a castle?” Leah asked.</w:t>
-      </w:r>
-    </w:p>
-    <w:p>
-      <w:r>
-        <w:t>“Yes,” Robbie replied. “Here are some randomly generated castles.</w:t>
-      </w:r>
-      <w:r>
-        <w:t xml:space="preserve"> Just say next, until you find something you like. Or you can be more specific, such as Dracula’s castle or Buckingham Palace, or styles such as Disney, gothic, historical, and so on.”</w:t>
-      </w:r>
-    </w:p>
-    <w:p>
-      <w:r>
-        <w:t>“Fantasy castle with dragons flying,” Leah suggeste</w:t>
-      </w:r>
-      <w:r>
-        <w:t>d, looking at the windmill.</w:t>
-      </w:r>
-    </w:p>
-    <w:p>
-      <w:r>
-        <w:t>The island expanded and a massive castle covering over an acre appeared. Overhead, dragons circled castle towers.</w:t>
-      </w:r>
-    </w:p>
-    <w:p>
-      <w:r>
-        <w:t>“Ooh nice,” Gilbert said, happily. “I wonder if you have scary dungeons below.”</w:t>
-      </w:r>
-    </w:p>
-    <w:p>
-      <w:r>
-        <w:t>“No scary dungeons,” Leah scolded.</w:t>
-      </w:r>
-    </w:p>
-    <w:p>
-      <w:r>
-        <w:t>They walked into the castle. “Disney’s Beauty and the Beast castle,” Leah exclaimed.</w:t>
+        <w:t xml:space="preserve">They walked into the castle. “Disney’s Beauty and the Beast castle,” Leah </w:t>
+      </w:r>
+      <w:r>
+        <w:t>said</w:t>
+      </w:r>
+      <w:r>
+        <w:t>.</w:t>
       </w:r>
     </w:p>
     <w:p>
@@ -6973,8 +7411,13 @@
     </w:p>
     <w:p>
       <w:r>
-        <w:lastRenderedPageBreak/>
-        <w:t>“I like it,” Leah commented.</w:t>
+        <w:t xml:space="preserve">“I like it,” Leah </w:t>
+      </w:r>
+      <w:r>
+        <w:t>said</w:t>
+      </w:r>
+      <w:r>
+        <w:t>.</w:t>
       </w:r>
     </w:p>
     <w:p>
@@ -6989,7 +7432,13 @@
     </w:p>
     <w:p>
       <w:r>
-        <w:t>“You may use this flying castle as your staging area,” Robbie said. “And you are free to c</w:t>
+        <w:t>“You may use this flying castle as your staging area,” Robbie said. “</w:t>
+      </w:r>
+      <w:r>
+        <w:t>Y</w:t>
+      </w:r>
+      <w:r>
+        <w:t>ou are free to c</w:t>
       </w:r>
       <w:r>
         <w:t>ustomize it as you see fit.”</w:t>
@@ -7002,7 +7451,13 @@
     </w:p>
     <w:p>
       <w:r>
-        <w:t xml:space="preserve">“That and many more things,” Robbie replied. “However, it is past 5:00PM. It’s time to return home. </w:t>
+        <w:t xml:space="preserve">“That and many more things,” Robbie </w:t>
+      </w:r>
+      <w:r>
+        <w:t>said</w:t>
+      </w:r>
+      <w:r>
+        <w:t xml:space="preserve">. “However, it is past 5:00PM. It’s time to return home. </w:t>
       </w:r>
       <w:r>
         <w:t>I took the liberty of recalling your body.”</w:t>
@@ -7020,7 +7475,13 @@
     </w:p>
     <w:p>
       <w:r>
-        <w:t>“Freaky,” Leah muttered as she looked at the setting sun.</w:t>
+        <w:t xml:space="preserve">“Freaky,” Leah </w:t>
+      </w:r>
+      <w:r>
+        <w:t xml:space="preserve">said </w:t>
+      </w:r>
+      <w:r>
+        <w:t>as she looked at the setting sun.</w:t>
       </w:r>
     </w:p>
     <w:p>
@@ -7085,6 +7546,7 @@
     </w:p>
     <w:p>
       <w:r>
+        <w:lastRenderedPageBreak/>
         <w:t>Upon arriving at the Evans houseboat, Leah greeted Barbara and Simon.</w:t>
       </w:r>
     </w:p>
@@ -7095,22 +7557,36 @@
     </w:p>
     <w:p>
       <w:r>
-        <w:t>“We went to the Gateway,” Gilbert replied.</w:t>
-      </w:r>
-    </w:p>
-    <w:p>
-      <w:r>
-        <w:t xml:space="preserve">“First Billie helped me buy this outfit,” Leah said. “Then we went to </w:t>
-      </w:r>
-      <w:r>
-        <w:t xml:space="preserve">that…digital twin place. Then we had lunch. Then I got to create a </w:t>
-      </w:r>
-      <w:r>
-        <w:lastRenderedPageBreak/>
-        <w:t xml:space="preserve">flying castle. It was a lot of fun. </w:t>
-      </w:r>
-      <w:r>
-        <w:t>However I can’t tell what’s real and VR. I feel as if I’m in a video game even now.”</w:t>
+        <w:t xml:space="preserve">“We went to the Gateway,” Gilbert </w:t>
+      </w:r>
+      <w:r>
+        <w:t>said</w:t>
+      </w:r>
+      <w:r>
+        <w:t>.</w:t>
+      </w:r>
+    </w:p>
+    <w:p>
+      <w:r>
+        <w:t>“First Billie helped me buy this outfit,” Leah said</w:t>
+      </w:r>
+      <w:r>
+        <w:t xml:space="preserve"> excitedly</w:t>
+      </w:r>
+      <w:r>
+        <w:t xml:space="preserve">. “Then we went to </w:t>
+      </w:r>
+      <w:r>
+        <w:t xml:space="preserve">that…digital twin place. Then we had lunch. Then I got to create a flying castle. It was a lot of fun. </w:t>
+      </w:r>
+      <w:r>
+        <w:t xml:space="preserve">However I can’t tell what’s real and </w:t>
+      </w:r>
+      <w:r>
+        <w:t xml:space="preserve">what is </w:t>
+      </w:r>
+      <w:r>
+        <w:t>VR. I feel as if I’m in a video game even now.”</w:t>
       </w:r>
     </w:p>
     <w:p>
@@ -7139,7 +7615,19 @@
     </w:p>
     <w:p>
       <w:r>
-        <w:t>“Perhaps later,” Robbie replied. “Meeting them can be a jarring experience. Some aliens are friendly, while others are rather hostile. Many are incomprehensible by human standards.”</w:t>
+        <w:t xml:space="preserve">“Perhaps later,” Robbie </w:t>
+      </w:r>
+      <w:r>
+        <w:t>said</w:t>
+      </w:r>
+      <w:r>
+        <w:t xml:space="preserve">. “Meeting them can be a jarring experience. Some aliens are friendly, while others are rather hostile. </w:t>
+      </w:r>
+      <w:r>
+        <w:t>Most</w:t>
+      </w:r>
+      <w:r>
+        <w:t xml:space="preserve"> are incomprehensible by human standards.”</w:t>
       </w:r>
     </w:p>
     <w:p/>
@@ -7330,7 +7818,7 @@
             <w:rPr>
               <w:noProof/>
             </w:rPr>
-            <w:t>4</w:t>
+            <w:t>46</w:t>
           </w:r>
         </w:fldSimple>
       </w:p>
@@ -7360,7 +7848,7 @@
             <w:rPr>
               <w:noProof/>
             </w:rPr>
-            <w:t>5</w:t>
+            <w:t>45</w:t>
           </w:r>
         </w:fldSimple>
       </w:p>
@@ -7413,19 +7901,17 @@
         <w:footnoteRef/>
       </w:r>
       <w:r>
-        <w:t xml:space="preserve"> </w:t>
-      </w:r>
-      <w:proofErr w:type="gramStart"/>
-      <w:r>
-        <w:t xml:space="preserve">Reference to </w:t>
+        <w:t xml:space="preserve"> Reference to </w:t>
       </w:r>
       <w:r>
         <w:t>Terence McKenna</w:t>
       </w:r>
       <w:r>
-        <w:t>, who met kaleidoscopic mechanical organisms in his psychedelic experiences.</w:t>
-      </w:r>
-      <w:proofErr w:type="gramEnd"/>
+        <w:t>, who met kaleidoscopic mechanical organisms in his psychedelic experiences</w:t>
+      </w:r>
+      <w:r>
+        <w:t>…</w:t>
+      </w:r>
     </w:p>
   </w:footnote>
   <w:footnote w:id="2">
@@ -8412,7 +8898,7 @@
   <w:style w:type="paragraph" w:default="1" w:styleId="Normal">
     <w:name w:val="Normal"/>
     <w:qFormat/>
-    <w:rsid w:val="008F7BCA"/>
+    <w:rsid w:val="009B2C02"/>
     <w:pPr>
       <w:spacing w:after="200" w:line="276" w:lineRule="auto"/>
       <w:jc w:val="both"/>
@@ -9198,6 +9684,21 @@
     <w:basedOn w:val="DefaultParagraphFont"/>
     <w:rsid w:val="002C2503"/>
   </w:style>
+  <w:style w:type="paragraph" w:customStyle="1" w:styleId="StatusMessage">
+    <w:name w:val="Status Message"/>
+    <w:basedOn w:val="NoSpacing"/>
+    <w:next w:val="Normal"/>
+    <w:qFormat/>
+    <w:rsid w:val="009B2C02"/>
+    <w:pPr>
+      <w:spacing w:after="200"/>
+      <w:contextualSpacing/>
+      <w:jc w:val="center"/>
+    </w:pPr>
+    <w:rPr>
+      <w:b/>
+    </w:rPr>
+  </w:style>
 </w:styles>
 </file>
 
@@ -9489,7 +9990,7 @@
 </file>
 
 <file path=customXml/itemProps1.xml><?xml version="1.0" encoding="utf-8"?>
-<ds:datastoreItem xmlns:ds="http://schemas.openxmlformats.org/officeDocument/2006/customXml" ds:itemID="{5985362C-EFFD-42EF-8FAD-43CAAAF2F1B3}">
+<ds:datastoreItem xmlns:ds="http://schemas.openxmlformats.org/officeDocument/2006/customXml" ds:itemID="{AEF95522-54FE-4986-B5A0-89C1E118FE30}">
   <ds:schemaRefs>
     <ds:schemaRef ds:uri="http://schemas.openxmlformats.org/officeDocument/2006/bibliography"/>
   </ds:schemaRefs>

--- a/Books/Stories/ThePrincessAndTheNewType/Book_ThePrincessAndTheNewType.docx
+++ b/Books/Stories/ThePrincessAndTheNewType/Book_ThePrincessAndTheNewType.docx
@@ -170,7 +170,7 @@
       <w:r>
         <w:fldChar w:fldCharType="separate"/>
       </w:r>
-      <w:hyperlink w:anchor="_Toc215606355" w:history="1">
+      <w:hyperlink w:anchor="_Toc219834239" w:history="1">
         <w:r>
           <w:rPr>
             <w:rStyle w:val="Hyperlink"/>
@@ -197,7 +197,7 @@
             <w:noProof/>
             <w:webHidden/>
           </w:rPr>
-          <w:instrText xml:space="preserve"> PAGEREF _Toc215606355 \h </w:instrText>
+          <w:instrText xml:space="preserve"> PAGEREF _Toc219834239 \h </w:instrText>
         </w:r>
         <w:r>
           <w:rPr>
@@ -237,7 +237,7 @@
           <w:sz w:val="22"/>
         </w:rPr>
       </w:pPr>
-      <w:hyperlink w:anchor="_Toc215606356" w:history="1">
+      <w:hyperlink w:anchor="_Toc219834240" w:history="1">
         <w:r>
           <w:rPr>
             <w:rStyle w:val="Hyperlink"/>
@@ -264,7 +264,7 @@
             <w:noProof/>
             <w:webHidden/>
           </w:rPr>
-          <w:instrText xml:space="preserve"> PAGEREF _Toc215606356 \h </w:instrText>
+          <w:instrText xml:space="preserve"> PAGEREF _Toc219834240 \h </w:instrText>
         </w:r>
         <w:r>
           <w:rPr>
@@ -284,7 +284,7 @@
             <w:noProof/>
             <w:webHidden/>
           </w:rPr>
-          <w:t>8</w:t>
+          <w:t>9</w:t>
         </w:r>
         <w:r>
           <w:rPr>
@@ -403,7 +403,7 @@
       <w:pPr>
         <w:pStyle w:val="H2"/>
       </w:pPr>
-      <w:bookmarkStart w:id="0" w:name="_Toc215606355"/>
+      <w:bookmarkStart w:id="0" w:name="_Toc219834239"/>
       <w:r>
         <w:lastRenderedPageBreak/>
         <w:t xml:space="preserve">1. </w:t>
@@ -1835,7 +1835,7 @@
       <w:pPr>
         <w:pStyle w:val="H2"/>
       </w:pPr>
-      <w:bookmarkStart w:id="1" w:name="_Toc215606356"/>
+      <w:bookmarkStart w:id="1" w:name="_Toc219834240"/>
       <w:r>
         <w:lastRenderedPageBreak/>
         <w:t>Revival</w:t>
@@ -7605,7 +7605,10 @@
     </w:p>
     <w:p>
       <w:r>
-        <w:t>“Here’s a fun fact,” Simon said. “Orthodox science has yet to find signs of intelligent life out there. However, people think we have already contacted aliens through the Gateway and the virtual worlds.”</w:t>
+        <w:t>“Here’s a fun fact,” Simon said. “Orthodox science has yet to find signs of intelligent life out there. However, people think we have already contacted aliens through the Gatewa</w:t>
+      </w:r>
+      <w:r>
+        <w:t>y and the virtual worlds. Many believe aliens don’t use radio waves to communicate. Even now we are much less reliant on radio waves.”</w:t>
       </w:r>
     </w:p>
     <w:p>
@@ -7621,13 +7624,176 @@
         <w:t>said</w:t>
       </w:r>
       <w:r>
-        <w:t xml:space="preserve">. “Meeting them can be a jarring experience. Some aliens are friendly, while others are rather hostile. </w:t>
+        <w:t xml:space="preserve">. “Meeting them can be a jarring experience. Some aliens are friendly, while others are hostile. </w:t>
       </w:r>
       <w:r>
         <w:t>Most</w:t>
       </w:r>
       <w:r>
-        <w:t xml:space="preserve"> are incomprehensible by human standards.”</w:t>
+        <w:t xml:space="preserve"> are incom</w:t>
+      </w:r>
+      <w:r>
+        <w:t>prehensible by human standards.</w:t>
+      </w:r>
+    </w:p>
+    <w:p>
+      <w:r>
+        <w:t>“It’s time for dinner.”</w:t>
+      </w:r>
+    </w:p>
+    <w:p>
+      <w:r>
+        <w:t xml:space="preserve">“That’s true,” </w:t>
+      </w:r>
+      <w:r>
+        <w:t>Simon</w:t>
+      </w:r>
+      <w:r>
+        <w:t xml:space="preserve"> said. “I’m starving.”</w:t>
+      </w:r>
+    </w:p>
+    <w:p>
+      <w:r>
+        <w:t xml:space="preserve">“That’s great because we are having steak,” </w:t>
+      </w:r>
+      <w:r>
+        <w:t>Barbara</w:t>
+      </w:r>
+      <w:r>
+        <w:t xml:space="preserve"> said. “Why don’t you relax while I start the barbeque?”</w:t>
+      </w:r>
+    </w:p>
+    <w:p>
+      <w:r>
+        <w:t xml:space="preserve">“Okay </w:t>
+      </w:r>
+      <w:r>
+        <w:t>Barbara</w:t>
+      </w:r>
+      <w:r>
+        <w:t xml:space="preserve"> San,” Leah said</w:t>
+      </w:r>
+      <w:r>
+        <w:t xml:space="preserve"> </w:t>
+      </w:r>
+      <w:r>
+        <w:t>and rested back on a lounge chair. “Can I watch some music videos?”</w:t>
+      </w:r>
+    </w:p>
+    <w:p>
+      <w:r>
+        <w:lastRenderedPageBreak/>
+        <w:t>“Take this,” Robbie said and detached the panel from her front. She handed the tablet to Leah.</w:t>
+      </w:r>
+    </w:p>
+    <w:p>
+      <w:r>
+        <w:t>“Thanks,” Leah said and accepted the device. On it the device listed videos familiar to her. She selected one and the video played.</w:t>
+      </w:r>
+    </w:p>
+    <w:p>
+      <w:r>
+        <w:t>Returning to the list, Leah found a video from an artist she never heard. She considered ignoring it, but changed her mind. She played it. It was strange but she liked it. That prompted more new songs mixed among the familiar.</w:t>
+      </w:r>
+    </w:p>
+    <w:p>
+      <w:r>
+        <w:t xml:space="preserve">“Dinner is ready,” </w:t>
+      </w:r>
+      <w:r>
+        <w:t>Barbara</w:t>
+      </w:r>
+      <w:r>
+        <w:t xml:space="preserve"> said and Leah handed the device back to Robbie.</w:t>
+      </w:r>
+    </w:p>
+    <w:p>
+      <w:r>
+        <w:t>Leah sat at the table and Barbara placed a steak on a plate in front of her. She placed vegetables on her plate and ketchup on the steak.</w:t>
+      </w:r>
+    </w:p>
+    <w:p>
+      <w:r>
+        <w:t>“How come there are no potatoes?” Leah asked.</w:t>
+      </w:r>
+    </w:p>
+    <w:p>
+      <w:r>
+        <w:t>“Pure starch isn’t healthy, since it spikes insulin,” Robbie said. “The scientists in the previous era knew that but Big Agriculture hijacked the government and forced a false narrative to ensure greater profits.</w:t>
+      </w:r>
+    </w:p>
+    <w:p>
+      <w:r>
+        <w:t>“Historically they were necessary when people were farmers, since everyone toiled in the fields and required the calories. Even then it had had long-term health consequences. Proper health knowledge is more available, now that Big Agriculture no longer exists.”</w:t>
+      </w:r>
+    </w:p>
+    <w:p>
+      <w:r>
+        <w:t>“This steak is amazing,” Leah said. “Didn’t it come from a big farm?”</w:t>
+      </w:r>
+    </w:p>
+    <w:p>
+      <w:r>
+        <w:t>“Actually no,” Robbie said. “That steak is lab-grown and cheaper to produce than factory-raised cows. There are several companies that produce the lab-grown meat. Additionally, some cuts of meat are being grown like fruit on certain plants. And yes, the meat available is 100% compatible with human biology.”</w:t>
+      </w:r>
+    </w:p>
+    <w:p>
+      <w:r>
+        <w:t>“So no cows were killed for these steaks,” Leah said. “Amazing…”</w:t>
+      </w:r>
+    </w:p>
+    <w:p>
+      <w:r>
+        <w:lastRenderedPageBreak/>
+        <w:t>“More than that,” Robbie said. “No pesticides, herbicides and fertilizer were used, sparing countless creatures from needless death.”</w:t>
+      </w:r>
+    </w:p>
+    <w:p>
+      <w:r>
+        <w:t>“Seriously?” Leah asked, surprised.</w:t>
+      </w:r>
+    </w:p>
+    <w:p>
+      <w:r>
+        <w:t>“That’s the irony of vegetarian eating in the previous era,” Robbie said. “They thought they were saving animals, but animals still died. Worst yet, farmers often used what they termed trash sea life for fertilizer.”</w:t>
+      </w:r>
+    </w:p>
+    <w:p>
+      <w:r>
+        <w:t>“In other words, no vegetarian was strictly vegetarian,” Leah said.</w:t>
+      </w:r>
+    </w:p>
+    <w:p>
+      <w:r>
+        <w:t>“That’s correct,” Robbie said.</w:t>
+      </w:r>
+    </w:p>
+    <w:p>
+      <w:r>
+        <w:t>Lea sat back and ate, listening as the Evans talked. She then realized that Robbie said the previous era instead of her era. Apparently she was trying to distance Leah from the past, and that was a good thing.</w:t>
+      </w:r>
+    </w:p>
+    <w:p>
+      <w:r>
+        <w:t>“I’m stuffed,” Leah said.</w:t>
+      </w:r>
+    </w:p>
+    <w:p>
+      <w:r>
+        <w:t xml:space="preserve">“Nonsense,” Robbie said. “There’s always room for </w:t>
+      </w:r>
+      <w:proofErr w:type="spellStart"/>
+      <w:r>
+        <w:t>jello</w:t>
+      </w:r>
+      <w:proofErr w:type="spellEnd"/>
+      <w:r>
+        <w:t>.”</w:t>
+      </w:r>
+    </w:p>
+    <w:p>
+      <w:r>
+        <w:t>Leah laughed and accepted the desert.</w:t>
       </w:r>
     </w:p>
     <w:p/>
@@ -7818,7 +7984,7 @@
             <w:rPr>
               <w:noProof/>
             </w:rPr>
-            <w:t>46</w:t>
+            <w:t>48</w:t>
           </w:r>
         </w:fldSimple>
       </w:p>
@@ -7848,7 +8014,7 @@
             <w:rPr>
               <w:noProof/>
             </w:rPr>
-            <w:t>45</w:t>
+            <w:t>51</w:t>
           </w:r>
         </w:fldSimple>
       </w:p>
@@ -9990,7 +10156,7 @@
 </file>
 
 <file path=customXml/itemProps1.xml><?xml version="1.0" encoding="utf-8"?>
-<ds:datastoreItem xmlns:ds="http://schemas.openxmlformats.org/officeDocument/2006/customXml" ds:itemID="{AEF95522-54FE-4986-B5A0-89C1E118FE30}">
+<ds:datastoreItem xmlns:ds="http://schemas.openxmlformats.org/officeDocument/2006/customXml" ds:itemID="{BEFA3514-CE35-44DB-9F43-2C607B86815F}">
   <ds:schemaRefs>
     <ds:schemaRef ds:uri="http://schemas.openxmlformats.org/officeDocument/2006/bibliography"/>
   </ds:schemaRefs>
